--- a/templates/04-chinh-sach-quy-trinh/quy-trinh-tiep-nhan-yeu-cau-co-quan-chuc-nang.docx
+++ b/templates/04-chinh-sach-quy-trinh/quy-trinh-tiep-nhan-yeu-cau-co-quan-chuc-nang.docx
@@ -333,6 +333,7 @@
           </w:tcPr>
           <w:p>
             <w:pPr>
+              <w:keepNext/>
               <w:spacing w:after="0" w:before="0" w:line="240" w:lineRule="auto"/>
               <w:jc w:val="center"/>
             </w:pPr>
@@ -370,6 +371,7 @@
           </w:tcPr>
           <w:p>
             <w:pPr>
+              <w:keepNext/>
               <w:spacing w:after="0" w:before="0" w:line="240" w:lineRule="auto"/>
               <w:jc w:val="center"/>
             </w:pPr>
@@ -412,6 +414,7 @@
           </w:tcPr>
           <w:p>
             <w:pPr>
+              <w:keepNext/>
               <w:spacing w:after="0" w:before="0" w:line="240" w:lineRule="auto"/>
               <w:jc w:val="left"/>
             </w:pPr>
@@ -448,6 +451,7 @@
           </w:tcPr>
           <w:p>
             <w:pPr>
+              <w:keepNext/>
               <w:spacing w:after="0" w:before="0" w:line="240" w:lineRule="auto"/>
               <w:jc w:val="left"/>
             </w:pPr>
@@ -490,6 +494,7 @@
           </w:tcPr>
           <w:p>
             <w:pPr>
+              <w:keepNext/>
               <w:spacing w:after="0" w:before="0" w:line="240" w:lineRule="auto"/>
               <w:jc w:val="left"/>
             </w:pPr>
@@ -526,6 +531,7 @@
           </w:tcPr>
           <w:p>
             <w:pPr>
+              <w:keepNext/>
               <w:spacing w:after="0" w:before="0" w:line="240" w:lineRule="auto"/>
               <w:jc w:val="left"/>
             </w:pPr>
@@ -568,6 +574,7 @@
           </w:tcPr>
           <w:p>
             <w:pPr>
+              <w:keepNext w:val="false"/>
               <w:spacing w:after="0" w:before="0" w:line="240" w:lineRule="auto"/>
               <w:jc w:val="left"/>
             </w:pPr>
@@ -604,6 +611,7 @@
           </w:tcPr>
           <w:p>
             <w:pPr>
+              <w:keepNext w:val="false"/>
               <w:spacing w:after="0" w:before="0" w:line="240" w:lineRule="auto"/>
               <w:jc w:val="left"/>
             </w:pPr>
@@ -664,12 +672,12 @@
       </w:tblPr>
       <w:tblGrid>
         <w:gridCol w:w="640"/>
-        <w:gridCol w:w="1647"/>
-        <w:gridCol w:w="1143"/>
-        <w:gridCol w:w="1207"/>
-        <w:gridCol w:w="1207"/>
-        <w:gridCol w:w="1531"/>
-        <w:gridCol w:w="1650"/>
+        <w:gridCol w:w="1458"/>
+        <w:gridCol w:w="1005"/>
+        <w:gridCol w:w="1898"/>
+        <w:gridCol w:w="1128"/>
+        <w:gridCol w:w="1434"/>
+        <w:gridCol w:w="1462"/>
       </w:tblGrid>
       <w:tr>
         <w:trPr>
@@ -696,6 +704,7 @@
           </w:tcPr>
           <w:p>
             <w:pPr>
+              <w:keepNext w:val="false"/>
               <w:spacing w:after="0" w:before="0" w:line="240" w:lineRule="auto"/>
               <w:jc w:val="center"/>
             </w:pPr>
@@ -715,7 +724,7 @@
         </w:tc>
         <w:tc>
           <w:tcPr>
-            <w:tcW w:type="dxa" w:w="1647"/>
+            <w:tcW w:type="dxa" w:w="1458"/>
             <w:tcBorders>
               <w:top w:val="single" w:color="000000" w:sz="4"/>
               <w:left w:val="single" w:color="000000" w:sz="4"/>
@@ -733,6 +742,7 @@
           </w:tcPr>
           <w:p>
             <w:pPr>
+              <w:keepNext w:val="false"/>
               <w:spacing w:after="0" w:before="0" w:line="240" w:lineRule="auto"/>
               <w:jc w:val="center"/>
             </w:pPr>
@@ -752,7 +762,7 @@
         </w:tc>
         <w:tc>
           <w:tcPr>
-            <w:tcW w:type="dxa" w:w="1143"/>
+            <w:tcW w:type="dxa" w:w="1005"/>
             <w:tcBorders>
               <w:top w:val="single" w:color="000000" w:sz="4"/>
               <w:left w:val="single" w:color="000000" w:sz="4"/>
@@ -770,6 +780,7 @@
           </w:tcPr>
           <w:p>
             <w:pPr>
+              <w:keepNext w:val="false"/>
               <w:spacing w:after="0" w:before="0" w:line="240" w:lineRule="auto"/>
               <w:jc w:val="center"/>
             </w:pPr>
@@ -789,7 +800,7 @@
         </w:tc>
         <w:tc>
           <w:tcPr>
-            <w:tcW w:type="dxa" w:w="1207"/>
+            <w:tcW w:type="dxa" w:w="1898"/>
             <w:tcBorders>
               <w:top w:val="single" w:color="000000" w:sz="4"/>
               <w:left w:val="single" w:color="000000" w:sz="4"/>
@@ -807,6 +818,7 @@
           </w:tcPr>
           <w:p>
             <w:pPr>
+              <w:keepNext w:val="false"/>
               <w:spacing w:after="0" w:before="0" w:line="240" w:lineRule="auto"/>
               <w:jc w:val="center"/>
             </w:pPr>
@@ -826,7 +838,7 @@
         </w:tc>
         <w:tc>
           <w:tcPr>
-            <w:tcW w:type="dxa" w:w="1207"/>
+            <w:tcW w:type="dxa" w:w="1128"/>
             <w:tcBorders>
               <w:top w:val="single" w:color="000000" w:sz="4"/>
               <w:left w:val="single" w:color="000000" w:sz="4"/>
@@ -844,6 +856,7 @@
           </w:tcPr>
           <w:p>
             <w:pPr>
+              <w:keepNext w:val="false"/>
               <w:spacing w:after="0" w:before="0" w:line="240" w:lineRule="auto"/>
               <w:jc w:val="center"/>
             </w:pPr>
@@ -863,7 +876,7 @@
         </w:tc>
         <w:tc>
           <w:tcPr>
-            <w:tcW w:type="dxa" w:w="1531"/>
+            <w:tcW w:type="dxa" w:w="1434"/>
             <w:tcBorders>
               <w:top w:val="single" w:color="000000" w:sz="4"/>
               <w:left w:val="single" w:color="000000" w:sz="4"/>
@@ -881,6 +894,7 @@
           </w:tcPr>
           <w:p>
             <w:pPr>
+              <w:keepNext w:val="false"/>
               <w:spacing w:after="0" w:before="0" w:line="240" w:lineRule="auto"/>
               <w:jc w:val="center"/>
             </w:pPr>
@@ -900,7 +914,7 @@
         </w:tc>
         <w:tc>
           <w:tcPr>
-            <w:tcW w:type="dxa" w:w="1650"/>
+            <w:tcW w:type="dxa" w:w="1462"/>
             <w:tcBorders>
               <w:top w:val="single" w:color="000000" w:sz="4"/>
               <w:left w:val="single" w:color="000000" w:sz="4"/>
@@ -918,6 +932,7 @@
           </w:tcPr>
           <w:p>
             <w:pPr>
+              <w:keepNext w:val="false"/>
               <w:spacing w:after="0" w:before="0" w:line="240" w:lineRule="auto"/>
               <w:jc w:val="center"/>
             </w:pPr>
@@ -960,6 +975,7 @@
           </w:tcPr>
           <w:p>
             <w:pPr>
+              <w:keepNext w:val="false"/>
               <w:spacing w:after="0" w:before="0" w:line="240" w:lineRule="auto"/>
               <w:jc w:val="left"/>
             </w:pPr>
@@ -979,23 +995,24 @@
         </w:tc>
         <w:tc>
           <w:tcPr>
-            <w:tcW w:type="dxa" w:w="1647"/>
-            <w:tcBorders>
-              <w:top w:val="single" w:color="000000" w:sz="4"/>
-              <w:left w:val="single" w:color="000000" w:sz="4"/>
-              <w:bottom w:val="single" w:color="000000" w:sz="4"/>
-              <w:right w:val="single" w:color="000000" w:sz="4"/>
-            </w:tcBorders>
-            <w:tcMar>
-              <w:top w:type="dxa" w:w="30"/>
-              <w:left w:type="dxa" w:w="70"/>
-              <w:bottom w:type="dxa" w:w="30"/>
-              <w:right w:type="dxa" w:w="70"/>
-            </w:tcMar>
-            <w:vAlign w:val="center"/>
-          </w:tcPr>
-          <w:p>
-            <w:pPr>
+            <w:tcW w:type="dxa" w:w="1458"/>
+            <w:tcBorders>
+              <w:top w:val="single" w:color="000000" w:sz="4"/>
+              <w:left w:val="single" w:color="000000" w:sz="4"/>
+              <w:bottom w:val="single" w:color="000000" w:sz="4"/>
+              <w:right w:val="single" w:color="000000" w:sz="4"/>
+            </w:tcBorders>
+            <w:tcMar>
+              <w:top w:type="dxa" w:w="30"/>
+              <w:left w:type="dxa" w:w="70"/>
+              <w:bottom w:type="dxa" w:w="30"/>
+              <w:right w:type="dxa" w:w="70"/>
+            </w:tcMar>
+            <w:vAlign w:val="center"/>
+          </w:tcPr>
+          <w:p>
+            <w:pPr>
+              <w:keepNext w:val="false"/>
               <w:spacing w:after="0" w:before="0" w:line="240" w:lineRule="auto"/>
               <w:jc w:val="left"/>
             </w:pPr>
@@ -1015,23 +1032,24 @@
         </w:tc>
         <w:tc>
           <w:tcPr>
-            <w:tcW w:type="dxa" w:w="1143"/>
-            <w:tcBorders>
-              <w:top w:val="single" w:color="000000" w:sz="4"/>
-              <w:left w:val="single" w:color="000000" w:sz="4"/>
-              <w:bottom w:val="single" w:color="000000" w:sz="4"/>
-              <w:right w:val="single" w:color="000000" w:sz="4"/>
-            </w:tcBorders>
-            <w:tcMar>
-              <w:top w:type="dxa" w:w="30"/>
-              <w:left w:type="dxa" w:w="70"/>
-              <w:bottom w:type="dxa" w:w="30"/>
-              <w:right w:type="dxa" w:w="70"/>
-            </w:tcMar>
-            <w:vAlign w:val="center"/>
-          </w:tcPr>
-          <w:p>
-            <w:pPr>
+            <w:tcW w:type="dxa" w:w="1005"/>
+            <w:tcBorders>
+              <w:top w:val="single" w:color="000000" w:sz="4"/>
+              <w:left w:val="single" w:color="000000" w:sz="4"/>
+              <w:bottom w:val="single" w:color="000000" w:sz="4"/>
+              <w:right w:val="single" w:color="000000" w:sz="4"/>
+            </w:tcBorders>
+            <w:tcMar>
+              <w:top w:type="dxa" w:w="30"/>
+              <w:left w:type="dxa" w:w="70"/>
+              <w:bottom w:type="dxa" w:w="30"/>
+              <w:right w:type="dxa" w:w="70"/>
+            </w:tcMar>
+            <w:vAlign w:val="center"/>
+          </w:tcPr>
+          <w:p>
+            <w:pPr>
+              <w:keepNext w:val="false"/>
               <w:spacing w:after="0" w:before="0" w:line="240" w:lineRule="auto"/>
               <w:jc w:val="left"/>
             </w:pPr>
@@ -1051,23 +1069,24 @@
         </w:tc>
         <w:tc>
           <w:tcPr>
-            <w:tcW w:type="dxa" w:w="1207"/>
-            <w:tcBorders>
-              <w:top w:val="single" w:color="000000" w:sz="4"/>
-              <w:left w:val="single" w:color="000000" w:sz="4"/>
-              <w:bottom w:val="single" w:color="000000" w:sz="4"/>
-              <w:right w:val="single" w:color="000000" w:sz="4"/>
-            </w:tcBorders>
-            <w:tcMar>
-              <w:top w:type="dxa" w:w="30"/>
-              <w:left w:type="dxa" w:w="70"/>
-              <w:bottom w:type="dxa" w:w="30"/>
-              <w:right w:type="dxa" w:w="70"/>
-            </w:tcMar>
-            <w:vAlign w:val="center"/>
-          </w:tcPr>
-          <w:p>
-            <w:pPr>
+            <w:tcW w:type="dxa" w:w="1898"/>
+            <w:tcBorders>
+              <w:top w:val="single" w:color="000000" w:sz="4"/>
+              <w:left w:val="single" w:color="000000" w:sz="4"/>
+              <w:bottom w:val="single" w:color="000000" w:sz="4"/>
+              <w:right w:val="single" w:color="000000" w:sz="4"/>
+            </w:tcBorders>
+            <w:tcMar>
+              <w:top w:type="dxa" w:w="30"/>
+              <w:left w:type="dxa" w:w="70"/>
+              <w:bottom w:type="dxa" w:w="30"/>
+              <w:right w:type="dxa" w:w="70"/>
+            </w:tcMar>
+            <w:vAlign w:val="center"/>
+          </w:tcPr>
+          <w:p>
+            <w:pPr>
+              <w:keepNext w:val="false"/>
               <w:spacing w:after="0" w:before="0" w:line="240" w:lineRule="auto"/>
               <w:jc w:val="left"/>
             </w:pPr>
@@ -1111,23 +1130,24 @@
         </w:tc>
         <w:tc>
           <w:tcPr>
-            <w:tcW w:type="dxa" w:w="1207"/>
-            <w:tcBorders>
-              <w:top w:val="single" w:color="000000" w:sz="4"/>
-              <w:left w:val="single" w:color="000000" w:sz="4"/>
-              <w:bottom w:val="single" w:color="000000" w:sz="4"/>
-              <w:right w:val="single" w:color="000000" w:sz="4"/>
-            </w:tcBorders>
-            <w:tcMar>
-              <w:top w:type="dxa" w:w="30"/>
-              <w:left w:type="dxa" w:w="70"/>
-              <w:bottom w:type="dxa" w:w="30"/>
-              <w:right w:type="dxa" w:w="70"/>
-            </w:tcMar>
-            <w:vAlign w:val="center"/>
-          </w:tcPr>
-          <w:p>
-            <w:pPr>
+            <w:tcW w:type="dxa" w:w="1128"/>
+            <w:tcBorders>
+              <w:top w:val="single" w:color="000000" w:sz="4"/>
+              <w:left w:val="single" w:color="000000" w:sz="4"/>
+              <w:bottom w:val="single" w:color="000000" w:sz="4"/>
+              <w:right w:val="single" w:color="000000" w:sz="4"/>
+            </w:tcBorders>
+            <w:tcMar>
+              <w:top w:type="dxa" w:w="30"/>
+              <w:left w:type="dxa" w:w="70"/>
+              <w:bottom w:type="dxa" w:w="30"/>
+              <w:right w:type="dxa" w:w="70"/>
+            </w:tcMar>
+            <w:vAlign w:val="center"/>
+          </w:tcPr>
+          <w:p>
+            <w:pPr>
+              <w:keepNext w:val="false"/>
               <w:spacing w:after="0" w:before="0" w:line="240" w:lineRule="auto"/>
               <w:jc w:val="left"/>
             </w:pPr>
@@ -1171,23 +1191,24 @@
         </w:tc>
         <w:tc>
           <w:tcPr>
-            <w:tcW w:type="dxa" w:w="1531"/>
-            <w:tcBorders>
-              <w:top w:val="single" w:color="000000" w:sz="4"/>
-              <w:left w:val="single" w:color="000000" w:sz="4"/>
-              <w:bottom w:val="single" w:color="000000" w:sz="4"/>
-              <w:right w:val="single" w:color="000000" w:sz="4"/>
-            </w:tcBorders>
-            <w:tcMar>
-              <w:top w:type="dxa" w:w="30"/>
-              <w:left w:type="dxa" w:w="70"/>
-              <w:bottom w:type="dxa" w:w="30"/>
-              <w:right w:type="dxa" w:w="70"/>
-            </w:tcMar>
-            <w:vAlign w:val="center"/>
-          </w:tcPr>
-          <w:p>
-            <w:pPr>
+            <w:tcW w:type="dxa" w:w="1434"/>
+            <w:tcBorders>
+              <w:top w:val="single" w:color="000000" w:sz="4"/>
+              <w:left w:val="single" w:color="000000" w:sz="4"/>
+              <w:bottom w:val="single" w:color="000000" w:sz="4"/>
+              <w:right w:val="single" w:color="000000" w:sz="4"/>
+            </w:tcBorders>
+            <w:tcMar>
+              <w:top w:type="dxa" w:w="30"/>
+              <w:left w:type="dxa" w:w="70"/>
+              <w:bottom w:type="dxa" w:w="30"/>
+              <w:right w:type="dxa" w:w="70"/>
+            </w:tcMar>
+            <w:vAlign w:val="center"/>
+          </w:tcPr>
+          <w:p>
+            <w:pPr>
+              <w:keepNext w:val="false"/>
               <w:spacing w:after="0" w:before="0" w:line="240" w:lineRule="auto"/>
               <w:jc w:val="left"/>
             </w:pPr>
@@ -1207,23 +1228,24 @@
         </w:tc>
         <w:tc>
           <w:tcPr>
-            <w:tcW w:type="dxa" w:w="1650"/>
-            <w:tcBorders>
-              <w:top w:val="single" w:color="000000" w:sz="4"/>
-              <w:left w:val="single" w:color="000000" w:sz="4"/>
-              <w:bottom w:val="single" w:color="000000" w:sz="4"/>
-              <w:right w:val="single" w:color="000000" w:sz="4"/>
-            </w:tcBorders>
-            <w:tcMar>
-              <w:top w:type="dxa" w:w="30"/>
-              <w:left w:type="dxa" w:w="70"/>
-              <w:bottom w:type="dxa" w:w="30"/>
-              <w:right w:type="dxa" w:w="70"/>
-            </w:tcMar>
-            <w:vAlign w:val="center"/>
-          </w:tcPr>
-          <w:p>
-            <w:pPr>
+            <w:tcW w:type="dxa" w:w="1462"/>
+            <w:tcBorders>
+              <w:top w:val="single" w:color="000000" w:sz="4"/>
+              <w:left w:val="single" w:color="000000" w:sz="4"/>
+              <w:bottom w:val="single" w:color="000000" w:sz="4"/>
+              <w:right w:val="single" w:color="000000" w:sz="4"/>
+            </w:tcBorders>
+            <w:tcMar>
+              <w:top w:type="dxa" w:w="30"/>
+              <w:left w:type="dxa" w:w="70"/>
+              <w:bottom w:type="dxa" w:w="30"/>
+              <w:right w:type="dxa" w:w="70"/>
+            </w:tcMar>
+            <w:vAlign w:val="center"/>
+          </w:tcPr>
+          <w:p>
+            <w:pPr>
+              <w:keepNext w:val="false"/>
               <w:spacing w:after="0" w:before="0" w:line="240" w:lineRule="auto"/>
               <w:jc w:val="left"/>
             </w:pPr>
@@ -1266,6 +1288,7 @@
           </w:tcPr>
           <w:p>
             <w:pPr>
+              <w:keepNext w:val="false"/>
               <w:spacing w:after="0" w:before="0" w:line="240" w:lineRule="auto"/>
               <w:jc w:val="left"/>
             </w:pPr>
@@ -1285,23 +1308,24 @@
         </w:tc>
         <w:tc>
           <w:tcPr>
-            <w:tcW w:type="dxa" w:w="1647"/>
-            <w:tcBorders>
-              <w:top w:val="single" w:color="000000" w:sz="4"/>
-              <w:left w:val="single" w:color="000000" w:sz="4"/>
-              <w:bottom w:val="single" w:color="000000" w:sz="4"/>
-              <w:right w:val="single" w:color="000000" w:sz="4"/>
-            </w:tcBorders>
-            <w:tcMar>
-              <w:top w:type="dxa" w:w="30"/>
-              <w:left w:type="dxa" w:w="70"/>
-              <w:bottom w:type="dxa" w:w="30"/>
-              <w:right w:type="dxa" w:w="70"/>
-            </w:tcMar>
-            <w:vAlign w:val="center"/>
-          </w:tcPr>
-          <w:p>
-            <w:pPr>
+            <w:tcW w:type="dxa" w:w="1458"/>
+            <w:tcBorders>
+              <w:top w:val="single" w:color="000000" w:sz="4"/>
+              <w:left w:val="single" w:color="000000" w:sz="4"/>
+              <w:bottom w:val="single" w:color="000000" w:sz="4"/>
+              <w:right w:val="single" w:color="000000" w:sz="4"/>
+            </w:tcBorders>
+            <w:tcMar>
+              <w:top w:type="dxa" w:w="30"/>
+              <w:left w:type="dxa" w:w="70"/>
+              <w:bottom w:type="dxa" w:w="30"/>
+              <w:right w:type="dxa" w:w="70"/>
+            </w:tcMar>
+            <w:vAlign w:val="center"/>
+          </w:tcPr>
+          <w:p>
+            <w:pPr>
+              <w:keepNext w:val="false"/>
               <w:spacing w:after="0" w:before="0" w:line="240" w:lineRule="auto"/>
               <w:jc w:val="left"/>
             </w:pPr>
@@ -1345,23 +1369,24 @@
         </w:tc>
         <w:tc>
           <w:tcPr>
-            <w:tcW w:type="dxa" w:w="1143"/>
-            <w:tcBorders>
-              <w:top w:val="single" w:color="000000" w:sz="4"/>
-              <w:left w:val="single" w:color="000000" w:sz="4"/>
-              <w:bottom w:val="single" w:color="000000" w:sz="4"/>
-              <w:right w:val="single" w:color="000000" w:sz="4"/>
-            </w:tcBorders>
-            <w:tcMar>
-              <w:top w:type="dxa" w:w="30"/>
-              <w:left w:type="dxa" w:w="70"/>
-              <w:bottom w:type="dxa" w:w="30"/>
-              <w:right w:type="dxa" w:w="70"/>
-            </w:tcMar>
-            <w:vAlign w:val="center"/>
-          </w:tcPr>
-          <w:p>
-            <w:pPr>
+            <w:tcW w:type="dxa" w:w="1005"/>
+            <w:tcBorders>
+              <w:top w:val="single" w:color="000000" w:sz="4"/>
+              <w:left w:val="single" w:color="000000" w:sz="4"/>
+              <w:bottom w:val="single" w:color="000000" w:sz="4"/>
+              <w:right w:val="single" w:color="000000" w:sz="4"/>
+            </w:tcBorders>
+            <w:tcMar>
+              <w:top w:type="dxa" w:w="30"/>
+              <w:left w:type="dxa" w:w="70"/>
+              <w:bottom w:type="dxa" w:w="30"/>
+              <w:right w:type="dxa" w:w="70"/>
+            </w:tcMar>
+            <w:vAlign w:val="center"/>
+          </w:tcPr>
+          <w:p>
+            <w:pPr>
+              <w:keepNext w:val="false"/>
               <w:spacing w:after="0" w:before="0" w:line="240" w:lineRule="auto"/>
               <w:jc w:val="left"/>
             </w:pPr>
@@ -1381,23 +1406,24 @@
         </w:tc>
         <w:tc>
           <w:tcPr>
-            <w:tcW w:type="dxa" w:w="1207"/>
-            <w:tcBorders>
-              <w:top w:val="single" w:color="000000" w:sz="4"/>
-              <w:left w:val="single" w:color="000000" w:sz="4"/>
-              <w:bottom w:val="single" w:color="000000" w:sz="4"/>
-              <w:right w:val="single" w:color="000000" w:sz="4"/>
-            </w:tcBorders>
-            <w:tcMar>
-              <w:top w:type="dxa" w:w="30"/>
-              <w:left w:type="dxa" w:w="70"/>
-              <w:bottom w:type="dxa" w:w="30"/>
-              <w:right w:type="dxa" w:w="70"/>
-            </w:tcMar>
-            <w:vAlign w:val="center"/>
-          </w:tcPr>
-          <w:p>
-            <w:pPr>
+            <w:tcW w:type="dxa" w:w="1898"/>
+            <w:tcBorders>
+              <w:top w:val="single" w:color="000000" w:sz="4"/>
+              <w:left w:val="single" w:color="000000" w:sz="4"/>
+              <w:bottom w:val="single" w:color="000000" w:sz="4"/>
+              <w:right w:val="single" w:color="000000" w:sz="4"/>
+            </w:tcBorders>
+            <w:tcMar>
+              <w:top w:type="dxa" w:w="30"/>
+              <w:left w:type="dxa" w:w="70"/>
+              <w:bottom w:type="dxa" w:w="30"/>
+              <w:right w:type="dxa" w:w="70"/>
+            </w:tcMar>
+            <w:vAlign w:val="center"/>
+          </w:tcPr>
+          <w:p>
+            <w:pPr>
+              <w:keepNext w:val="false"/>
               <w:spacing w:after="0" w:before="0" w:line="240" w:lineRule="auto"/>
               <w:jc w:val="left"/>
             </w:pPr>
@@ -1441,23 +1467,24 @@
         </w:tc>
         <w:tc>
           <w:tcPr>
-            <w:tcW w:type="dxa" w:w="1207"/>
-            <w:tcBorders>
-              <w:top w:val="single" w:color="000000" w:sz="4"/>
-              <w:left w:val="single" w:color="000000" w:sz="4"/>
-              <w:bottom w:val="single" w:color="000000" w:sz="4"/>
-              <w:right w:val="single" w:color="000000" w:sz="4"/>
-            </w:tcBorders>
-            <w:tcMar>
-              <w:top w:type="dxa" w:w="30"/>
-              <w:left w:type="dxa" w:w="70"/>
-              <w:bottom w:type="dxa" w:w="30"/>
-              <w:right w:type="dxa" w:w="70"/>
-            </w:tcMar>
-            <w:vAlign w:val="center"/>
-          </w:tcPr>
-          <w:p>
-            <w:pPr>
+            <w:tcW w:type="dxa" w:w="1128"/>
+            <w:tcBorders>
+              <w:top w:val="single" w:color="000000" w:sz="4"/>
+              <w:left w:val="single" w:color="000000" w:sz="4"/>
+              <w:bottom w:val="single" w:color="000000" w:sz="4"/>
+              <w:right w:val="single" w:color="000000" w:sz="4"/>
+            </w:tcBorders>
+            <w:tcMar>
+              <w:top w:type="dxa" w:w="30"/>
+              <w:left w:type="dxa" w:w="70"/>
+              <w:bottom w:type="dxa" w:w="30"/>
+              <w:right w:type="dxa" w:w="70"/>
+            </w:tcMar>
+            <w:vAlign w:val="center"/>
+          </w:tcPr>
+          <w:p>
+            <w:pPr>
+              <w:keepNext w:val="false"/>
               <w:spacing w:after="0" w:before="0" w:line="240" w:lineRule="auto"/>
               <w:jc w:val="left"/>
             </w:pPr>
@@ -1477,23 +1504,24 @@
         </w:tc>
         <w:tc>
           <w:tcPr>
-            <w:tcW w:type="dxa" w:w="1531"/>
-            <w:tcBorders>
-              <w:top w:val="single" w:color="000000" w:sz="4"/>
-              <w:left w:val="single" w:color="000000" w:sz="4"/>
-              <w:bottom w:val="single" w:color="000000" w:sz="4"/>
-              <w:right w:val="single" w:color="000000" w:sz="4"/>
-            </w:tcBorders>
-            <w:tcMar>
-              <w:top w:type="dxa" w:w="30"/>
-              <w:left w:type="dxa" w:w="70"/>
-              <w:bottom w:type="dxa" w:w="30"/>
-              <w:right w:type="dxa" w:w="70"/>
-            </w:tcMar>
-            <w:vAlign w:val="center"/>
-          </w:tcPr>
-          <w:p>
-            <w:pPr>
+            <w:tcW w:type="dxa" w:w="1434"/>
+            <w:tcBorders>
+              <w:top w:val="single" w:color="000000" w:sz="4"/>
+              <w:left w:val="single" w:color="000000" w:sz="4"/>
+              <w:bottom w:val="single" w:color="000000" w:sz="4"/>
+              <w:right w:val="single" w:color="000000" w:sz="4"/>
+            </w:tcBorders>
+            <w:tcMar>
+              <w:top w:type="dxa" w:w="30"/>
+              <w:left w:type="dxa" w:w="70"/>
+              <w:bottom w:type="dxa" w:w="30"/>
+              <w:right w:type="dxa" w:w="70"/>
+            </w:tcMar>
+            <w:vAlign w:val="center"/>
+          </w:tcPr>
+          <w:p>
+            <w:pPr>
+              <w:keepNext w:val="false"/>
               <w:spacing w:after="0" w:before="0" w:line="240" w:lineRule="auto"/>
               <w:jc w:val="left"/>
             </w:pPr>
@@ -1513,23 +1541,24 @@
         </w:tc>
         <w:tc>
           <w:tcPr>
-            <w:tcW w:type="dxa" w:w="1650"/>
-            <w:tcBorders>
-              <w:top w:val="single" w:color="000000" w:sz="4"/>
-              <w:left w:val="single" w:color="000000" w:sz="4"/>
-              <w:bottom w:val="single" w:color="000000" w:sz="4"/>
-              <w:right w:val="single" w:color="000000" w:sz="4"/>
-            </w:tcBorders>
-            <w:tcMar>
-              <w:top w:type="dxa" w:w="30"/>
-              <w:left w:type="dxa" w:w="70"/>
-              <w:bottom w:type="dxa" w:w="30"/>
-              <w:right w:type="dxa" w:w="70"/>
-            </w:tcMar>
-            <w:vAlign w:val="center"/>
-          </w:tcPr>
-          <w:p>
-            <w:pPr>
+            <w:tcW w:type="dxa" w:w="1462"/>
+            <w:tcBorders>
+              <w:top w:val="single" w:color="000000" w:sz="4"/>
+              <w:left w:val="single" w:color="000000" w:sz="4"/>
+              <w:bottom w:val="single" w:color="000000" w:sz="4"/>
+              <w:right w:val="single" w:color="000000" w:sz="4"/>
+            </w:tcBorders>
+            <w:tcMar>
+              <w:top w:type="dxa" w:w="30"/>
+              <w:left w:type="dxa" w:w="70"/>
+              <w:bottom w:type="dxa" w:w="30"/>
+              <w:right w:type="dxa" w:w="70"/>
+            </w:tcMar>
+            <w:vAlign w:val="center"/>
+          </w:tcPr>
+          <w:p>
+            <w:pPr>
+              <w:keepNext w:val="false"/>
               <w:spacing w:after="0" w:before="0" w:line="240" w:lineRule="auto"/>
               <w:jc w:val="left"/>
             </w:pPr>
@@ -1572,6 +1601,7 @@
           </w:tcPr>
           <w:p>
             <w:pPr>
+              <w:keepNext w:val="false"/>
               <w:spacing w:after="0" w:before="0" w:line="240" w:lineRule="auto"/>
               <w:jc w:val="left"/>
             </w:pPr>
@@ -1591,23 +1621,24 @@
         </w:tc>
         <w:tc>
           <w:tcPr>
-            <w:tcW w:type="dxa" w:w="1647"/>
-            <w:tcBorders>
-              <w:top w:val="single" w:color="000000" w:sz="4"/>
-              <w:left w:val="single" w:color="000000" w:sz="4"/>
-              <w:bottom w:val="single" w:color="000000" w:sz="4"/>
-              <w:right w:val="single" w:color="000000" w:sz="4"/>
-            </w:tcBorders>
-            <w:tcMar>
-              <w:top w:type="dxa" w:w="30"/>
-              <w:left w:type="dxa" w:w="70"/>
-              <w:bottom w:type="dxa" w:w="30"/>
-              <w:right w:type="dxa" w:w="70"/>
-            </w:tcMar>
-            <w:vAlign w:val="center"/>
-          </w:tcPr>
-          <w:p>
-            <w:pPr>
+            <w:tcW w:type="dxa" w:w="1458"/>
+            <w:tcBorders>
+              <w:top w:val="single" w:color="000000" w:sz="4"/>
+              <w:left w:val="single" w:color="000000" w:sz="4"/>
+              <w:bottom w:val="single" w:color="000000" w:sz="4"/>
+              <w:right w:val="single" w:color="000000" w:sz="4"/>
+            </w:tcBorders>
+            <w:tcMar>
+              <w:top w:type="dxa" w:w="30"/>
+              <w:left w:type="dxa" w:w="70"/>
+              <w:bottom w:type="dxa" w:w="30"/>
+              <w:right w:type="dxa" w:w="70"/>
+            </w:tcMar>
+            <w:vAlign w:val="center"/>
+          </w:tcPr>
+          <w:p>
+            <w:pPr>
+              <w:keepNext w:val="false"/>
               <w:spacing w:after="0" w:before="0" w:line="240" w:lineRule="auto"/>
               <w:jc w:val="left"/>
             </w:pPr>
@@ -1627,23 +1658,24 @@
         </w:tc>
         <w:tc>
           <w:tcPr>
-            <w:tcW w:type="dxa" w:w="1143"/>
-            <w:tcBorders>
-              <w:top w:val="single" w:color="000000" w:sz="4"/>
-              <w:left w:val="single" w:color="000000" w:sz="4"/>
-              <w:bottom w:val="single" w:color="000000" w:sz="4"/>
-              <w:right w:val="single" w:color="000000" w:sz="4"/>
-            </w:tcBorders>
-            <w:tcMar>
-              <w:top w:type="dxa" w:w="30"/>
-              <w:left w:type="dxa" w:w="70"/>
-              <w:bottom w:type="dxa" w:w="30"/>
-              <w:right w:type="dxa" w:w="70"/>
-            </w:tcMar>
-            <w:vAlign w:val="center"/>
-          </w:tcPr>
-          <w:p>
-            <w:pPr>
+            <w:tcW w:type="dxa" w:w="1005"/>
+            <w:tcBorders>
+              <w:top w:val="single" w:color="000000" w:sz="4"/>
+              <w:left w:val="single" w:color="000000" w:sz="4"/>
+              <w:bottom w:val="single" w:color="000000" w:sz="4"/>
+              <w:right w:val="single" w:color="000000" w:sz="4"/>
+            </w:tcBorders>
+            <w:tcMar>
+              <w:top w:type="dxa" w:w="30"/>
+              <w:left w:type="dxa" w:w="70"/>
+              <w:bottom w:type="dxa" w:w="30"/>
+              <w:right w:type="dxa" w:w="70"/>
+            </w:tcMar>
+            <w:vAlign w:val="center"/>
+          </w:tcPr>
+          <w:p>
+            <w:pPr>
+              <w:keepNext w:val="false"/>
               <w:spacing w:after="0" w:before="0" w:line="240" w:lineRule="auto"/>
               <w:jc w:val="left"/>
             </w:pPr>
@@ -1663,23 +1695,24 @@
         </w:tc>
         <w:tc>
           <w:tcPr>
-            <w:tcW w:type="dxa" w:w="1207"/>
-            <w:tcBorders>
-              <w:top w:val="single" w:color="000000" w:sz="4"/>
-              <w:left w:val="single" w:color="000000" w:sz="4"/>
-              <w:bottom w:val="single" w:color="000000" w:sz="4"/>
-              <w:right w:val="single" w:color="000000" w:sz="4"/>
-            </w:tcBorders>
-            <w:tcMar>
-              <w:top w:type="dxa" w:w="30"/>
-              <w:left w:type="dxa" w:w="70"/>
-              <w:bottom w:type="dxa" w:w="30"/>
-              <w:right w:type="dxa" w:w="70"/>
-            </w:tcMar>
-            <w:vAlign w:val="center"/>
-          </w:tcPr>
-          <w:p>
-            <w:pPr>
+            <w:tcW w:type="dxa" w:w="1898"/>
+            <w:tcBorders>
+              <w:top w:val="single" w:color="000000" w:sz="4"/>
+              <w:left w:val="single" w:color="000000" w:sz="4"/>
+              <w:bottom w:val="single" w:color="000000" w:sz="4"/>
+              <w:right w:val="single" w:color="000000" w:sz="4"/>
+            </w:tcBorders>
+            <w:tcMar>
+              <w:top w:type="dxa" w:w="30"/>
+              <w:left w:type="dxa" w:w="70"/>
+              <w:bottom w:type="dxa" w:w="30"/>
+              <w:right w:type="dxa" w:w="70"/>
+            </w:tcMar>
+            <w:vAlign w:val="center"/>
+          </w:tcPr>
+          <w:p>
+            <w:pPr>
+              <w:keepNext w:val="false"/>
               <w:spacing w:after="0" w:before="0" w:line="240" w:lineRule="auto"/>
               <w:jc w:val="left"/>
             </w:pPr>
@@ -1699,23 +1732,24 @@
         </w:tc>
         <w:tc>
           <w:tcPr>
-            <w:tcW w:type="dxa" w:w="1207"/>
-            <w:tcBorders>
-              <w:top w:val="single" w:color="000000" w:sz="4"/>
-              <w:left w:val="single" w:color="000000" w:sz="4"/>
-              <w:bottom w:val="single" w:color="000000" w:sz="4"/>
-              <w:right w:val="single" w:color="000000" w:sz="4"/>
-            </w:tcBorders>
-            <w:tcMar>
-              <w:top w:type="dxa" w:w="30"/>
-              <w:left w:type="dxa" w:w="70"/>
-              <w:bottom w:type="dxa" w:w="30"/>
-              <w:right w:type="dxa" w:w="70"/>
-            </w:tcMar>
-            <w:vAlign w:val="center"/>
-          </w:tcPr>
-          <w:p>
-            <w:pPr>
+            <w:tcW w:type="dxa" w:w="1128"/>
+            <w:tcBorders>
+              <w:top w:val="single" w:color="000000" w:sz="4"/>
+              <w:left w:val="single" w:color="000000" w:sz="4"/>
+              <w:bottom w:val="single" w:color="000000" w:sz="4"/>
+              <w:right w:val="single" w:color="000000" w:sz="4"/>
+            </w:tcBorders>
+            <w:tcMar>
+              <w:top w:type="dxa" w:w="30"/>
+              <w:left w:type="dxa" w:w="70"/>
+              <w:bottom w:type="dxa" w:w="30"/>
+              <w:right w:type="dxa" w:w="70"/>
+            </w:tcMar>
+            <w:vAlign w:val="center"/>
+          </w:tcPr>
+          <w:p>
+            <w:pPr>
+              <w:keepNext w:val="false"/>
               <w:spacing w:after="0" w:before="0" w:line="240" w:lineRule="auto"/>
               <w:jc w:val="left"/>
             </w:pPr>
@@ -1735,23 +1769,24 @@
         </w:tc>
         <w:tc>
           <w:tcPr>
-            <w:tcW w:type="dxa" w:w="1531"/>
-            <w:tcBorders>
-              <w:top w:val="single" w:color="000000" w:sz="4"/>
-              <w:left w:val="single" w:color="000000" w:sz="4"/>
-              <w:bottom w:val="single" w:color="000000" w:sz="4"/>
-              <w:right w:val="single" w:color="000000" w:sz="4"/>
-            </w:tcBorders>
-            <w:tcMar>
-              <w:top w:type="dxa" w:w="30"/>
-              <w:left w:type="dxa" w:w="70"/>
-              <w:bottom w:type="dxa" w:w="30"/>
-              <w:right w:type="dxa" w:w="70"/>
-            </w:tcMar>
-            <w:vAlign w:val="center"/>
-          </w:tcPr>
-          <w:p>
-            <w:pPr>
+            <w:tcW w:type="dxa" w:w="1434"/>
+            <w:tcBorders>
+              <w:top w:val="single" w:color="000000" w:sz="4"/>
+              <w:left w:val="single" w:color="000000" w:sz="4"/>
+              <w:bottom w:val="single" w:color="000000" w:sz="4"/>
+              <w:right w:val="single" w:color="000000" w:sz="4"/>
+            </w:tcBorders>
+            <w:tcMar>
+              <w:top w:type="dxa" w:w="30"/>
+              <w:left w:type="dxa" w:w="70"/>
+              <w:bottom w:type="dxa" w:w="30"/>
+              <w:right w:type="dxa" w:w="70"/>
+            </w:tcMar>
+            <w:vAlign w:val="center"/>
+          </w:tcPr>
+          <w:p>
+            <w:pPr>
+              <w:keepNext w:val="false"/>
               <w:spacing w:after="0" w:before="0" w:line="240" w:lineRule="auto"/>
               <w:jc w:val="left"/>
             </w:pPr>
@@ -1771,23 +1806,24 @@
         </w:tc>
         <w:tc>
           <w:tcPr>
-            <w:tcW w:type="dxa" w:w="1650"/>
-            <w:tcBorders>
-              <w:top w:val="single" w:color="000000" w:sz="4"/>
-              <w:left w:val="single" w:color="000000" w:sz="4"/>
-              <w:bottom w:val="single" w:color="000000" w:sz="4"/>
-              <w:right w:val="single" w:color="000000" w:sz="4"/>
-            </w:tcBorders>
-            <w:tcMar>
-              <w:top w:type="dxa" w:w="30"/>
-              <w:left w:type="dxa" w:w="70"/>
-              <w:bottom w:type="dxa" w:w="30"/>
-              <w:right w:type="dxa" w:w="70"/>
-            </w:tcMar>
-            <w:vAlign w:val="center"/>
-          </w:tcPr>
-          <w:p>
-            <w:pPr>
+            <w:tcW w:type="dxa" w:w="1462"/>
+            <w:tcBorders>
+              <w:top w:val="single" w:color="000000" w:sz="4"/>
+              <w:left w:val="single" w:color="000000" w:sz="4"/>
+              <w:bottom w:val="single" w:color="000000" w:sz="4"/>
+              <w:right w:val="single" w:color="000000" w:sz="4"/>
+            </w:tcBorders>
+            <w:tcMar>
+              <w:top w:type="dxa" w:w="30"/>
+              <w:left w:type="dxa" w:w="70"/>
+              <w:bottom w:type="dxa" w:w="30"/>
+              <w:right w:type="dxa" w:w="70"/>
+            </w:tcMar>
+            <w:vAlign w:val="center"/>
+          </w:tcPr>
+          <w:p>
+            <w:pPr>
+              <w:keepNext w:val="false"/>
               <w:spacing w:after="0" w:before="0" w:line="240" w:lineRule="auto"/>
               <w:jc w:val="left"/>
             </w:pPr>
@@ -1818,6 +1854,7 @@
           </w:tcPr>
           <w:p>
             <w:pPr>
+              <w:keepNext w:val="false"/>
               <w:spacing w:after="0" w:before="0" w:line="240" w:lineRule="auto"/>
               <w:jc w:val="left"/>
             </w:pPr>
@@ -1837,23 +1874,24 @@
         </w:tc>
         <w:tc>
           <w:tcPr>
-            <w:tcW w:type="dxa" w:w="1647"/>
-            <w:tcBorders>
-              <w:top w:val="single" w:color="000000" w:sz="4"/>
-              <w:left w:val="single" w:color="000000" w:sz="4"/>
-              <w:bottom w:val="single" w:color="000000" w:sz="4"/>
-              <w:right w:val="single" w:color="000000" w:sz="4"/>
-            </w:tcBorders>
-            <w:tcMar>
-              <w:top w:type="dxa" w:w="30"/>
-              <w:left w:type="dxa" w:w="70"/>
-              <w:bottom w:type="dxa" w:w="30"/>
-              <w:right w:type="dxa" w:w="70"/>
-            </w:tcMar>
-            <w:vAlign w:val="center"/>
-          </w:tcPr>
-          <w:p>
-            <w:pPr>
+            <w:tcW w:type="dxa" w:w="1458"/>
+            <w:tcBorders>
+              <w:top w:val="single" w:color="000000" w:sz="4"/>
+              <w:left w:val="single" w:color="000000" w:sz="4"/>
+              <w:bottom w:val="single" w:color="000000" w:sz="4"/>
+              <w:right w:val="single" w:color="000000" w:sz="4"/>
+            </w:tcBorders>
+            <w:tcMar>
+              <w:top w:type="dxa" w:w="30"/>
+              <w:left w:type="dxa" w:w="70"/>
+              <w:bottom w:type="dxa" w:w="30"/>
+              <w:right w:type="dxa" w:w="70"/>
+            </w:tcMar>
+            <w:vAlign w:val="center"/>
+          </w:tcPr>
+          <w:p>
+            <w:pPr>
+              <w:keepNext w:val="false"/>
               <w:spacing w:after="0" w:before="0" w:line="240" w:lineRule="auto"/>
               <w:jc w:val="left"/>
             </w:pPr>
@@ -1873,23 +1911,24 @@
         </w:tc>
         <w:tc>
           <w:tcPr>
-            <w:tcW w:type="dxa" w:w="1143"/>
-            <w:tcBorders>
-              <w:top w:val="single" w:color="000000" w:sz="4"/>
-              <w:left w:val="single" w:color="000000" w:sz="4"/>
-              <w:bottom w:val="single" w:color="000000" w:sz="4"/>
-              <w:right w:val="single" w:color="000000" w:sz="4"/>
-            </w:tcBorders>
-            <w:tcMar>
-              <w:top w:type="dxa" w:w="30"/>
-              <w:left w:type="dxa" w:w="70"/>
-              <w:bottom w:type="dxa" w:w="30"/>
-              <w:right w:type="dxa" w:w="70"/>
-            </w:tcMar>
-            <w:vAlign w:val="center"/>
-          </w:tcPr>
-          <w:p>
-            <w:pPr>
+            <w:tcW w:type="dxa" w:w="1005"/>
+            <w:tcBorders>
+              <w:top w:val="single" w:color="000000" w:sz="4"/>
+              <w:left w:val="single" w:color="000000" w:sz="4"/>
+              <w:bottom w:val="single" w:color="000000" w:sz="4"/>
+              <w:right w:val="single" w:color="000000" w:sz="4"/>
+            </w:tcBorders>
+            <w:tcMar>
+              <w:top w:type="dxa" w:w="30"/>
+              <w:left w:type="dxa" w:w="70"/>
+              <w:bottom w:type="dxa" w:w="30"/>
+              <w:right w:type="dxa" w:w="70"/>
+            </w:tcMar>
+            <w:vAlign w:val="center"/>
+          </w:tcPr>
+          <w:p>
+            <w:pPr>
+              <w:keepNext w:val="false"/>
               <w:spacing w:after="0" w:before="0" w:line="240" w:lineRule="auto"/>
               <w:jc w:val="left"/>
             </w:pPr>
@@ -1909,23 +1948,24 @@
         </w:tc>
         <w:tc>
           <w:tcPr>
-            <w:tcW w:type="dxa" w:w="1207"/>
-            <w:tcBorders>
-              <w:top w:val="single" w:color="000000" w:sz="4"/>
-              <w:left w:val="single" w:color="000000" w:sz="4"/>
-              <w:bottom w:val="single" w:color="000000" w:sz="4"/>
-              <w:right w:val="single" w:color="000000" w:sz="4"/>
-            </w:tcBorders>
-            <w:tcMar>
-              <w:top w:type="dxa" w:w="30"/>
-              <w:left w:type="dxa" w:w="70"/>
-              <w:bottom w:type="dxa" w:w="30"/>
-              <w:right w:type="dxa" w:w="70"/>
-            </w:tcMar>
-            <w:vAlign w:val="center"/>
-          </w:tcPr>
-          <w:p>
-            <w:pPr>
+            <w:tcW w:type="dxa" w:w="1898"/>
+            <w:tcBorders>
+              <w:top w:val="single" w:color="000000" w:sz="4"/>
+              <w:left w:val="single" w:color="000000" w:sz="4"/>
+              <w:bottom w:val="single" w:color="000000" w:sz="4"/>
+              <w:right w:val="single" w:color="000000" w:sz="4"/>
+            </w:tcBorders>
+            <w:tcMar>
+              <w:top w:type="dxa" w:w="30"/>
+              <w:left w:type="dxa" w:w="70"/>
+              <w:bottom w:type="dxa" w:w="30"/>
+              <w:right w:type="dxa" w:w="70"/>
+            </w:tcMar>
+            <w:vAlign w:val="center"/>
+          </w:tcPr>
+          <w:p>
+            <w:pPr>
+              <w:keepNext w:val="false"/>
               <w:spacing w:after="0" w:before="0" w:line="240" w:lineRule="auto"/>
               <w:jc w:val="left"/>
             </w:pPr>
@@ -1945,47 +1985,49 @@
         </w:tc>
         <w:tc>
           <w:tcPr>
-            <w:tcW w:type="dxa" w:w="1207"/>
-            <w:tcBorders>
-              <w:top w:val="single" w:color="000000" w:sz="4"/>
-              <w:left w:val="single" w:color="000000" w:sz="4"/>
-              <w:bottom w:val="single" w:color="000000" w:sz="4"/>
-              <w:right w:val="single" w:color="000000" w:sz="4"/>
-            </w:tcBorders>
-            <w:tcMar>
-              <w:top w:type="dxa" w:w="30"/>
-              <w:left w:type="dxa" w:w="70"/>
-              <w:bottom w:type="dxa" w:w="30"/>
-              <w:right w:type="dxa" w:w="70"/>
-            </w:tcMar>
-            <w:vAlign w:val="center"/>
-          </w:tcPr>
-          <w:p>
-            <w:pPr>
-              <w:spacing w:after="0" w:before="0" w:line="240" w:lineRule="auto"/>
-              <w:jc w:val="left"/>
-            </w:pPr>
-          </w:p>
-        </w:tc>
-        <w:tc>
-          <w:tcPr>
-            <w:tcW w:type="dxa" w:w="1531"/>
-            <w:tcBorders>
-              <w:top w:val="single" w:color="000000" w:sz="4"/>
-              <w:left w:val="single" w:color="000000" w:sz="4"/>
-              <w:bottom w:val="single" w:color="000000" w:sz="4"/>
-              <w:right w:val="single" w:color="000000" w:sz="4"/>
-            </w:tcBorders>
-            <w:tcMar>
-              <w:top w:type="dxa" w:w="30"/>
-              <w:left w:type="dxa" w:w="70"/>
-              <w:bottom w:type="dxa" w:w="30"/>
-              <w:right w:type="dxa" w:w="70"/>
-            </w:tcMar>
-            <w:vAlign w:val="center"/>
-          </w:tcPr>
-          <w:p>
-            <w:pPr>
+            <w:tcW w:type="dxa" w:w="1128"/>
+            <w:tcBorders>
+              <w:top w:val="single" w:color="000000" w:sz="4"/>
+              <w:left w:val="single" w:color="000000" w:sz="4"/>
+              <w:bottom w:val="single" w:color="000000" w:sz="4"/>
+              <w:right w:val="single" w:color="000000" w:sz="4"/>
+            </w:tcBorders>
+            <w:tcMar>
+              <w:top w:type="dxa" w:w="30"/>
+              <w:left w:type="dxa" w:w="70"/>
+              <w:bottom w:type="dxa" w:w="30"/>
+              <w:right w:type="dxa" w:w="70"/>
+            </w:tcMar>
+            <w:vAlign w:val="center"/>
+          </w:tcPr>
+          <w:p>
+            <w:pPr>
+              <w:keepNext w:val="false"/>
+              <w:spacing w:after="0" w:before="0" w:line="240" w:lineRule="auto"/>
+              <w:jc w:val="left"/>
+            </w:pPr>
+          </w:p>
+        </w:tc>
+        <w:tc>
+          <w:tcPr>
+            <w:tcW w:type="dxa" w:w="1434"/>
+            <w:tcBorders>
+              <w:top w:val="single" w:color="000000" w:sz="4"/>
+              <w:left w:val="single" w:color="000000" w:sz="4"/>
+              <w:bottom w:val="single" w:color="000000" w:sz="4"/>
+              <w:right w:val="single" w:color="000000" w:sz="4"/>
+            </w:tcBorders>
+            <w:tcMar>
+              <w:top w:type="dxa" w:w="30"/>
+              <w:left w:type="dxa" w:w="70"/>
+              <w:bottom w:type="dxa" w:w="30"/>
+              <w:right w:type="dxa" w:w="70"/>
+            </w:tcMar>
+            <w:vAlign w:val="center"/>
+          </w:tcPr>
+          <w:p>
+            <w:pPr>
+              <w:keepNext w:val="false"/>
               <w:spacing w:after="0" w:before="0" w:line="240" w:lineRule="auto"/>
               <w:jc w:val="left"/>
             </w:pPr>
@@ -2005,23 +2047,24 @@
         </w:tc>
         <w:tc>
           <w:tcPr>
-            <w:tcW w:type="dxa" w:w="1650"/>
-            <w:tcBorders>
-              <w:top w:val="single" w:color="000000" w:sz="4"/>
-              <w:left w:val="single" w:color="000000" w:sz="4"/>
-              <w:bottom w:val="single" w:color="000000" w:sz="4"/>
-              <w:right w:val="single" w:color="000000" w:sz="4"/>
-            </w:tcBorders>
-            <w:tcMar>
-              <w:top w:type="dxa" w:w="30"/>
-              <w:left w:type="dxa" w:w="70"/>
-              <w:bottom w:type="dxa" w:w="30"/>
-              <w:right w:type="dxa" w:w="70"/>
-            </w:tcMar>
-            <w:vAlign w:val="center"/>
-          </w:tcPr>
-          <w:p>
-            <w:pPr>
+            <w:tcW w:type="dxa" w:w="1462"/>
+            <w:tcBorders>
+              <w:top w:val="single" w:color="000000" w:sz="4"/>
+              <w:left w:val="single" w:color="000000" w:sz="4"/>
+              <w:bottom w:val="single" w:color="000000" w:sz="4"/>
+              <w:right w:val="single" w:color="000000" w:sz="4"/>
+            </w:tcBorders>
+            <w:tcMar>
+              <w:top w:type="dxa" w:w="30"/>
+              <w:left w:type="dxa" w:w="70"/>
+              <w:bottom w:type="dxa" w:w="30"/>
+              <w:right w:type="dxa" w:w="70"/>
+            </w:tcMar>
+            <w:vAlign w:val="center"/>
+          </w:tcPr>
+          <w:p>
+            <w:pPr>
+              <w:keepNext w:val="false"/>
               <w:spacing w:after="0" w:before="0" w:line="240" w:lineRule="auto"/>
               <w:jc w:val="left"/>
             </w:pPr>
@@ -2052,6 +2095,7 @@
           </w:tcPr>
           <w:p>
             <w:pPr>
+              <w:keepNext w:val="false"/>
               <w:spacing w:after="0" w:before="0" w:line="240" w:lineRule="auto"/>
               <w:jc w:val="left"/>
             </w:pPr>
@@ -2071,23 +2115,24 @@
         </w:tc>
         <w:tc>
           <w:tcPr>
-            <w:tcW w:type="dxa" w:w="1647"/>
-            <w:tcBorders>
-              <w:top w:val="single" w:color="000000" w:sz="4"/>
-              <w:left w:val="single" w:color="000000" w:sz="4"/>
-              <w:bottom w:val="single" w:color="000000" w:sz="4"/>
-              <w:right w:val="single" w:color="000000" w:sz="4"/>
-            </w:tcBorders>
-            <w:tcMar>
-              <w:top w:type="dxa" w:w="30"/>
-              <w:left w:type="dxa" w:w="70"/>
-              <w:bottom w:type="dxa" w:w="30"/>
-              <w:right w:type="dxa" w:w="70"/>
-            </w:tcMar>
-            <w:vAlign w:val="center"/>
-          </w:tcPr>
-          <w:p>
-            <w:pPr>
+            <w:tcW w:type="dxa" w:w="1458"/>
+            <w:tcBorders>
+              <w:top w:val="single" w:color="000000" w:sz="4"/>
+              <w:left w:val="single" w:color="000000" w:sz="4"/>
+              <w:bottom w:val="single" w:color="000000" w:sz="4"/>
+              <w:right w:val="single" w:color="000000" w:sz="4"/>
+            </w:tcBorders>
+            <w:tcMar>
+              <w:top w:type="dxa" w:w="30"/>
+              <w:left w:type="dxa" w:w="70"/>
+              <w:bottom w:type="dxa" w:w="30"/>
+              <w:right w:type="dxa" w:w="70"/>
+            </w:tcMar>
+            <w:vAlign w:val="center"/>
+          </w:tcPr>
+          <w:p>
+            <w:pPr>
+              <w:keepNext w:val="false"/>
               <w:spacing w:after="0" w:before="0" w:line="240" w:lineRule="auto"/>
               <w:jc w:val="left"/>
             </w:pPr>
@@ -2107,23 +2152,24 @@
         </w:tc>
         <w:tc>
           <w:tcPr>
-            <w:tcW w:type="dxa" w:w="1143"/>
-            <w:tcBorders>
-              <w:top w:val="single" w:color="000000" w:sz="4"/>
-              <w:left w:val="single" w:color="000000" w:sz="4"/>
-              <w:bottom w:val="single" w:color="000000" w:sz="4"/>
-              <w:right w:val="single" w:color="000000" w:sz="4"/>
-            </w:tcBorders>
-            <w:tcMar>
-              <w:top w:type="dxa" w:w="30"/>
-              <w:left w:type="dxa" w:w="70"/>
-              <w:bottom w:type="dxa" w:w="30"/>
-              <w:right w:type="dxa" w:w="70"/>
-            </w:tcMar>
-            <w:vAlign w:val="center"/>
-          </w:tcPr>
-          <w:p>
-            <w:pPr>
+            <w:tcW w:type="dxa" w:w="1005"/>
+            <w:tcBorders>
+              <w:top w:val="single" w:color="000000" w:sz="4"/>
+              <w:left w:val="single" w:color="000000" w:sz="4"/>
+              <w:bottom w:val="single" w:color="000000" w:sz="4"/>
+              <w:right w:val="single" w:color="000000" w:sz="4"/>
+            </w:tcBorders>
+            <w:tcMar>
+              <w:top w:type="dxa" w:w="30"/>
+              <w:left w:type="dxa" w:w="70"/>
+              <w:bottom w:type="dxa" w:w="30"/>
+              <w:right w:type="dxa" w:w="70"/>
+            </w:tcMar>
+            <w:vAlign w:val="center"/>
+          </w:tcPr>
+          <w:p>
+            <w:pPr>
+              <w:keepNext w:val="false"/>
               <w:spacing w:after="0" w:before="0" w:line="240" w:lineRule="auto"/>
               <w:jc w:val="left"/>
             </w:pPr>
@@ -2143,23 +2189,24 @@
         </w:tc>
         <w:tc>
           <w:tcPr>
-            <w:tcW w:type="dxa" w:w="1207"/>
-            <w:tcBorders>
-              <w:top w:val="single" w:color="000000" w:sz="4"/>
-              <w:left w:val="single" w:color="000000" w:sz="4"/>
-              <w:bottom w:val="single" w:color="000000" w:sz="4"/>
-              <w:right w:val="single" w:color="000000" w:sz="4"/>
-            </w:tcBorders>
-            <w:tcMar>
-              <w:top w:type="dxa" w:w="30"/>
-              <w:left w:type="dxa" w:w="70"/>
-              <w:bottom w:type="dxa" w:w="30"/>
-              <w:right w:type="dxa" w:w="70"/>
-            </w:tcMar>
-            <w:vAlign w:val="center"/>
-          </w:tcPr>
-          <w:p>
-            <w:pPr>
+            <w:tcW w:type="dxa" w:w="1898"/>
+            <w:tcBorders>
+              <w:top w:val="single" w:color="000000" w:sz="4"/>
+              <w:left w:val="single" w:color="000000" w:sz="4"/>
+              <w:bottom w:val="single" w:color="000000" w:sz="4"/>
+              <w:right w:val="single" w:color="000000" w:sz="4"/>
+            </w:tcBorders>
+            <w:tcMar>
+              <w:top w:type="dxa" w:w="30"/>
+              <w:left w:type="dxa" w:w="70"/>
+              <w:bottom w:type="dxa" w:w="30"/>
+              <w:right w:type="dxa" w:w="70"/>
+            </w:tcMar>
+            <w:vAlign w:val="center"/>
+          </w:tcPr>
+          <w:p>
+            <w:pPr>
+              <w:keepNext w:val="false"/>
               <w:spacing w:after="0" w:before="0" w:line="240" w:lineRule="auto"/>
               <w:jc w:val="left"/>
             </w:pPr>
@@ -2179,47 +2226,49 @@
         </w:tc>
         <w:tc>
           <w:tcPr>
-            <w:tcW w:type="dxa" w:w="1207"/>
-            <w:tcBorders>
-              <w:top w:val="single" w:color="000000" w:sz="4"/>
-              <w:left w:val="single" w:color="000000" w:sz="4"/>
-              <w:bottom w:val="single" w:color="000000" w:sz="4"/>
-              <w:right w:val="single" w:color="000000" w:sz="4"/>
-            </w:tcBorders>
-            <w:tcMar>
-              <w:top w:type="dxa" w:w="30"/>
-              <w:left w:type="dxa" w:w="70"/>
-              <w:bottom w:type="dxa" w:w="30"/>
-              <w:right w:type="dxa" w:w="70"/>
-            </w:tcMar>
-            <w:vAlign w:val="center"/>
-          </w:tcPr>
-          <w:p>
-            <w:pPr>
-              <w:spacing w:after="0" w:before="0" w:line="240" w:lineRule="auto"/>
-              <w:jc w:val="left"/>
-            </w:pPr>
-          </w:p>
-        </w:tc>
-        <w:tc>
-          <w:tcPr>
-            <w:tcW w:type="dxa" w:w="1531"/>
-            <w:tcBorders>
-              <w:top w:val="single" w:color="000000" w:sz="4"/>
-              <w:left w:val="single" w:color="000000" w:sz="4"/>
-              <w:bottom w:val="single" w:color="000000" w:sz="4"/>
-              <w:right w:val="single" w:color="000000" w:sz="4"/>
-            </w:tcBorders>
-            <w:tcMar>
-              <w:top w:type="dxa" w:w="30"/>
-              <w:left w:type="dxa" w:w="70"/>
-              <w:bottom w:type="dxa" w:w="30"/>
-              <w:right w:type="dxa" w:w="70"/>
-            </w:tcMar>
-            <w:vAlign w:val="center"/>
-          </w:tcPr>
-          <w:p>
-            <w:pPr>
+            <w:tcW w:type="dxa" w:w="1128"/>
+            <w:tcBorders>
+              <w:top w:val="single" w:color="000000" w:sz="4"/>
+              <w:left w:val="single" w:color="000000" w:sz="4"/>
+              <w:bottom w:val="single" w:color="000000" w:sz="4"/>
+              <w:right w:val="single" w:color="000000" w:sz="4"/>
+            </w:tcBorders>
+            <w:tcMar>
+              <w:top w:type="dxa" w:w="30"/>
+              <w:left w:type="dxa" w:w="70"/>
+              <w:bottom w:type="dxa" w:w="30"/>
+              <w:right w:type="dxa" w:w="70"/>
+            </w:tcMar>
+            <w:vAlign w:val="center"/>
+          </w:tcPr>
+          <w:p>
+            <w:pPr>
+              <w:keepNext w:val="false"/>
+              <w:spacing w:after="0" w:before="0" w:line="240" w:lineRule="auto"/>
+              <w:jc w:val="left"/>
+            </w:pPr>
+          </w:p>
+        </w:tc>
+        <w:tc>
+          <w:tcPr>
+            <w:tcW w:type="dxa" w:w="1434"/>
+            <w:tcBorders>
+              <w:top w:val="single" w:color="000000" w:sz="4"/>
+              <w:left w:val="single" w:color="000000" w:sz="4"/>
+              <w:bottom w:val="single" w:color="000000" w:sz="4"/>
+              <w:right w:val="single" w:color="000000" w:sz="4"/>
+            </w:tcBorders>
+            <w:tcMar>
+              <w:top w:type="dxa" w:w="30"/>
+              <w:left w:type="dxa" w:w="70"/>
+              <w:bottom w:type="dxa" w:w="30"/>
+              <w:right w:type="dxa" w:w="70"/>
+            </w:tcMar>
+            <w:vAlign w:val="center"/>
+          </w:tcPr>
+          <w:p>
+            <w:pPr>
+              <w:keepNext w:val="false"/>
               <w:spacing w:after="0" w:before="0" w:line="240" w:lineRule="auto"/>
               <w:jc w:val="left"/>
             </w:pPr>
@@ -2239,23 +2288,24 @@
         </w:tc>
         <w:tc>
           <w:tcPr>
-            <w:tcW w:type="dxa" w:w="1650"/>
-            <w:tcBorders>
-              <w:top w:val="single" w:color="000000" w:sz="4"/>
-              <w:left w:val="single" w:color="000000" w:sz="4"/>
-              <w:bottom w:val="single" w:color="000000" w:sz="4"/>
-              <w:right w:val="single" w:color="000000" w:sz="4"/>
-            </w:tcBorders>
-            <w:tcMar>
-              <w:top w:type="dxa" w:w="30"/>
-              <w:left w:type="dxa" w:w="70"/>
-              <w:bottom w:type="dxa" w:w="30"/>
-              <w:right w:type="dxa" w:w="70"/>
-            </w:tcMar>
-            <w:vAlign w:val="center"/>
-          </w:tcPr>
-          <w:p>
-            <w:pPr>
+            <w:tcW w:type="dxa" w:w="1462"/>
+            <w:tcBorders>
+              <w:top w:val="single" w:color="000000" w:sz="4"/>
+              <w:left w:val="single" w:color="000000" w:sz="4"/>
+              <w:bottom w:val="single" w:color="000000" w:sz="4"/>
+              <w:right w:val="single" w:color="000000" w:sz="4"/>
+            </w:tcBorders>
+            <w:tcMar>
+              <w:top w:type="dxa" w:w="30"/>
+              <w:left w:type="dxa" w:w="70"/>
+              <w:bottom w:type="dxa" w:w="30"/>
+              <w:right w:type="dxa" w:w="70"/>
+            </w:tcMar>
+            <w:vAlign w:val="center"/>
+          </w:tcPr>
+          <w:p>
+            <w:pPr>
+              <w:keepNext w:val="false"/>
               <w:spacing w:after="0" w:before="0" w:line="240" w:lineRule="auto"/>
               <w:jc w:val="left"/>
             </w:pPr>
@@ -2298,6 +2348,7 @@
           </w:tcPr>
           <w:p>
             <w:pPr>
+              <w:keepNext w:val="false"/>
               <w:spacing w:after="0" w:before="0" w:line="240" w:lineRule="auto"/>
               <w:jc w:val="left"/>
             </w:pPr>
@@ -2317,23 +2368,24 @@
         </w:tc>
         <w:tc>
           <w:tcPr>
-            <w:tcW w:type="dxa" w:w="1647"/>
-            <w:tcBorders>
-              <w:top w:val="single" w:color="000000" w:sz="4"/>
-              <w:left w:val="single" w:color="000000" w:sz="4"/>
-              <w:bottom w:val="single" w:color="000000" w:sz="4"/>
-              <w:right w:val="single" w:color="000000" w:sz="4"/>
-            </w:tcBorders>
-            <w:tcMar>
-              <w:top w:type="dxa" w:w="30"/>
-              <w:left w:type="dxa" w:w="70"/>
-              <w:bottom w:type="dxa" w:w="30"/>
-              <w:right w:type="dxa" w:w="70"/>
-            </w:tcMar>
-            <w:vAlign w:val="center"/>
-          </w:tcPr>
-          <w:p>
-            <w:pPr>
+            <w:tcW w:type="dxa" w:w="1458"/>
+            <w:tcBorders>
+              <w:top w:val="single" w:color="000000" w:sz="4"/>
+              <w:left w:val="single" w:color="000000" w:sz="4"/>
+              <w:bottom w:val="single" w:color="000000" w:sz="4"/>
+              <w:right w:val="single" w:color="000000" w:sz="4"/>
+            </w:tcBorders>
+            <w:tcMar>
+              <w:top w:type="dxa" w:w="30"/>
+              <w:left w:type="dxa" w:w="70"/>
+              <w:bottom w:type="dxa" w:w="30"/>
+              <w:right w:type="dxa" w:w="70"/>
+            </w:tcMar>
+            <w:vAlign w:val="center"/>
+          </w:tcPr>
+          <w:p>
+            <w:pPr>
+              <w:keepNext w:val="false"/>
               <w:spacing w:after="0" w:before="0" w:line="240" w:lineRule="auto"/>
               <w:jc w:val="left"/>
             </w:pPr>
@@ -2353,23 +2405,24 @@
         </w:tc>
         <w:tc>
           <w:tcPr>
-            <w:tcW w:type="dxa" w:w="1143"/>
-            <w:tcBorders>
-              <w:top w:val="single" w:color="000000" w:sz="4"/>
-              <w:left w:val="single" w:color="000000" w:sz="4"/>
-              <w:bottom w:val="single" w:color="000000" w:sz="4"/>
-              <w:right w:val="single" w:color="000000" w:sz="4"/>
-            </w:tcBorders>
-            <w:tcMar>
-              <w:top w:type="dxa" w:w="30"/>
-              <w:left w:type="dxa" w:w="70"/>
-              <w:bottom w:type="dxa" w:w="30"/>
-              <w:right w:type="dxa" w:w="70"/>
-            </w:tcMar>
-            <w:vAlign w:val="center"/>
-          </w:tcPr>
-          <w:p>
-            <w:pPr>
+            <w:tcW w:type="dxa" w:w="1005"/>
+            <w:tcBorders>
+              <w:top w:val="single" w:color="000000" w:sz="4"/>
+              <w:left w:val="single" w:color="000000" w:sz="4"/>
+              <w:bottom w:val="single" w:color="000000" w:sz="4"/>
+              <w:right w:val="single" w:color="000000" w:sz="4"/>
+            </w:tcBorders>
+            <w:tcMar>
+              <w:top w:type="dxa" w:w="30"/>
+              <w:left w:type="dxa" w:w="70"/>
+              <w:bottom w:type="dxa" w:w="30"/>
+              <w:right w:type="dxa" w:w="70"/>
+            </w:tcMar>
+            <w:vAlign w:val="center"/>
+          </w:tcPr>
+          <w:p>
+            <w:pPr>
+              <w:keepNext w:val="false"/>
               <w:spacing w:after="0" w:before="0" w:line="240" w:lineRule="auto"/>
               <w:jc w:val="left"/>
             </w:pPr>
@@ -2389,23 +2442,24 @@
         </w:tc>
         <w:tc>
           <w:tcPr>
-            <w:tcW w:type="dxa" w:w="1207"/>
-            <w:tcBorders>
-              <w:top w:val="single" w:color="000000" w:sz="4"/>
-              <w:left w:val="single" w:color="000000" w:sz="4"/>
-              <w:bottom w:val="single" w:color="000000" w:sz="4"/>
-              <w:right w:val="single" w:color="000000" w:sz="4"/>
-            </w:tcBorders>
-            <w:tcMar>
-              <w:top w:type="dxa" w:w="30"/>
-              <w:left w:type="dxa" w:w="70"/>
-              <w:bottom w:type="dxa" w:w="30"/>
-              <w:right w:type="dxa" w:w="70"/>
-            </w:tcMar>
-            <w:vAlign w:val="center"/>
-          </w:tcPr>
-          <w:p>
-            <w:pPr>
+            <w:tcW w:type="dxa" w:w="1898"/>
+            <w:tcBorders>
+              <w:top w:val="single" w:color="000000" w:sz="4"/>
+              <w:left w:val="single" w:color="000000" w:sz="4"/>
+              <w:bottom w:val="single" w:color="000000" w:sz="4"/>
+              <w:right w:val="single" w:color="000000" w:sz="4"/>
+            </w:tcBorders>
+            <w:tcMar>
+              <w:top w:type="dxa" w:w="30"/>
+              <w:left w:type="dxa" w:w="70"/>
+              <w:bottom w:type="dxa" w:w="30"/>
+              <w:right w:type="dxa" w:w="70"/>
+            </w:tcMar>
+            <w:vAlign w:val="center"/>
+          </w:tcPr>
+          <w:p>
+            <w:pPr>
+              <w:keepNext w:val="false"/>
               <w:spacing w:after="0" w:before="0" w:line="240" w:lineRule="auto"/>
               <w:jc w:val="left"/>
             </w:pPr>
@@ -2437,23 +2491,24 @@
         </w:tc>
         <w:tc>
           <w:tcPr>
-            <w:tcW w:type="dxa" w:w="1207"/>
-            <w:tcBorders>
-              <w:top w:val="single" w:color="000000" w:sz="4"/>
-              <w:left w:val="single" w:color="000000" w:sz="4"/>
-              <w:bottom w:val="single" w:color="000000" w:sz="4"/>
-              <w:right w:val="single" w:color="000000" w:sz="4"/>
-            </w:tcBorders>
-            <w:tcMar>
-              <w:top w:type="dxa" w:w="30"/>
-              <w:left w:type="dxa" w:w="70"/>
-              <w:bottom w:type="dxa" w:w="30"/>
-              <w:right w:type="dxa" w:w="70"/>
-            </w:tcMar>
-            <w:vAlign w:val="center"/>
-          </w:tcPr>
-          <w:p>
-            <w:pPr>
+            <w:tcW w:type="dxa" w:w="1128"/>
+            <w:tcBorders>
+              <w:top w:val="single" w:color="000000" w:sz="4"/>
+              <w:left w:val="single" w:color="000000" w:sz="4"/>
+              <w:bottom w:val="single" w:color="000000" w:sz="4"/>
+              <w:right w:val="single" w:color="000000" w:sz="4"/>
+            </w:tcBorders>
+            <w:tcMar>
+              <w:top w:type="dxa" w:w="30"/>
+              <w:left w:type="dxa" w:w="70"/>
+              <w:bottom w:type="dxa" w:w="30"/>
+              <w:right w:type="dxa" w:w="70"/>
+            </w:tcMar>
+            <w:vAlign w:val="center"/>
+          </w:tcPr>
+          <w:p>
+            <w:pPr>
+              <w:keepNext w:val="false"/>
               <w:spacing w:after="0" w:before="0" w:line="240" w:lineRule="auto"/>
               <w:jc w:val="left"/>
             </w:pPr>
@@ -2473,23 +2528,24 @@
         </w:tc>
         <w:tc>
           <w:tcPr>
-            <w:tcW w:type="dxa" w:w="1531"/>
-            <w:tcBorders>
-              <w:top w:val="single" w:color="000000" w:sz="4"/>
-              <w:left w:val="single" w:color="000000" w:sz="4"/>
-              <w:bottom w:val="single" w:color="000000" w:sz="4"/>
-              <w:right w:val="single" w:color="000000" w:sz="4"/>
-            </w:tcBorders>
-            <w:tcMar>
-              <w:top w:type="dxa" w:w="30"/>
-              <w:left w:type="dxa" w:w="70"/>
-              <w:bottom w:type="dxa" w:w="30"/>
-              <w:right w:type="dxa" w:w="70"/>
-            </w:tcMar>
-            <w:vAlign w:val="center"/>
-          </w:tcPr>
-          <w:p>
-            <w:pPr>
+            <w:tcW w:type="dxa" w:w="1434"/>
+            <w:tcBorders>
+              <w:top w:val="single" w:color="000000" w:sz="4"/>
+              <w:left w:val="single" w:color="000000" w:sz="4"/>
+              <w:bottom w:val="single" w:color="000000" w:sz="4"/>
+              <w:right w:val="single" w:color="000000" w:sz="4"/>
+            </w:tcBorders>
+            <w:tcMar>
+              <w:top w:type="dxa" w:w="30"/>
+              <w:left w:type="dxa" w:w="70"/>
+              <w:bottom w:type="dxa" w:w="30"/>
+              <w:right w:type="dxa" w:w="70"/>
+            </w:tcMar>
+            <w:vAlign w:val="center"/>
+          </w:tcPr>
+          <w:p>
+            <w:pPr>
+              <w:keepNext w:val="false"/>
               <w:spacing w:after="0" w:before="0" w:line="240" w:lineRule="auto"/>
               <w:jc w:val="left"/>
             </w:pPr>
@@ -2509,23 +2565,24 @@
         </w:tc>
         <w:tc>
           <w:tcPr>
-            <w:tcW w:type="dxa" w:w="1650"/>
-            <w:tcBorders>
-              <w:top w:val="single" w:color="000000" w:sz="4"/>
-              <w:left w:val="single" w:color="000000" w:sz="4"/>
-              <w:bottom w:val="single" w:color="000000" w:sz="4"/>
-              <w:right w:val="single" w:color="000000" w:sz="4"/>
-            </w:tcBorders>
-            <w:tcMar>
-              <w:top w:type="dxa" w:w="30"/>
-              <w:left w:type="dxa" w:w="70"/>
-              <w:bottom w:type="dxa" w:w="30"/>
-              <w:right w:type="dxa" w:w="70"/>
-            </w:tcMar>
-            <w:vAlign w:val="center"/>
-          </w:tcPr>
-          <w:p>
-            <w:pPr>
+            <w:tcW w:type="dxa" w:w="1462"/>
+            <w:tcBorders>
+              <w:top w:val="single" w:color="000000" w:sz="4"/>
+              <w:left w:val="single" w:color="000000" w:sz="4"/>
+              <w:bottom w:val="single" w:color="000000" w:sz="4"/>
+              <w:right w:val="single" w:color="000000" w:sz="4"/>
+            </w:tcBorders>
+            <w:tcMar>
+              <w:top w:type="dxa" w:w="30"/>
+              <w:left w:type="dxa" w:w="70"/>
+              <w:bottom w:type="dxa" w:w="30"/>
+              <w:right w:type="dxa" w:w="70"/>
+            </w:tcMar>
+            <w:vAlign w:val="center"/>
+          </w:tcPr>
+          <w:p>
+            <w:pPr>
+              <w:keepNext w:val="false"/>
               <w:spacing w:after="0" w:before="0" w:line="240" w:lineRule="auto"/>
               <w:jc w:val="left"/>
             </w:pPr>
@@ -2568,6 +2625,7 @@
           </w:tcPr>
           <w:p>
             <w:pPr>
+              <w:keepNext w:val="false"/>
               <w:spacing w:after="0" w:before="0" w:line="240" w:lineRule="auto"/>
               <w:jc w:val="left"/>
             </w:pPr>
@@ -2587,23 +2645,24 @@
         </w:tc>
         <w:tc>
           <w:tcPr>
-            <w:tcW w:type="dxa" w:w="1647"/>
-            <w:tcBorders>
-              <w:top w:val="single" w:color="000000" w:sz="4"/>
-              <w:left w:val="single" w:color="000000" w:sz="4"/>
-              <w:bottom w:val="single" w:color="000000" w:sz="4"/>
-              <w:right w:val="single" w:color="000000" w:sz="4"/>
-            </w:tcBorders>
-            <w:tcMar>
-              <w:top w:type="dxa" w:w="30"/>
-              <w:left w:type="dxa" w:w="70"/>
-              <w:bottom w:type="dxa" w:w="30"/>
-              <w:right w:type="dxa" w:w="70"/>
-            </w:tcMar>
-            <w:vAlign w:val="center"/>
-          </w:tcPr>
-          <w:p>
-            <w:pPr>
+            <w:tcW w:type="dxa" w:w="1458"/>
+            <w:tcBorders>
+              <w:top w:val="single" w:color="000000" w:sz="4"/>
+              <w:left w:val="single" w:color="000000" w:sz="4"/>
+              <w:bottom w:val="single" w:color="000000" w:sz="4"/>
+              <w:right w:val="single" w:color="000000" w:sz="4"/>
+            </w:tcBorders>
+            <w:tcMar>
+              <w:top w:type="dxa" w:w="30"/>
+              <w:left w:type="dxa" w:w="70"/>
+              <w:bottom w:type="dxa" w:w="30"/>
+              <w:right w:type="dxa" w:w="70"/>
+            </w:tcMar>
+            <w:vAlign w:val="center"/>
+          </w:tcPr>
+          <w:p>
+            <w:pPr>
+              <w:keepNext w:val="false"/>
               <w:spacing w:after="0" w:before="0" w:line="240" w:lineRule="auto"/>
               <w:jc w:val="left"/>
             </w:pPr>
@@ -2623,23 +2682,24 @@
         </w:tc>
         <w:tc>
           <w:tcPr>
-            <w:tcW w:type="dxa" w:w="1143"/>
-            <w:tcBorders>
-              <w:top w:val="single" w:color="000000" w:sz="4"/>
-              <w:left w:val="single" w:color="000000" w:sz="4"/>
-              <w:bottom w:val="single" w:color="000000" w:sz="4"/>
-              <w:right w:val="single" w:color="000000" w:sz="4"/>
-            </w:tcBorders>
-            <w:tcMar>
-              <w:top w:type="dxa" w:w="30"/>
-              <w:left w:type="dxa" w:w="70"/>
-              <w:bottom w:type="dxa" w:w="30"/>
-              <w:right w:type="dxa" w:w="70"/>
-            </w:tcMar>
-            <w:vAlign w:val="center"/>
-          </w:tcPr>
-          <w:p>
-            <w:pPr>
+            <w:tcW w:type="dxa" w:w="1005"/>
+            <w:tcBorders>
+              <w:top w:val="single" w:color="000000" w:sz="4"/>
+              <w:left w:val="single" w:color="000000" w:sz="4"/>
+              <w:bottom w:val="single" w:color="000000" w:sz="4"/>
+              <w:right w:val="single" w:color="000000" w:sz="4"/>
+            </w:tcBorders>
+            <w:tcMar>
+              <w:top w:type="dxa" w:w="30"/>
+              <w:left w:type="dxa" w:w="70"/>
+              <w:bottom w:type="dxa" w:w="30"/>
+              <w:right w:type="dxa" w:w="70"/>
+            </w:tcMar>
+            <w:vAlign w:val="center"/>
+          </w:tcPr>
+          <w:p>
+            <w:pPr>
+              <w:keepNext w:val="false"/>
               <w:spacing w:after="0" w:before="0" w:line="240" w:lineRule="auto"/>
               <w:jc w:val="left"/>
             </w:pPr>
@@ -2659,23 +2719,24 @@
         </w:tc>
         <w:tc>
           <w:tcPr>
-            <w:tcW w:type="dxa" w:w="1207"/>
-            <w:tcBorders>
-              <w:top w:val="single" w:color="000000" w:sz="4"/>
-              <w:left w:val="single" w:color="000000" w:sz="4"/>
-              <w:bottom w:val="single" w:color="000000" w:sz="4"/>
-              <w:right w:val="single" w:color="000000" w:sz="4"/>
-            </w:tcBorders>
-            <w:tcMar>
-              <w:top w:type="dxa" w:w="30"/>
-              <w:left w:type="dxa" w:w="70"/>
-              <w:bottom w:type="dxa" w:w="30"/>
-              <w:right w:type="dxa" w:w="70"/>
-            </w:tcMar>
-            <w:vAlign w:val="center"/>
-          </w:tcPr>
-          <w:p>
-            <w:pPr>
+            <w:tcW w:type="dxa" w:w="1898"/>
+            <w:tcBorders>
+              <w:top w:val="single" w:color="000000" w:sz="4"/>
+              <w:left w:val="single" w:color="000000" w:sz="4"/>
+              <w:bottom w:val="single" w:color="000000" w:sz="4"/>
+              <w:right w:val="single" w:color="000000" w:sz="4"/>
+            </w:tcBorders>
+            <w:tcMar>
+              <w:top w:type="dxa" w:w="30"/>
+              <w:left w:type="dxa" w:w="70"/>
+              <w:bottom w:type="dxa" w:w="30"/>
+              <w:right w:type="dxa" w:w="70"/>
+            </w:tcMar>
+            <w:vAlign w:val="center"/>
+          </w:tcPr>
+          <w:p>
+            <w:pPr>
+              <w:keepNext w:val="false"/>
               <w:spacing w:after="0" w:before="0" w:line="240" w:lineRule="auto"/>
               <w:jc w:val="left"/>
             </w:pPr>
@@ -2719,23 +2780,24 @@
         </w:tc>
         <w:tc>
           <w:tcPr>
-            <w:tcW w:type="dxa" w:w="1207"/>
-            <w:tcBorders>
-              <w:top w:val="single" w:color="000000" w:sz="4"/>
-              <w:left w:val="single" w:color="000000" w:sz="4"/>
-              <w:bottom w:val="single" w:color="000000" w:sz="4"/>
-              <w:right w:val="single" w:color="000000" w:sz="4"/>
-            </w:tcBorders>
-            <w:tcMar>
-              <w:top w:type="dxa" w:w="30"/>
-              <w:left w:type="dxa" w:w="70"/>
-              <w:bottom w:type="dxa" w:w="30"/>
-              <w:right w:type="dxa" w:w="70"/>
-            </w:tcMar>
-            <w:vAlign w:val="center"/>
-          </w:tcPr>
-          <w:p>
-            <w:pPr>
+            <w:tcW w:type="dxa" w:w="1128"/>
+            <w:tcBorders>
+              <w:top w:val="single" w:color="000000" w:sz="4"/>
+              <w:left w:val="single" w:color="000000" w:sz="4"/>
+              <w:bottom w:val="single" w:color="000000" w:sz="4"/>
+              <w:right w:val="single" w:color="000000" w:sz="4"/>
+            </w:tcBorders>
+            <w:tcMar>
+              <w:top w:type="dxa" w:w="30"/>
+              <w:left w:type="dxa" w:w="70"/>
+              <w:bottom w:type="dxa" w:w="30"/>
+              <w:right w:type="dxa" w:w="70"/>
+            </w:tcMar>
+            <w:vAlign w:val="center"/>
+          </w:tcPr>
+          <w:p>
+            <w:pPr>
+              <w:keepNext w:val="false"/>
               <w:spacing w:after="0" w:before="0" w:line="240" w:lineRule="auto"/>
               <w:jc w:val="left"/>
             </w:pPr>
@@ -2767,23 +2829,24 @@
         </w:tc>
         <w:tc>
           <w:tcPr>
-            <w:tcW w:type="dxa" w:w="1531"/>
-            <w:tcBorders>
-              <w:top w:val="single" w:color="000000" w:sz="4"/>
-              <w:left w:val="single" w:color="000000" w:sz="4"/>
-              <w:bottom w:val="single" w:color="000000" w:sz="4"/>
-              <w:right w:val="single" w:color="000000" w:sz="4"/>
-            </w:tcBorders>
-            <w:tcMar>
-              <w:top w:type="dxa" w:w="30"/>
-              <w:left w:type="dxa" w:w="70"/>
-              <w:bottom w:type="dxa" w:w="30"/>
-              <w:right w:type="dxa" w:w="70"/>
-            </w:tcMar>
-            <w:vAlign w:val="center"/>
-          </w:tcPr>
-          <w:p>
-            <w:pPr>
+            <w:tcW w:type="dxa" w:w="1434"/>
+            <w:tcBorders>
+              <w:top w:val="single" w:color="000000" w:sz="4"/>
+              <w:left w:val="single" w:color="000000" w:sz="4"/>
+              <w:bottom w:val="single" w:color="000000" w:sz="4"/>
+              <w:right w:val="single" w:color="000000" w:sz="4"/>
+            </w:tcBorders>
+            <w:tcMar>
+              <w:top w:type="dxa" w:w="30"/>
+              <w:left w:type="dxa" w:w="70"/>
+              <w:bottom w:type="dxa" w:w="30"/>
+              <w:right w:type="dxa" w:w="70"/>
+            </w:tcMar>
+            <w:vAlign w:val="center"/>
+          </w:tcPr>
+          <w:p>
+            <w:pPr>
+              <w:keepNext w:val="false"/>
               <w:spacing w:after="0" w:before="0" w:line="240" w:lineRule="auto"/>
               <w:jc w:val="left"/>
             </w:pPr>
@@ -2803,23 +2866,24 @@
         </w:tc>
         <w:tc>
           <w:tcPr>
-            <w:tcW w:type="dxa" w:w="1650"/>
-            <w:tcBorders>
-              <w:top w:val="single" w:color="000000" w:sz="4"/>
-              <w:left w:val="single" w:color="000000" w:sz="4"/>
-              <w:bottom w:val="single" w:color="000000" w:sz="4"/>
-              <w:right w:val="single" w:color="000000" w:sz="4"/>
-            </w:tcBorders>
-            <w:tcMar>
-              <w:top w:type="dxa" w:w="30"/>
-              <w:left w:type="dxa" w:w="70"/>
-              <w:bottom w:type="dxa" w:w="30"/>
-              <w:right w:type="dxa" w:w="70"/>
-            </w:tcMar>
-            <w:vAlign w:val="center"/>
-          </w:tcPr>
-          <w:p>
-            <w:pPr>
+            <w:tcW w:type="dxa" w:w="1462"/>
+            <w:tcBorders>
+              <w:top w:val="single" w:color="000000" w:sz="4"/>
+              <w:left w:val="single" w:color="000000" w:sz="4"/>
+              <w:bottom w:val="single" w:color="000000" w:sz="4"/>
+              <w:right w:val="single" w:color="000000" w:sz="4"/>
+            </w:tcBorders>
+            <w:tcMar>
+              <w:top w:type="dxa" w:w="30"/>
+              <w:left w:type="dxa" w:w="70"/>
+              <w:bottom w:type="dxa" w:w="30"/>
+              <w:right w:type="dxa" w:w="70"/>
+            </w:tcMar>
+            <w:vAlign w:val="center"/>
+          </w:tcPr>
+          <w:p>
+            <w:pPr>
+              <w:keepNext w:val="false"/>
               <w:spacing w:after="0" w:before="0" w:line="240" w:lineRule="auto"/>
               <w:jc w:val="left"/>
             </w:pPr>
@@ -2850,6 +2914,7 @@
           </w:tcPr>
           <w:p>
             <w:pPr>
+              <w:keepNext w:val="false"/>
               <w:spacing w:after="0" w:before="0" w:line="240" w:lineRule="auto"/>
               <w:jc w:val="left"/>
             </w:pPr>
@@ -2869,23 +2934,24 @@
         </w:tc>
         <w:tc>
           <w:tcPr>
-            <w:tcW w:type="dxa" w:w="1647"/>
-            <w:tcBorders>
-              <w:top w:val="single" w:color="000000" w:sz="4"/>
-              <w:left w:val="single" w:color="000000" w:sz="4"/>
-              <w:bottom w:val="single" w:color="000000" w:sz="4"/>
-              <w:right w:val="single" w:color="000000" w:sz="4"/>
-            </w:tcBorders>
-            <w:tcMar>
-              <w:top w:type="dxa" w:w="30"/>
-              <w:left w:type="dxa" w:w="70"/>
-              <w:bottom w:type="dxa" w:w="30"/>
-              <w:right w:type="dxa" w:w="70"/>
-            </w:tcMar>
-            <w:vAlign w:val="center"/>
-          </w:tcPr>
-          <w:p>
-            <w:pPr>
+            <w:tcW w:type="dxa" w:w="1458"/>
+            <w:tcBorders>
+              <w:top w:val="single" w:color="000000" w:sz="4"/>
+              <w:left w:val="single" w:color="000000" w:sz="4"/>
+              <w:bottom w:val="single" w:color="000000" w:sz="4"/>
+              <w:right w:val="single" w:color="000000" w:sz="4"/>
+            </w:tcBorders>
+            <w:tcMar>
+              <w:top w:type="dxa" w:w="30"/>
+              <w:left w:type="dxa" w:w="70"/>
+              <w:bottom w:type="dxa" w:w="30"/>
+              <w:right w:type="dxa" w:w="70"/>
+            </w:tcMar>
+            <w:vAlign w:val="center"/>
+          </w:tcPr>
+          <w:p>
+            <w:pPr>
+              <w:keepNext w:val="false"/>
               <w:spacing w:after="0" w:before="0" w:line="240" w:lineRule="auto"/>
               <w:jc w:val="left"/>
             </w:pPr>
@@ -2905,23 +2971,24 @@
         </w:tc>
         <w:tc>
           <w:tcPr>
-            <w:tcW w:type="dxa" w:w="1143"/>
-            <w:tcBorders>
-              <w:top w:val="single" w:color="000000" w:sz="4"/>
-              <w:left w:val="single" w:color="000000" w:sz="4"/>
-              <w:bottom w:val="single" w:color="000000" w:sz="4"/>
-              <w:right w:val="single" w:color="000000" w:sz="4"/>
-            </w:tcBorders>
-            <w:tcMar>
-              <w:top w:type="dxa" w:w="30"/>
-              <w:left w:type="dxa" w:w="70"/>
-              <w:bottom w:type="dxa" w:w="30"/>
-              <w:right w:type="dxa" w:w="70"/>
-            </w:tcMar>
-            <w:vAlign w:val="center"/>
-          </w:tcPr>
-          <w:p>
-            <w:pPr>
+            <w:tcW w:type="dxa" w:w="1005"/>
+            <w:tcBorders>
+              <w:top w:val="single" w:color="000000" w:sz="4"/>
+              <w:left w:val="single" w:color="000000" w:sz="4"/>
+              <w:bottom w:val="single" w:color="000000" w:sz="4"/>
+              <w:right w:val="single" w:color="000000" w:sz="4"/>
+            </w:tcBorders>
+            <w:tcMar>
+              <w:top w:type="dxa" w:w="30"/>
+              <w:left w:type="dxa" w:w="70"/>
+              <w:bottom w:type="dxa" w:w="30"/>
+              <w:right w:type="dxa" w:w="70"/>
+            </w:tcMar>
+            <w:vAlign w:val="center"/>
+          </w:tcPr>
+          <w:p>
+            <w:pPr>
+              <w:keepNext w:val="false"/>
               <w:spacing w:after="0" w:before="0" w:line="240" w:lineRule="auto"/>
               <w:jc w:val="left"/>
             </w:pPr>
@@ -2941,23 +3008,24 @@
         </w:tc>
         <w:tc>
           <w:tcPr>
-            <w:tcW w:type="dxa" w:w="1207"/>
-            <w:tcBorders>
-              <w:top w:val="single" w:color="000000" w:sz="4"/>
-              <w:left w:val="single" w:color="000000" w:sz="4"/>
-              <w:bottom w:val="single" w:color="000000" w:sz="4"/>
-              <w:right w:val="single" w:color="000000" w:sz="4"/>
-            </w:tcBorders>
-            <w:tcMar>
-              <w:top w:type="dxa" w:w="30"/>
-              <w:left w:type="dxa" w:w="70"/>
-              <w:bottom w:type="dxa" w:w="30"/>
-              <w:right w:type="dxa" w:w="70"/>
-            </w:tcMar>
-            <w:vAlign w:val="center"/>
-          </w:tcPr>
-          <w:p>
-            <w:pPr>
+            <w:tcW w:type="dxa" w:w="1898"/>
+            <w:tcBorders>
+              <w:top w:val="single" w:color="000000" w:sz="4"/>
+              <w:left w:val="single" w:color="000000" w:sz="4"/>
+              <w:bottom w:val="single" w:color="000000" w:sz="4"/>
+              <w:right w:val="single" w:color="000000" w:sz="4"/>
+            </w:tcBorders>
+            <w:tcMar>
+              <w:top w:type="dxa" w:w="30"/>
+              <w:left w:type="dxa" w:w="70"/>
+              <w:bottom w:type="dxa" w:w="30"/>
+              <w:right w:type="dxa" w:w="70"/>
+            </w:tcMar>
+            <w:vAlign w:val="center"/>
+          </w:tcPr>
+          <w:p>
+            <w:pPr>
+              <w:keepNext w:val="false"/>
               <w:spacing w:after="0" w:before="0" w:line="240" w:lineRule="auto"/>
               <w:jc w:val="left"/>
             </w:pPr>
@@ -2977,23 +3045,24 @@
         </w:tc>
         <w:tc>
           <w:tcPr>
-            <w:tcW w:type="dxa" w:w="1207"/>
-            <w:tcBorders>
-              <w:top w:val="single" w:color="000000" w:sz="4"/>
-              <w:left w:val="single" w:color="000000" w:sz="4"/>
-              <w:bottom w:val="single" w:color="000000" w:sz="4"/>
-              <w:right w:val="single" w:color="000000" w:sz="4"/>
-            </w:tcBorders>
-            <w:tcMar>
-              <w:top w:type="dxa" w:w="30"/>
-              <w:left w:type="dxa" w:w="70"/>
-              <w:bottom w:type="dxa" w:w="30"/>
-              <w:right w:type="dxa" w:w="70"/>
-            </w:tcMar>
-            <w:vAlign w:val="center"/>
-          </w:tcPr>
-          <w:p>
-            <w:pPr>
+            <w:tcW w:type="dxa" w:w="1128"/>
+            <w:tcBorders>
+              <w:top w:val="single" w:color="000000" w:sz="4"/>
+              <w:left w:val="single" w:color="000000" w:sz="4"/>
+              <w:bottom w:val="single" w:color="000000" w:sz="4"/>
+              <w:right w:val="single" w:color="000000" w:sz="4"/>
+            </w:tcBorders>
+            <w:tcMar>
+              <w:top w:type="dxa" w:w="30"/>
+              <w:left w:type="dxa" w:w="70"/>
+              <w:bottom w:type="dxa" w:w="30"/>
+              <w:right w:type="dxa" w:w="70"/>
+            </w:tcMar>
+            <w:vAlign w:val="center"/>
+          </w:tcPr>
+          <w:p>
+            <w:pPr>
+              <w:keepNext w:val="false"/>
               <w:spacing w:after="0" w:before="0" w:line="240" w:lineRule="auto"/>
               <w:jc w:val="left"/>
             </w:pPr>
@@ -3013,23 +3082,24 @@
         </w:tc>
         <w:tc>
           <w:tcPr>
-            <w:tcW w:type="dxa" w:w="1531"/>
-            <w:tcBorders>
-              <w:top w:val="single" w:color="000000" w:sz="4"/>
-              <w:left w:val="single" w:color="000000" w:sz="4"/>
-              <w:bottom w:val="single" w:color="000000" w:sz="4"/>
-              <w:right w:val="single" w:color="000000" w:sz="4"/>
-            </w:tcBorders>
-            <w:tcMar>
-              <w:top w:type="dxa" w:w="30"/>
-              <w:left w:type="dxa" w:w="70"/>
-              <w:bottom w:type="dxa" w:w="30"/>
-              <w:right w:type="dxa" w:w="70"/>
-            </w:tcMar>
-            <w:vAlign w:val="center"/>
-          </w:tcPr>
-          <w:p>
-            <w:pPr>
+            <w:tcW w:type="dxa" w:w="1434"/>
+            <w:tcBorders>
+              <w:top w:val="single" w:color="000000" w:sz="4"/>
+              <w:left w:val="single" w:color="000000" w:sz="4"/>
+              <w:bottom w:val="single" w:color="000000" w:sz="4"/>
+              <w:right w:val="single" w:color="000000" w:sz="4"/>
+            </w:tcBorders>
+            <w:tcMar>
+              <w:top w:type="dxa" w:w="30"/>
+              <w:left w:type="dxa" w:w="70"/>
+              <w:bottom w:type="dxa" w:w="30"/>
+              <w:right w:type="dxa" w:w="70"/>
+            </w:tcMar>
+            <w:vAlign w:val="center"/>
+          </w:tcPr>
+          <w:p>
+            <w:pPr>
+              <w:keepNext w:val="false"/>
               <w:spacing w:after="0" w:before="0" w:line="240" w:lineRule="auto"/>
               <w:jc w:val="left"/>
             </w:pPr>
@@ -3049,23 +3119,24 @@
         </w:tc>
         <w:tc>
           <w:tcPr>
-            <w:tcW w:type="dxa" w:w="1650"/>
-            <w:tcBorders>
-              <w:top w:val="single" w:color="000000" w:sz="4"/>
-              <w:left w:val="single" w:color="000000" w:sz="4"/>
-              <w:bottom w:val="single" w:color="000000" w:sz="4"/>
-              <w:right w:val="single" w:color="000000" w:sz="4"/>
-            </w:tcBorders>
-            <w:tcMar>
-              <w:top w:type="dxa" w:w="30"/>
-              <w:left w:type="dxa" w:w="70"/>
-              <w:bottom w:type="dxa" w:w="30"/>
-              <w:right w:type="dxa" w:w="70"/>
-            </w:tcMar>
-            <w:vAlign w:val="center"/>
-          </w:tcPr>
-          <w:p>
-            <w:pPr>
+            <w:tcW w:type="dxa" w:w="1462"/>
+            <w:tcBorders>
+              <w:top w:val="single" w:color="000000" w:sz="4"/>
+              <w:left w:val="single" w:color="000000" w:sz="4"/>
+              <w:bottom w:val="single" w:color="000000" w:sz="4"/>
+              <w:right w:val="single" w:color="000000" w:sz="4"/>
+            </w:tcBorders>
+            <w:tcMar>
+              <w:top w:type="dxa" w:w="30"/>
+              <w:left w:type="dxa" w:w="70"/>
+              <w:bottom w:type="dxa" w:w="30"/>
+              <w:right w:type="dxa" w:w="70"/>
+            </w:tcMar>
+            <w:vAlign w:val="center"/>
+          </w:tcPr>
+          <w:p>
+            <w:pPr>
+              <w:keepNext w:val="false"/>
               <w:spacing w:after="0" w:before="0" w:line="240" w:lineRule="auto"/>
               <w:jc w:val="left"/>
             </w:pPr>
@@ -3108,6 +3179,7 @@
           </w:tcPr>
           <w:p>
             <w:pPr>
+              <w:keepNext w:val="false"/>
               <w:spacing w:after="0" w:before="0" w:line="240" w:lineRule="auto"/>
               <w:jc w:val="left"/>
             </w:pPr>
@@ -3127,23 +3199,24 @@
         </w:tc>
         <w:tc>
           <w:tcPr>
-            <w:tcW w:type="dxa" w:w="1647"/>
-            <w:tcBorders>
-              <w:top w:val="single" w:color="000000" w:sz="4"/>
-              <w:left w:val="single" w:color="000000" w:sz="4"/>
-              <w:bottom w:val="single" w:color="000000" w:sz="4"/>
-              <w:right w:val="single" w:color="000000" w:sz="4"/>
-            </w:tcBorders>
-            <w:tcMar>
-              <w:top w:type="dxa" w:w="30"/>
-              <w:left w:type="dxa" w:w="70"/>
-              <w:bottom w:type="dxa" w:w="30"/>
-              <w:right w:type="dxa" w:w="70"/>
-            </w:tcMar>
-            <w:vAlign w:val="center"/>
-          </w:tcPr>
-          <w:p>
-            <w:pPr>
+            <w:tcW w:type="dxa" w:w="1458"/>
+            <w:tcBorders>
+              <w:top w:val="single" w:color="000000" w:sz="4"/>
+              <w:left w:val="single" w:color="000000" w:sz="4"/>
+              <w:bottom w:val="single" w:color="000000" w:sz="4"/>
+              <w:right w:val="single" w:color="000000" w:sz="4"/>
+            </w:tcBorders>
+            <w:tcMar>
+              <w:top w:type="dxa" w:w="30"/>
+              <w:left w:type="dxa" w:w="70"/>
+              <w:bottom w:type="dxa" w:w="30"/>
+              <w:right w:type="dxa" w:w="70"/>
+            </w:tcMar>
+            <w:vAlign w:val="center"/>
+          </w:tcPr>
+          <w:p>
+            <w:pPr>
+              <w:keepNext w:val="false"/>
               <w:spacing w:after="0" w:before="0" w:line="240" w:lineRule="auto"/>
               <w:jc w:val="left"/>
             </w:pPr>
@@ -3163,23 +3236,24 @@
         </w:tc>
         <w:tc>
           <w:tcPr>
-            <w:tcW w:type="dxa" w:w="1143"/>
-            <w:tcBorders>
-              <w:top w:val="single" w:color="000000" w:sz="4"/>
-              <w:left w:val="single" w:color="000000" w:sz="4"/>
-              <w:bottom w:val="single" w:color="000000" w:sz="4"/>
-              <w:right w:val="single" w:color="000000" w:sz="4"/>
-            </w:tcBorders>
-            <w:tcMar>
-              <w:top w:type="dxa" w:w="30"/>
-              <w:left w:type="dxa" w:w="70"/>
-              <w:bottom w:type="dxa" w:w="30"/>
-              <w:right w:type="dxa" w:w="70"/>
-            </w:tcMar>
-            <w:vAlign w:val="center"/>
-          </w:tcPr>
-          <w:p>
-            <w:pPr>
+            <w:tcW w:type="dxa" w:w="1005"/>
+            <w:tcBorders>
+              <w:top w:val="single" w:color="000000" w:sz="4"/>
+              <w:left w:val="single" w:color="000000" w:sz="4"/>
+              <w:bottom w:val="single" w:color="000000" w:sz="4"/>
+              <w:right w:val="single" w:color="000000" w:sz="4"/>
+            </w:tcBorders>
+            <w:tcMar>
+              <w:top w:type="dxa" w:w="30"/>
+              <w:left w:type="dxa" w:w="70"/>
+              <w:bottom w:type="dxa" w:w="30"/>
+              <w:right w:type="dxa" w:w="70"/>
+            </w:tcMar>
+            <w:vAlign w:val="center"/>
+          </w:tcPr>
+          <w:p>
+            <w:pPr>
+              <w:keepNext w:val="false"/>
               <w:spacing w:after="0" w:before="0" w:line="240" w:lineRule="auto"/>
               <w:jc w:val="left"/>
             </w:pPr>
@@ -3199,23 +3273,24 @@
         </w:tc>
         <w:tc>
           <w:tcPr>
-            <w:tcW w:type="dxa" w:w="1207"/>
-            <w:tcBorders>
-              <w:top w:val="single" w:color="000000" w:sz="4"/>
-              <w:left w:val="single" w:color="000000" w:sz="4"/>
-              <w:bottom w:val="single" w:color="000000" w:sz="4"/>
-              <w:right w:val="single" w:color="000000" w:sz="4"/>
-            </w:tcBorders>
-            <w:tcMar>
-              <w:top w:type="dxa" w:w="30"/>
-              <w:left w:type="dxa" w:w="70"/>
-              <w:bottom w:type="dxa" w:w="30"/>
-              <w:right w:type="dxa" w:w="70"/>
-            </w:tcMar>
-            <w:vAlign w:val="center"/>
-          </w:tcPr>
-          <w:p>
-            <w:pPr>
+            <w:tcW w:type="dxa" w:w="1898"/>
+            <w:tcBorders>
+              <w:top w:val="single" w:color="000000" w:sz="4"/>
+              <w:left w:val="single" w:color="000000" w:sz="4"/>
+              <w:bottom w:val="single" w:color="000000" w:sz="4"/>
+              <w:right w:val="single" w:color="000000" w:sz="4"/>
+            </w:tcBorders>
+            <w:tcMar>
+              <w:top w:type="dxa" w:w="30"/>
+              <w:left w:type="dxa" w:w="70"/>
+              <w:bottom w:type="dxa" w:w="30"/>
+              <w:right w:type="dxa" w:w="70"/>
+            </w:tcMar>
+            <w:vAlign w:val="center"/>
+          </w:tcPr>
+          <w:p>
+            <w:pPr>
+              <w:keepNext w:val="false"/>
               <w:spacing w:after="0" w:before="0" w:line="240" w:lineRule="auto"/>
               <w:jc w:val="left"/>
             </w:pPr>
@@ -3259,23 +3334,24 @@
         </w:tc>
         <w:tc>
           <w:tcPr>
-            <w:tcW w:type="dxa" w:w="1207"/>
-            <w:tcBorders>
-              <w:top w:val="single" w:color="000000" w:sz="4"/>
-              <w:left w:val="single" w:color="000000" w:sz="4"/>
-              <w:bottom w:val="single" w:color="000000" w:sz="4"/>
-              <w:right w:val="single" w:color="000000" w:sz="4"/>
-            </w:tcBorders>
-            <w:tcMar>
-              <w:top w:type="dxa" w:w="30"/>
-              <w:left w:type="dxa" w:w="70"/>
-              <w:bottom w:type="dxa" w:w="30"/>
-              <w:right w:type="dxa" w:w="70"/>
-            </w:tcMar>
-            <w:vAlign w:val="center"/>
-          </w:tcPr>
-          <w:p>
-            <w:pPr>
+            <w:tcW w:type="dxa" w:w="1128"/>
+            <w:tcBorders>
+              <w:top w:val="single" w:color="000000" w:sz="4"/>
+              <w:left w:val="single" w:color="000000" w:sz="4"/>
+              <w:bottom w:val="single" w:color="000000" w:sz="4"/>
+              <w:right w:val="single" w:color="000000" w:sz="4"/>
+            </w:tcBorders>
+            <w:tcMar>
+              <w:top w:type="dxa" w:w="30"/>
+              <w:left w:type="dxa" w:w="70"/>
+              <w:bottom w:type="dxa" w:w="30"/>
+              <w:right w:type="dxa" w:w="70"/>
+            </w:tcMar>
+            <w:vAlign w:val="center"/>
+          </w:tcPr>
+          <w:p>
+            <w:pPr>
+              <w:keepNext w:val="false"/>
               <w:spacing w:after="0" w:before="0" w:line="240" w:lineRule="auto"/>
               <w:jc w:val="left"/>
             </w:pPr>
@@ -3295,23 +3371,24 @@
         </w:tc>
         <w:tc>
           <w:tcPr>
-            <w:tcW w:type="dxa" w:w="1531"/>
-            <w:tcBorders>
-              <w:top w:val="single" w:color="000000" w:sz="4"/>
-              <w:left w:val="single" w:color="000000" w:sz="4"/>
-              <w:bottom w:val="single" w:color="000000" w:sz="4"/>
-              <w:right w:val="single" w:color="000000" w:sz="4"/>
-            </w:tcBorders>
-            <w:tcMar>
-              <w:top w:type="dxa" w:w="30"/>
-              <w:left w:type="dxa" w:w="70"/>
-              <w:bottom w:type="dxa" w:w="30"/>
-              <w:right w:type="dxa" w:w="70"/>
-            </w:tcMar>
-            <w:vAlign w:val="center"/>
-          </w:tcPr>
-          <w:p>
-            <w:pPr>
+            <w:tcW w:type="dxa" w:w="1434"/>
+            <w:tcBorders>
+              <w:top w:val="single" w:color="000000" w:sz="4"/>
+              <w:left w:val="single" w:color="000000" w:sz="4"/>
+              <w:bottom w:val="single" w:color="000000" w:sz="4"/>
+              <w:right w:val="single" w:color="000000" w:sz="4"/>
+            </w:tcBorders>
+            <w:tcMar>
+              <w:top w:type="dxa" w:w="30"/>
+              <w:left w:type="dxa" w:w="70"/>
+              <w:bottom w:type="dxa" w:w="30"/>
+              <w:right w:type="dxa" w:w="70"/>
+            </w:tcMar>
+            <w:vAlign w:val="center"/>
+          </w:tcPr>
+          <w:p>
+            <w:pPr>
+              <w:keepNext w:val="false"/>
               <w:spacing w:after="0" w:before="0" w:line="240" w:lineRule="auto"/>
               <w:jc w:val="left"/>
             </w:pPr>
@@ -3331,23 +3408,24 @@
         </w:tc>
         <w:tc>
           <w:tcPr>
-            <w:tcW w:type="dxa" w:w="1650"/>
-            <w:tcBorders>
-              <w:top w:val="single" w:color="000000" w:sz="4"/>
-              <w:left w:val="single" w:color="000000" w:sz="4"/>
-              <w:bottom w:val="single" w:color="000000" w:sz="4"/>
-              <w:right w:val="single" w:color="000000" w:sz="4"/>
-            </w:tcBorders>
-            <w:tcMar>
-              <w:top w:type="dxa" w:w="30"/>
-              <w:left w:type="dxa" w:w="70"/>
-              <w:bottom w:type="dxa" w:w="30"/>
-              <w:right w:type="dxa" w:w="70"/>
-            </w:tcMar>
-            <w:vAlign w:val="center"/>
-          </w:tcPr>
-          <w:p>
-            <w:pPr>
+            <w:tcW w:type="dxa" w:w="1462"/>
+            <w:tcBorders>
+              <w:top w:val="single" w:color="000000" w:sz="4"/>
+              <w:left w:val="single" w:color="000000" w:sz="4"/>
+              <w:bottom w:val="single" w:color="000000" w:sz="4"/>
+              <w:right w:val="single" w:color="000000" w:sz="4"/>
+            </w:tcBorders>
+            <w:tcMar>
+              <w:top w:type="dxa" w:w="30"/>
+              <w:left w:type="dxa" w:w="70"/>
+              <w:bottom w:type="dxa" w:w="30"/>
+              <w:right w:type="dxa" w:w="70"/>
+            </w:tcMar>
+            <w:vAlign w:val="center"/>
+          </w:tcPr>
+          <w:p>
+            <w:pPr>
+              <w:keepNext w:val="false"/>
               <w:spacing w:after="0" w:before="0" w:line="240" w:lineRule="auto"/>
               <w:jc w:val="left"/>
             </w:pPr>
@@ -3390,6 +3468,7 @@
           </w:tcPr>
           <w:p>
             <w:pPr>
+              <w:keepNext w:val="false"/>
               <w:spacing w:after="0" w:before="0" w:line="240" w:lineRule="auto"/>
               <w:jc w:val="left"/>
             </w:pPr>
@@ -3409,23 +3488,24 @@
         </w:tc>
         <w:tc>
           <w:tcPr>
-            <w:tcW w:type="dxa" w:w="1647"/>
-            <w:tcBorders>
-              <w:top w:val="single" w:color="000000" w:sz="4"/>
-              <w:left w:val="single" w:color="000000" w:sz="4"/>
-              <w:bottom w:val="single" w:color="000000" w:sz="4"/>
-              <w:right w:val="single" w:color="000000" w:sz="4"/>
-            </w:tcBorders>
-            <w:tcMar>
-              <w:top w:type="dxa" w:w="30"/>
-              <w:left w:type="dxa" w:w="70"/>
-              <w:bottom w:type="dxa" w:w="30"/>
-              <w:right w:type="dxa" w:w="70"/>
-            </w:tcMar>
-            <w:vAlign w:val="center"/>
-          </w:tcPr>
-          <w:p>
-            <w:pPr>
+            <w:tcW w:type="dxa" w:w="1458"/>
+            <w:tcBorders>
+              <w:top w:val="single" w:color="000000" w:sz="4"/>
+              <w:left w:val="single" w:color="000000" w:sz="4"/>
+              <w:bottom w:val="single" w:color="000000" w:sz="4"/>
+              <w:right w:val="single" w:color="000000" w:sz="4"/>
+            </w:tcBorders>
+            <w:tcMar>
+              <w:top w:type="dxa" w:w="30"/>
+              <w:left w:type="dxa" w:w="70"/>
+              <w:bottom w:type="dxa" w:w="30"/>
+              <w:right w:type="dxa" w:w="70"/>
+            </w:tcMar>
+            <w:vAlign w:val="center"/>
+          </w:tcPr>
+          <w:p>
+            <w:pPr>
+              <w:keepNext w:val="false"/>
               <w:spacing w:after="0" w:before="0" w:line="240" w:lineRule="auto"/>
               <w:jc w:val="left"/>
             </w:pPr>
@@ -3445,23 +3525,24 @@
         </w:tc>
         <w:tc>
           <w:tcPr>
-            <w:tcW w:type="dxa" w:w="1143"/>
-            <w:tcBorders>
-              <w:top w:val="single" w:color="000000" w:sz="4"/>
-              <w:left w:val="single" w:color="000000" w:sz="4"/>
-              <w:bottom w:val="single" w:color="000000" w:sz="4"/>
-              <w:right w:val="single" w:color="000000" w:sz="4"/>
-            </w:tcBorders>
-            <w:tcMar>
-              <w:top w:type="dxa" w:w="30"/>
-              <w:left w:type="dxa" w:w="70"/>
-              <w:bottom w:type="dxa" w:w="30"/>
-              <w:right w:type="dxa" w:w="70"/>
-            </w:tcMar>
-            <w:vAlign w:val="center"/>
-          </w:tcPr>
-          <w:p>
-            <w:pPr>
+            <w:tcW w:type="dxa" w:w="1005"/>
+            <w:tcBorders>
+              <w:top w:val="single" w:color="000000" w:sz="4"/>
+              <w:left w:val="single" w:color="000000" w:sz="4"/>
+              <w:bottom w:val="single" w:color="000000" w:sz="4"/>
+              <w:right w:val="single" w:color="000000" w:sz="4"/>
+            </w:tcBorders>
+            <w:tcMar>
+              <w:top w:type="dxa" w:w="30"/>
+              <w:left w:type="dxa" w:w="70"/>
+              <w:bottom w:type="dxa" w:w="30"/>
+              <w:right w:type="dxa" w:w="70"/>
+            </w:tcMar>
+            <w:vAlign w:val="center"/>
+          </w:tcPr>
+          <w:p>
+            <w:pPr>
+              <w:keepNext w:val="false"/>
               <w:spacing w:after="0" w:before="0" w:line="240" w:lineRule="auto"/>
               <w:jc w:val="left"/>
             </w:pPr>
@@ -3481,23 +3562,24 @@
         </w:tc>
         <w:tc>
           <w:tcPr>
-            <w:tcW w:type="dxa" w:w="1207"/>
-            <w:tcBorders>
-              <w:top w:val="single" w:color="000000" w:sz="4"/>
-              <w:left w:val="single" w:color="000000" w:sz="4"/>
-              <w:bottom w:val="single" w:color="000000" w:sz="4"/>
-              <w:right w:val="single" w:color="000000" w:sz="4"/>
-            </w:tcBorders>
-            <w:tcMar>
-              <w:top w:type="dxa" w:w="30"/>
-              <w:left w:type="dxa" w:w="70"/>
-              <w:bottom w:type="dxa" w:w="30"/>
-              <w:right w:type="dxa" w:w="70"/>
-            </w:tcMar>
-            <w:vAlign w:val="center"/>
-          </w:tcPr>
-          <w:p>
-            <w:pPr>
+            <w:tcW w:type="dxa" w:w="1898"/>
+            <w:tcBorders>
+              <w:top w:val="single" w:color="000000" w:sz="4"/>
+              <w:left w:val="single" w:color="000000" w:sz="4"/>
+              <w:bottom w:val="single" w:color="000000" w:sz="4"/>
+              <w:right w:val="single" w:color="000000" w:sz="4"/>
+            </w:tcBorders>
+            <w:tcMar>
+              <w:top w:type="dxa" w:w="30"/>
+              <w:left w:type="dxa" w:w="70"/>
+              <w:bottom w:type="dxa" w:w="30"/>
+              <w:right w:type="dxa" w:w="70"/>
+            </w:tcMar>
+            <w:vAlign w:val="center"/>
+          </w:tcPr>
+          <w:p>
+            <w:pPr>
+              <w:keepNext w:val="false"/>
               <w:spacing w:after="0" w:before="0" w:line="240" w:lineRule="auto"/>
               <w:jc w:val="left"/>
             </w:pPr>
@@ -3517,23 +3599,24 @@
         </w:tc>
         <w:tc>
           <w:tcPr>
-            <w:tcW w:type="dxa" w:w="1207"/>
-            <w:tcBorders>
-              <w:top w:val="single" w:color="000000" w:sz="4"/>
-              <w:left w:val="single" w:color="000000" w:sz="4"/>
-              <w:bottom w:val="single" w:color="000000" w:sz="4"/>
-              <w:right w:val="single" w:color="000000" w:sz="4"/>
-            </w:tcBorders>
-            <w:tcMar>
-              <w:top w:type="dxa" w:w="30"/>
-              <w:left w:type="dxa" w:w="70"/>
-              <w:bottom w:type="dxa" w:w="30"/>
-              <w:right w:type="dxa" w:w="70"/>
-            </w:tcMar>
-            <w:vAlign w:val="center"/>
-          </w:tcPr>
-          <w:p>
-            <w:pPr>
+            <w:tcW w:type="dxa" w:w="1128"/>
+            <w:tcBorders>
+              <w:top w:val="single" w:color="000000" w:sz="4"/>
+              <w:left w:val="single" w:color="000000" w:sz="4"/>
+              <w:bottom w:val="single" w:color="000000" w:sz="4"/>
+              <w:right w:val="single" w:color="000000" w:sz="4"/>
+            </w:tcBorders>
+            <w:tcMar>
+              <w:top w:type="dxa" w:w="30"/>
+              <w:left w:type="dxa" w:w="70"/>
+              <w:bottom w:type="dxa" w:w="30"/>
+              <w:right w:type="dxa" w:w="70"/>
+            </w:tcMar>
+            <w:vAlign w:val="center"/>
+          </w:tcPr>
+          <w:p>
+            <w:pPr>
+              <w:keepNext w:val="false"/>
               <w:spacing w:after="0" w:before="0" w:line="240" w:lineRule="auto"/>
               <w:jc w:val="left"/>
             </w:pPr>
@@ -3553,23 +3636,24 @@
         </w:tc>
         <w:tc>
           <w:tcPr>
-            <w:tcW w:type="dxa" w:w="1531"/>
-            <w:tcBorders>
-              <w:top w:val="single" w:color="000000" w:sz="4"/>
-              <w:left w:val="single" w:color="000000" w:sz="4"/>
-              <w:bottom w:val="single" w:color="000000" w:sz="4"/>
-              <w:right w:val="single" w:color="000000" w:sz="4"/>
-            </w:tcBorders>
-            <w:tcMar>
-              <w:top w:type="dxa" w:w="30"/>
-              <w:left w:type="dxa" w:w="70"/>
-              <w:bottom w:type="dxa" w:w="30"/>
-              <w:right w:type="dxa" w:w="70"/>
-            </w:tcMar>
-            <w:vAlign w:val="center"/>
-          </w:tcPr>
-          <w:p>
-            <w:pPr>
+            <w:tcW w:type="dxa" w:w="1434"/>
+            <w:tcBorders>
+              <w:top w:val="single" w:color="000000" w:sz="4"/>
+              <w:left w:val="single" w:color="000000" w:sz="4"/>
+              <w:bottom w:val="single" w:color="000000" w:sz="4"/>
+              <w:right w:val="single" w:color="000000" w:sz="4"/>
+            </w:tcBorders>
+            <w:tcMar>
+              <w:top w:type="dxa" w:w="30"/>
+              <w:left w:type="dxa" w:w="70"/>
+              <w:bottom w:type="dxa" w:w="30"/>
+              <w:right w:type="dxa" w:w="70"/>
+            </w:tcMar>
+            <w:vAlign w:val="center"/>
+          </w:tcPr>
+          <w:p>
+            <w:pPr>
+              <w:keepNext w:val="false"/>
               <w:spacing w:after="0" w:before="0" w:line="240" w:lineRule="auto"/>
               <w:jc w:val="left"/>
             </w:pPr>
@@ -3589,23 +3673,24 @@
         </w:tc>
         <w:tc>
           <w:tcPr>
-            <w:tcW w:type="dxa" w:w="1650"/>
-            <w:tcBorders>
-              <w:top w:val="single" w:color="000000" w:sz="4"/>
-              <w:left w:val="single" w:color="000000" w:sz="4"/>
-              <w:bottom w:val="single" w:color="000000" w:sz="4"/>
-              <w:right w:val="single" w:color="000000" w:sz="4"/>
-            </w:tcBorders>
-            <w:tcMar>
-              <w:top w:type="dxa" w:w="30"/>
-              <w:left w:type="dxa" w:w="70"/>
-              <w:bottom w:type="dxa" w:w="30"/>
-              <w:right w:type="dxa" w:w="70"/>
-            </w:tcMar>
-            <w:vAlign w:val="center"/>
-          </w:tcPr>
-          <w:p>
-            <w:pPr>
+            <w:tcW w:type="dxa" w:w="1462"/>
+            <w:tcBorders>
+              <w:top w:val="single" w:color="000000" w:sz="4"/>
+              <w:left w:val="single" w:color="000000" w:sz="4"/>
+              <w:bottom w:val="single" w:color="000000" w:sz="4"/>
+              <w:right w:val="single" w:color="000000" w:sz="4"/>
+            </w:tcBorders>
+            <w:tcMar>
+              <w:top w:type="dxa" w:w="30"/>
+              <w:left w:type="dxa" w:w="70"/>
+              <w:bottom w:type="dxa" w:w="30"/>
+              <w:right w:type="dxa" w:w="70"/>
+            </w:tcMar>
+            <w:vAlign w:val="center"/>
+          </w:tcPr>
+          <w:p>
+            <w:pPr>
+              <w:keepNext w:val="false"/>
               <w:spacing w:after="0" w:before="0" w:line="240" w:lineRule="auto"/>
               <w:jc w:val="left"/>
             </w:pPr>
@@ -3636,6 +3721,7 @@
           </w:tcPr>
           <w:p>
             <w:pPr>
+              <w:keepNext w:val="false"/>
               <w:spacing w:after="0" w:before="0" w:line="240" w:lineRule="auto"/>
               <w:jc w:val="left"/>
             </w:pPr>
@@ -3655,23 +3741,24 @@
         </w:tc>
         <w:tc>
           <w:tcPr>
-            <w:tcW w:type="dxa" w:w="1647"/>
-            <w:tcBorders>
-              <w:top w:val="single" w:color="000000" w:sz="4"/>
-              <w:left w:val="single" w:color="000000" w:sz="4"/>
-              <w:bottom w:val="single" w:color="000000" w:sz="4"/>
-              <w:right w:val="single" w:color="000000" w:sz="4"/>
-            </w:tcBorders>
-            <w:tcMar>
-              <w:top w:type="dxa" w:w="30"/>
-              <w:left w:type="dxa" w:w="70"/>
-              <w:bottom w:type="dxa" w:w="30"/>
-              <w:right w:type="dxa" w:w="70"/>
-            </w:tcMar>
-            <w:vAlign w:val="center"/>
-          </w:tcPr>
-          <w:p>
-            <w:pPr>
+            <w:tcW w:type="dxa" w:w="1458"/>
+            <w:tcBorders>
+              <w:top w:val="single" w:color="000000" w:sz="4"/>
+              <w:left w:val="single" w:color="000000" w:sz="4"/>
+              <w:bottom w:val="single" w:color="000000" w:sz="4"/>
+              <w:right w:val="single" w:color="000000" w:sz="4"/>
+            </w:tcBorders>
+            <w:tcMar>
+              <w:top w:type="dxa" w:w="30"/>
+              <w:left w:type="dxa" w:w="70"/>
+              <w:bottom w:type="dxa" w:w="30"/>
+              <w:right w:type="dxa" w:w="70"/>
+            </w:tcMar>
+            <w:vAlign w:val="center"/>
+          </w:tcPr>
+          <w:p>
+            <w:pPr>
+              <w:keepNext w:val="false"/>
               <w:spacing w:after="0" w:before="0" w:line="240" w:lineRule="auto"/>
               <w:jc w:val="left"/>
             </w:pPr>
@@ -3691,23 +3778,24 @@
         </w:tc>
         <w:tc>
           <w:tcPr>
-            <w:tcW w:type="dxa" w:w="1143"/>
-            <w:tcBorders>
-              <w:top w:val="single" w:color="000000" w:sz="4"/>
-              <w:left w:val="single" w:color="000000" w:sz="4"/>
-              <w:bottom w:val="single" w:color="000000" w:sz="4"/>
-              <w:right w:val="single" w:color="000000" w:sz="4"/>
-            </w:tcBorders>
-            <w:tcMar>
-              <w:top w:type="dxa" w:w="30"/>
-              <w:left w:type="dxa" w:w="70"/>
-              <w:bottom w:type="dxa" w:w="30"/>
-              <w:right w:type="dxa" w:w="70"/>
-            </w:tcMar>
-            <w:vAlign w:val="center"/>
-          </w:tcPr>
-          <w:p>
-            <w:pPr>
+            <w:tcW w:type="dxa" w:w="1005"/>
+            <w:tcBorders>
+              <w:top w:val="single" w:color="000000" w:sz="4"/>
+              <w:left w:val="single" w:color="000000" w:sz="4"/>
+              <w:bottom w:val="single" w:color="000000" w:sz="4"/>
+              <w:right w:val="single" w:color="000000" w:sz="4"/>
+            </w:tcBorders>
+            <w:tcMar>
+              <w:top w:type="dxa" w:w="30"/>
+              <w:left w:type="dxa" w:w="70"/>
+              <w:bottom w:type="dxa" w:w="30"/>
+              <w:right w:type="dxa" w:w="70"/>
+            </w:tcMar>
+            <w:vAlign w:val="center"/>
+          </w:tcPr>
+          <w:p>
+            <w:pPr>
+              <w:keepNext w:val="false"/>
               <w:spacing w:after="0" w:before="0" w:line="240" w:lineRule="auto"/>
               <w:jc w:val="left"/>
             </w:pPr>
@@ -3727,23 +3815,24 @@
         </w:tc>
         <w:tc>
           <w:tcPr>
-            <w:tcW w:type="dxa" w:w="1207"/>
-            <w:tcBorders>
-              <w:top w:val="single" w:color="000000" w:sz="4"/>
-              <w:left w:val="single" w:color="000000" w:sz="4"/>
-              <w:bottom w:val="single" w:color="000000" w:sz="4"/>
-              <w:right w:val="single" w:color="000000" w:sz="4"/>
-            </w:tcBorders>
-            <w:tcMar>
-              <w:top w:type="dxa" w:w="30"/>
-              <w:left w:type="dxa" w:w="70"/>
-              <w:bottom w:type="dxa" w:w="30"/>
-              <w:right w:type="dxa" w:w="70"/>
-            </w:tcMar>
-            <w:vAlign w:val="center"/>
-          </w:tcPr>
-          <w:p>
-            <w:pPr>
+            <w:tcW w:type="dxa" w:w="1898"/>
+            <w:tcBorders>
+              <w:top w:val="single" w:color="000000" w:sz="4"/>
+              <w:left w:val="single" w:color="000000" w:sz="4"/>
+              <w:bottom w:val="single" w:color="000000" w:sz="4"/>
+              <w:right w:val="single" w:color="000000" w:sz="4"/>
+            </w:tcBorders>
+            <w:tcMar>
+              <w:top w:type="dxa" w:w="30"/>
+              <w:left w:type="dxa" w:w="70"/>
+              <w:bottom w:type="dxa" w:w="30"/>
+              <w:right w:type="dxa" w:w="70"/>
+            </w:tcMar>
+            <w:vAlign w:val="center"/>
+          </w:tcPr>
+          <w:p>
+            <w:pPr>
+              <w:keepNext w:val="false"/>
               <w:spacing w:after="0" w:before="0" w:line="240" w:lineRule="auto"/>
               <w:jc w:val="left"/>
             </w:pPr>
@@ -3763,47 +3852,49 @@
         </w:tc>
         <w:tc>
           <w:tcPr>
-            <w:tcW w:type="dxa" w:w="1207"/>
-            <w:tcBorders>
-              <w:top w:val="single" w:color="000000" w:sz="4"/>
-              <w:left w:val="single" w:color="000000" w:sz="4"/>
-              <w:bottom w:val="single" w:color="000000" w:sz="4"/>
-              <w:right w:val="single" w:color="000000" w:sz="4"/>
-            </w:tcBorders>
-            <w:tcMar>
-              <w:top w:type="dxa" w:w="30"/>
-              <w:left w:type="dxa" w:w="70"/>
-              <w:bottom w:type="dxa" w:w="30"/>
-              <w:right w:type="dxa" w:w="70"/>
-            </w:tcMar>
-            <w:vAlign w:val="center"/>
-          </w:tcPr>
-          <w:p>
-            <w:pPr>
-              <w:spacing w:after="0" w:before="0" w:line="240" w:lineRule="auto"/>
-              <w:jc w:val="left"/>
-            </w:pPr>
-          </w:p>
-        </w:tc>
-        <w:tc>
-          <w:tcPr>
-            <w:tcW w:type="dxa" w:w="1531"/>
-            <w:tcBorders>
-              <w:top w:val="single" w:color="000000" w:sz="4"/>
-              <w:left w:val="single" w:color="000000" w:sz="4"/>
-              <w:bottom w:val="single" w:color="000000" w:sz="4"/>
-              <w:right w:val="single" w:color="000000" w:sz="4"/>
-            </w:tcBorders>
-            <w:tcMar>
-              <w:top w:type="dxa" w:w="30"/>
-              <w:left w:type="dxa" w:w="70"/>
-              <w:bottom w:type="dxa" w:w="30"/>
-              <w:right w:type="dxa" w:w="70"/>
-            </w:tcMar>
-            <w:vAlign w:val="center"/>
-          </w:tcPr>
-          <w:p>
-            <w:pPr>
+            <w:tcW w:type="dxa" w:w="1128"/>
+            <w:tcBorders>
+              <w:top w:val="single" w:color="000000" w:sz="4"/>
+              <w:left w:val="single" w:color="000000" w:sz="4"/>
+              <w:bottom w:val="single" w:color="000000" w:sz="4"/>
+              <w:right w:val="single" w:color="000000" w:sz="4"/>
+            </w:tcBorders>
+            <w:tcMar>
+              <w:top w:type="dxa" w:w="30"/>
+              <w:left w:type="dxa" w:w="70"/>
+              <w:bottom w:type="dxa" w:w="30"/>
+              <w:right w:type="dxa" w:w="70"/>
+            </w:tcMar>
+            <w:vAlign w:val="center"/>
+          </w:tcPr>
+          <w:p>
+            <w:pPr>
+              <w:keepNext w:val="false"/>
+              <w:spacing w:after="0" w:before="0" w:line="240" w:lineRule="auto"/>
+              <w:jc w:val="left"/>
+            </w:pPr>
+          </w:p>
+        </w:tc>
+        <w:tc>
+          <w:tcPr>
+            <w:tcW w:type="dxa" w:w="1434"/>
+            <w:tcBorders>
+              <w:top w:val="single" w:color="000000" w:sz="4"/>
+              <w:left w:val="single" w:color="000000" w:sz="4"/>
+              <w:bottom w:val="single" w:color="000000" w:sz="4"/>
+              <w:right w:val="single" w:color="000000" w:sz="4"/>
+            </w:tcBorders>
+            <w:tcMar>
+              <w:top w:type="dxa" w:w="30"/>
+              <w:left w:type="dxa" w:w="70"/>
+              <w:bottom w:type="dxa" w:w="30"/>
+              <w:right w:type="dxa" w:w="70"/>
+            </w:tcMar>
+            <w:vAlign w:val="center"/>
+          </w:tcPr>
+          <w:p>
+            <w:pPr>
+              <w:keepNext w:val="false"/>
               <w:spacing w:after="0" w:before="0" w:line="240" w:lineRule="auto"/>
               <w:jc w:val="left"/>
             </w:pPr>
@@ -3823,23 +3914,24 @@
         </w:tc>
         <w:tc>
           <w:tcPr>
-            <w:tcW w:type="dxa" w:w="1650"/>
-            <w:tcBorders>
-              <w:top w:val="single" w:color="000000" w:sz="4"/>
-              <w:left w:val="single" w:color="000000" w:sz="4"/>
-              <w:bottom w:val="single" w:color="000000" w:sz="4"/>
-              <w:right w:val="single" w:color="000000" w:sz="4"/>
-            </w:tcBorders>
-            <w:tcMar>
-              <w:top w:type="dxa" w:w="30"/>
-              <w:left w:type="dxa" w:w="70"/>
-              <w:bottom w:type="dxa" w:w="30"/>
-              <w:right w:type="dxa" w:w="70"/>
-            </w:tcMar>
-            <w:vAlign w:val="center"/>
-          </w:tcPr>
-          <w:p>
-            <w:pPr>
+            <w:tcW w:type="dxa" w:w="1462"/>
+            <w:tcBorders>
+              <w:top w:val="single" w:color="000000" w:sz="4"/>
+              <w:left w:val="single" w:color="000000" w:sz="4"/>
+              <w:bottom w:val="single" w:color="000000" w:sz="4"/>
+              <w:right w:val="single" w:color="000000" w:sz="4"/>
+            </w:tcBorders>
+            <w:tcMar>
+              <w:top w:type="dxa" w:w="30"/>
+              <w:left w:type="dxa" w:w="70"/>
+              <w:bottom w:type="dxa" w:w="30"/>
+              <w:right w:type="dxa" w:w="70"/>
+            </w:tcMar>
+            <w:vAlign w:val="center"/>
+          </w:tcPr>
+          <w:p>
+            <w:pPr>
+              <w:keepNext w:val="false"/>
               <w:spacing w:after="0" w:before="0" w:line="240" w:lineRule="auto"/>
               <w:jc w:val="left"/>
             </w:pPr>
@@ -3882,6 +3974,7 @@
           </w:tcPr>
           <w:p>
             <w:pPr>
+              <w:keepNext w:val="false"/>
               <w:spacing w:after="0" w:before="0" w:line="240" w:lineRule="auto"/>
               <w:jc w:val="left"/>
             </w:pPr>
@@ -3901,23 +3994,24 @@
         </w:tc>
         <w:tc>
           <w:tcPr>
-            <w:tcW w:type="dxa" w:w="1647"/>
-            <w:tcBorders>
-              <w:top w:val="single" w:color="000000" w:sz="4"/>
-              <w:left w:val="single" w:color="000000" w:sz="4"/>
-              <w:bottom w:val="single" w:color="000000" w:sz="4"/>
-              <w:right w:val="single" w:color="000000" w:sz="4"/>
-            </w:tcBorders>
-            <w:tcMar>
-              <w:top w:type="dxa" w:w="30"/>
-              <w:left w:type="dxa" w:w="70"/>
-              <w:bottom w:type="dxa" w:w="30"/>
-              <w:right w:type="dxa" w:w="70"/>
-            </w:tcMar>
-            <w:vAlign w:val="center"/>
-          </w:tcPr>
-          <w:p>
-            <w:pPr>
+            <w:tcW w:type="dxa" w:w="1458"/>
+            <w:tcBorders>
+              <w:top w:val="single" w:color="000000" w:sz="4"/>
+              <w:left w:val="single" w:color="000000" w:sz="4"/>
+              <w:bottom w:val="single" w:color="000000" w:sz="4"/>
+              <w:right w:val="single" w:color="000000" w:sz="4"/>
+            </w:tcBorders>
+            <w:tcMar>
+              <w:top w:type="dxa" w:w="30"/>
+              <w:left w:type="dxa" w:w="70"/>
+              <w:bottom w:type="dxa" w:w="30"/>
+              <w:right w:type="dxa" w:w="70"/>
+            </w:tcMar>
+            <w:vAlign w:val="center"/>
+          </w:tcPr>
+          <w:p>
+            <w:pPr>
+              <w:keepNext w:val="false"/>
               <w:spacing w:after="0" w:before="0" w:line="240" w:lineRule="auto"/>
               <w:jc w:val="left"/>
             </w:pPr>
@@ -3937,23 +4031,24 @@
         </w:tc>
         <w:tc>
           <w:tcPr>
-            <w:tcW w:type="dxa" w:w="1143"/>
-            <w:tcBorders>
-              <w:top w:val="single" w:color="000000" w:sz="4"/>
-              <w:left w:val="single" w:color="000000" w:sz="4"/>
-              <w:bottom w:val="single" w:color="000000" w:sz="4"/>
-              <w:right w:val="single" w:color="000000" w:sz="4"/>
-            </w:tcBorders>
-            <w:tcMar>
-              <w:top w:type="dxa" w:w="30"/>
-              <w:left w:type="dxa" w:w="70"/>
-              <w:bottom w:type="dxa" w:w="30"/>
-              <w:right w:type="dxa" w:w="70"/>
-            </w:tcMar>
-            <w:vAlign w:val="center"/>
-          </w:tcPr>
-          <w:p>
-            <w:pPr>
+            <w:tcW w:type="dxa" w:w="1005"/>
+            <w:tcBorders>
+              <w:top w:val="single" w:color="000000" w:sz="4"/>
+              <w:left w:val="single" w:color="000000" w:sz="4"/>
+              <w:bottom w:val="single" w:color="000000" w:sz="4"/>
+              <w:right w:val="single" w:color="000000" w:sz="4"/>
+            </w:tcBorders>
+            <w:tcMar>
+              <w:top w:type="dxa" w:w="30"/>
+              <w:left w:type="dxa" w:w="70"/>
+              <w:bottom w:type="dxa" w:w="30"/>
+              <w:right w:type="dxa" w:w="70"/>
+            </w:tcMar>
+            <w:vAlign w:val="center"/>
+          </w:tcPr>
+          <w:p>
+            <w:pPr>
+              <w:keepNext w:val="false"/>
               <w:spacing w:after="0" w:before="0" w:line="240" w:lineRule="auto"/>
               <w:jc w:val="left"/>
             </w:pPr>
@@ -3973,23 +4068,24 @@
         </w:tc>
         <w:tc>
           <w:tcPr>
-            <w:tcW w:type="dxa" w:w="1207"/>
-            <w:tcBorders>
-              <w:top w:val="single" w:color="000000" w:sz="4"/>
-              <w:left w:val="single" w:color="000000" w:sz="4"/>
-              <w:bottom w:val="single" w:color="000000" w:sz="4"/>
-              <w:right w:val="single" w:color="000000" w:sz="4"/>
-            </w:tcBorders>
-            <w:tcMar>
-              <w:top w:type="dxa" w:w="30"/>
-              <w:left w:type="dxa" w:w="70"/>
-              <w:bottom w:type="dxa" w:w="30"/>
-              <w:right w:type="dxa" w:w="70"/>
-            </w:tcMar>
-            <w:vAlign w:val="center"/>
-          </w:tcPr>
-          <w:p>
-            <w:pPr>
+            <w:tcW w:type="dxa" w:w="1898"/>
+            <w:tcBorders>
+              <w:top w:val="single" w:color="000000" w:sz="4"/>
+              <w:left w:val="single" w:color="000000" w:sz="4"/>
+              <w:bottom w:val="single" w:color="000000" w:sz="4"/>
+              <w:right w:val="single" w:color="000000" w:sz="4"/>
+            </w:tcBorders>
+            <w:tcMar>
+              <w:top w:type="dxa" w:w="30"/>
+              <w:left w:type="dxa" w:w="70"/>
+              <w:bottom w:type="dxa" w:w="30"/>
+              <w:right w:type="dxa" w:w="70"/>
+            </w:tcMar>
+            <w:vAlign w:val="center"/>
+          </w:tcPr>
+          <w:p>
+            <w:pPr>
+              <w:keepNext w:val="false"/>
               <w:spacing w:after="0" w:before="0" w:line="240" w:lineRule="auto"/>
               <w:jc w:val="left"/>
             </w:pPr>
@@ -4033,23 +4129,24 @@
         </w:tc>
         <w:tc>
           <w:tcPr>
-            <w:tcW w:type="dxa" w:w="1207"/>
-            <w:tcBorders>
-              <w:top w:val="single" w:color="000000" w:sz="4"/>
-              <w:left w:val="single" w:color="000000" w:sz="4"/>
-              <w:bottom w:val="single" w:color="000000" w:sz="4"/>
-              <w:right w:val="single" w:color="000000" w:sz="4"/>
-            </w:tcBorders>
-            <w:tcMar>
-              <w:top w:type="dxa" w:w="30"/>
-              <w:left w:type="dxa" w:w="70"/>
-              <w:bottom w:type="dxa" w:w="30"/>
-              <w:right w:type="dxa" w:w="70"/>
-            </w:tcMar>
-            <w:vAlign w:val="center"/>
-          </w:tcPr>
-          <w:p>
-            <w:pPr>
+            <w:tcW w:type="dxa" w:w="1128"/>
+            <w:tcBorders>
+              <w:top w:val="single" w:color="000000" w:sz="4"/>
+              <w:left w:val="single" w:color="000000" w:sz="4"/>
+              <w:bottom w:val="single" w:color="000000" w:sz="4"/>
+              <w:right w:val="single" w:color="000000" w:sz="4"/>
+            </w:tcBorders>
+            <w:tcMar>
+              <w:top w:type="dxa" w:w="30"/>
+              <w:left w:type="dxa" w:w="70"/>
+              <w:bottom w:type="dxa" w:w="30"/>
+              <w:right w:type="dxa" w:w="70"/>
+            </w:tcMar>
+            <w:vAlign w:val="center"/>
+          </w:tcPr>
+          <w:p>
+            <w:pPr>
+              <w:keepNext w:val="false"/>
               <w:spacing w:after="0" w:before="0" w:line="240" w:lineRule="auto"/>
               <w:jc w:val="left"/>
             </w:pPr>
@@ -4069,23 +4166,24 @@
         </w:tc>
         <w:tc>
           <w:tcPr>
-            <w:tcW w:type="dxa" w:w="1531"/>
-            <w:tcBorders>
-              <w:top w:val="single" w:color="000000" w:sz="4"/>
-              <w:left w:val="single" w:color="000000" w:sz="4"/>
-              <w:bottom w:val="single" w:color="000000" w:sz="4"/>
-              <w:right w:val="single" w:color="000000" w:sz="4"/>
-            </w:tcBorders>
-            <w:tcMar>
-              <w:top w:type="dxa" w:w="30"/>
-              <w:left w:type="dxa" w:w="70"/>
-              <w:bottom w:type="dxa" w:w="30"/>
-              <w:right w:type="dxa" w:w="70"/>
-            </w:tcMar>
-            <w:vAlign w:val="center"/>
-          </w:tcPr>
-          <w:p>
-            <w:pPr>
+            <w:tcW w:type="dxa" w:w="1434"/>
+            <w:tcBorders>
+              <w:top w:val="single" w:color="000000" w:sz="4"/>
+              <w:left w:val="single" w:color="000000" w:sz="4"/>
+              <w:bottom w:val="single" w:color="000000" w:sz="4"/>
+              <w:right w:val="single" w:color="000000" w:sz="4"/>
+            </w:tcBorders>
+            <w:tcMar>
+              <w:top w:type="dxa" w:w="30"/>
+              <w:left w:type="dxa" w:w="70"/>
+              <w:bottom w:type="dxa" w:w="30"/>
+              <w:right w:type="dxa" w:w="70"/>
+            </w:tcMar>
+            <w:vAlign w:val="center"/>
+          </w:tcPr>
+          <w:p>
+            <w:pPr>
+              <w:keepNext w:val="false"/>
               <w:spacing w:after="0" w:before="0" w:line="240" w:lineRule="auto"/>
               <w:jc w:val="left"/>
             </w:pPr>
@@ -4105,23 +4203,24 @@
         </w:tc>
         <w:tc>
           <w:tcPr>
-            <w:tcW w:type="dxa" w:w="1650"/>
-            <w:tcBorders>
-              <w:top w:val="single" w:color="000000" w:sz="4"/>
-              <w:left w:val="single" w:color="000000" w:sz="4"/>
-              <w:bottom w:val="single" w:color="000000" w:sz="4"/>
-              <w:right w:val="single" w:color="000000" w:sz="4"/>
-            </w:tcBorders>
-            <w:tcMar>
-              <w:top w:type="dxa" w:w="30"/>
-              <w:left w:type="dxa" w:w="70"/>
-              <w:bottom w:type="dxa" w:w="30"/>
-              <w:right w:type="dxa" w:w="70"/>
-            </w:tcMar>
-            <w:vAlign w:val="center"/>
-          </w:tcPr>
-          <w:p>
-            <w:pPr>
+            <w:tcW w:type="dxa" w:w="1462"/>
+            <w:tcBorders>
+              <w:top w:val="single" w:color="000000" w:sz="4"/>
+              <w:left w:val="single" w:color="000000" w:sz="4"/>
+              <w:bottom w:val="single" w:color="000000" w:sz="4"/>
+              <w:right w:val="single" w:color="000000" w:sz="4"/>
+            </w:tcBorders>
+            <w:tcMar>
+              <w:top w:type="dxa" w:w="30"/>
+              <w:left w:type="dxa" w:w="70"/>
+              <w:bottom w:type="dxa" w:w="30"/>
+              <w:right w:type="dxa" w:w="70"/>
+            </w:tcMar>
+            <w:vAlign w:val="center"/>
+          </w:tcPr>
+          <w:p>
+            <w:pPr>
+              <w:keepNext w:val="false"/>
               <w:spacing w:after="0" w:before="0" w:line="240" w:lineRule="auto"/>
               <w:jc w:val="left"/>
             </w:pPr>
@@ -4152,6 +4251,7 @@
           </w:tcPr>
           <w:p>
             <w:pPr>
+              <w:keepNext w:val="false"/>
               <w:spacing w:after="0" w:before="0" w:line="240" w:lineRule="auto"/>
               <w:jc w:val="left"/>
             </w:pPr>
@@ -4171,23 +4271,24 @@
         </w:tc>
         <w:tc>
           <w:tcPr>
-            <w:tcW w:type="dxa" w:w="1647"/>
-            <w:tcBorders>
-              <w:top w:val="single" w:color="000000" w:sz="4"/>
-              <w:left w:val="single" w:color="000000" w:sz="4"/>
-              <w:bottom w:val="single" w:color="000000" w:sz="4"/>
-              <w:right w:val="single" w:color="000000" w:sz="4"/>
-            </w:tcBorders>
-            <w:tcMar>
-              <w:top w:type="dxa" w:w="30"/>
-              <w:left w:type="dxa" w:w="70"/>
-              <w:bottom w:type="dxa" w:w="30"/>
-              <w:right w:type="dxa" w:w="70"/>
-            </w:tcMar>
-            <w:vAlign w:val="center"/>
-          </w:tcPr>
-          <w:p>
-            <w:pPr>
+            <w:tcW w:type="dxa" w:w="1458"/>
+            <w:tcBorders>
+              <w:top w:val="single" w:color="000000" w:sz="4"/>
+              <w:left w:val="single" w:color="000000" w:sz="4"/>
+              <w:bottom w:val="single" w:color="000000" w:sz="4"/>
+              <w:right w:val="single" w:color="000000" w:sz="4"/>
+            </w:tcBorders>
+            <w:tcMar>
+              <w:top w:type="dxa" w:w="30"/>
+              <w:left w:type="dxa" w:w="70"/>
+              <w:bottom w:type="dxa" w:w="30"/>
+              <w:right w:type="dxa" w:w="70"/>
+            </w:tcMar>
+            <w:vAlign w:val="center"/>
+          </w:tcPr>
+          <w:p>
+            <w:pPr>
+              <w:keepNext w:val="false"/>
               <w:spacing w:after="0" w:before="0" w:line="240" w:lineRule="auto"/>
               <w:jc w:val="left"/>
             </w:pPr>
@@ -4207,23 +4308,24 @@
         </w:tc>
         <w:tc>
           <w:tcPr>
-            <w:tcW w:type="dxa" w:w="1143"/>
-            <w:tcBorders>
-              <w:top w:val="single" w:color="000000" w:sz="4"/>
-              <w:left w:val="single" w:color="000000" w:sz="4"/>
-              <w:bottom w:val="single" w:color="000000" w:sz="4"/>
-              <w:right w:val="single" w:color="000000" w:sz="4"/>
-            </w:tcBorders>
-            <w:tcMar>
-              <w:top w:type="dxa" w:w="30"/>
-              <w:left w:type="dxa" w:w="70"/>
-              <w:bottom w:type="dxa" w:w="30"/>
-              <w:right w:type="dxa" w:w="70"/>
-            </w:tcMar>
-            <w:vAlign w:val="center"/>
-          </w:tcPr>
-          <w:p>
-            <w:pPr>
+            <w:tcW w:type="dxa" w:w="1005"/>
+            <w:tcBorders>
+              <w:top w:val="single" w:color="000000" w:sz="4"/>
+              <w:left w:val="single" w:color="000000" w:sz="4"/>
+              <w:bottom w:val="single" w:color="000000" w:sz="4"/>
+              <w:right w:val="single" w:color="000000" w:sz="4"/>
+            </w:tcBorders>
+            <w:tcMar>
+              <w:top w:type="dxa" w:w="30"/>
+              <w:left w:type="dxa" w:w="70"/>
+              <w:bottom w:type="dxa" w:w="30"/>
+              <w:right w:type="dxa" w:w="70"/>
+            </w:tcMar>
+            <w:vAlign w:val="center"/>
+          </w:tcPr>
+          <w:p>
+            <w:pPr>
+              <w:keepNext w:val="false"/>
               <w:spacing w:after="0" w:before="0" w:line="240" w:lineRule="auto"/>
               <w:jc w:val="left"/>
             </w:pPr>
@@ -4243,23 +4345,24 @@
         </w:tc>
         <w:tc>
           <w:tcPr>
-            <w:tcW w:type="dxa" w:w="1207"/>
-            <w:tcBorders>
-              <w:top w:val="single" w:color="000000" w:sz="4"/>
-              <w:left w:val="single" w:color="000000" w:sz="4"/>
-              <w:bottom w:val="single" w:color="000000" w:sz="4"/>
-              <w:right w:val="single" w:color="000000" w:sz="4"/>
-            </w:tcBorders>
-            <w:tcMar>
-              <w:top w:type="dxa" w:w="30"/>
-              <w:left w:type="dxa" w:w="70"/>
-              <w:bottom w:type="dxa" w:w="30"/>
-              <w:right w:type="dxa" w:w="70"/>
-            </w:tcMar>
-            <w:vAlign w:val="center"/>
-          </w:tcPr>
-          <w:p>
-            <w:pPr>
+            <w:tcW w:type="dxa" w:w="1898"/>
+            <w:tcBorders>
+              <w:top w:val="single" w:color="000000" w:sz="4"/>
+              <w:left w:val="single" w:color="000000" w:sz="4"/>
+              <w:bottom w:val="single" w:color="000000" w:sz="4"/>
+              <w:right w:val="single" w:color="000000" w:sz="4"/>
+            </w:tcBorders>
+            <w:tcMar>
+              <w:top w:type="dxa" w:w="30"/>
+              <w:left w:type="dxa" w:w="70"/>
+              <w:bottom w:type="dxa" w:w="30"/>
+              <w:right w:type="dxa" w:w="70"/>
+            </w:tcMar>
+            <w:vAlign w:val="center"/>
+          </w:tcPr>
+          <w:p>
+            <w:pPr>
+              <w:keepNext w:val="false"/>
               <w:spacing w:after="0" w:before="0" w:line="240" w:lineRule="auto"/>
               <w:jc w:val="left"/>
             </w:pPr>
@@ -4279,23 +4382,24 @@
         </w:tc>
         <w:tc>
           <w:tcPr>
-            <w:tcW w:type="dxa" w:w="1207"/>
-            <w:tcBorders>
-              <w:top w:val="single" w:color="000000" w:sz="4"/>
-              <w:left w:val="single" w:color="000000" w:sz="4"/>
-              <w:bottom w:val="single" w:color="000000" w:sz="4"/>
-              <w:right w:val="single" w:color="000000" w:sz="4"/>
-            </w:tcBorders>
-            <w:tcMar>
-              <w:top w:type="dxa" w:w="30"/>
-              <w:left w:type="dxa" w:w="70"/>
-              <w:bottom w:type="dxa" w:w="30"/>
-              <w:right w:type="dxa" w:w="70"/>
-            </w:tcMar>
-            <w:vAlign w:val="center"/>
-          </w:tcPr>
-          <w:p>
-            <w:pPr>
+            <w:tcW w:type="dxa" w:w="1128"/>
+            <w:tcBorders>
+              <w:top w:val="single" w:color="000000" w:sz="4"/>
+              <w:left w:val="single" w:color="000000" w:sz="4"/>
+              <w:bottom w:val="single" w:color="000000" w:sz="4"/>
+              <w:right w:val="single" w:color="000000" w:sz="4"/>
+            </w:tcBorders>
+            <w:tcMar>
+              <w:top w:type="dxa" w:w="30"/>
+              <w:left w:type="dxa" w:w="70"/>
+              <w:bottom w:type="dxa" w:w="30"/>
+              <w:right w:type="dxa" w:w="70"/>
+            </w:tcMar>
+            <w:vAlign w:val="center"/>
+          </w:tcPr>
+          <w:p>
+            <w:pPr>
+              <w:keepNext w:val="false"/>
               <w:spacing w:after="0" w:before="0" w:line="240" w:lineRule="auto"/>
               <w:jc w:val="left"/>
             </w:pPr>
@@ -4315,23 +4419,24 @@
         </w:tc>
         <w:tc>
           <w:tcPr>
-            <w:tcW w:type="dxa" w:w="1531"/>
-            <w:tcBorders>
-              <w:top w:val="single" w:color="000000" w:sz="4"/>
-              <w:left w:val="single" w:color="000000" w:sz="4"/>
-              <w:bottom w:val="single" w:color="000000" w:sz="4"/>
-              <w:right w:val="single" w:color="000000" w:sz="4"/>
-            </w:tcBorders>
-            <w:tcMar>
-              <w:top w:type="dxa" w:w="30"/>
-              <w:left w:type="dxa" w:w="70"/>
-              <w:bottom w:type="dxa" w:w="30"/>
-              <w:right w:type="dxa" w:w="70"/>
-            </w:tcMar>
-            <w:vAlign w:val="center"/>
-          </w:tcPr>
-          <w:p>
-            <w:pPr>
+            <w:tcW w:type="dxa" w:w="1434"/>
+            <w:tcBorders>
+              <w:top w:val="single" w:color="000000" w:sz="4"/>
+              <w:left w:val="single" w:color="000000" w:sz="4"/>
+              <w:bottom w:val="single" w:color="000000" w:sz="4"/>
+              <w:right w:val="single" w:color="000000" w:sz="4"/>
+            </w:tcBorders>
+            <w:tcMar>
+              <w:top w:type="dxa" w:w="30"/>
+              <w:left w:type="dxa" w:w="70"/>
+              <w:bottom w:type="dxa" w:w="30"/>
+              <w:right w:type="dxa" w:w="70"/>
+            </w:tcMar>
+            <w:vAlign w:val="center"/>
+          </w:tcPr>
+          <w:p>
+            <w:pPr>
+              <w:keepNext w:val="false"/>
               <w:spacing w:after="0" w:before="0" w:line="240" w:lineRule="auto"/>
               <w:jc w:val="left"/>
             </w:pPr>
@@ -4351,23 +4456,24 @@
         </w:tc>
         <w:tc>
           <w:tcPr>
-            <w:tcW w:type="dxa" w:w="1650"/>
-            <w:tcBorders>
-              <w:top w:val="single" w:color="000000" w:sz="4"/>
-              <w:left w:val="single" w:color="000000" w:sz="4"/>
-              <w:bottom w:val="single" w:color="000000" w:sz="4"/>
-              <w:right w:val="single" w:color="000000" w:sz="4"/>
-            </w:tcBorders>
-            <w:tcMar>
-              <w:top w:type="dxa" w:w="30"/>
-              <w:left w:type="dxa" w:w="70"/>
-              <w:bottom w:type="dxa" w:w="30"/>
-              <w:right w:type="dxa" w:w="70"/>
-            </w:tcMar>
-            <w:vAlign w:val="center"/>
-          </w:tcPr>
-          <w:p>
-            <w:pPr>
+            <w:tcW w:type="dxa" w:w="1462"/>
+            <w:tcBorders>
+              <w:top w:val="single" w:color="000000" w:sz="4"/>
+              <w:left w:val="single" w:color="000000" w:sz="4"/>
+              <w:bottom w:val="single" w:color="000000" w:sz="4"/>
+              <w:right w:val="single" w:color="000000" w:sz="4"/>
+            </w:tcBorders>
+            <w:tcMar>
+              <w:top w:type="dxa" w:w="30"/>
+              <w:left w:type="dxa" w:w="70"/>
+              <w:bottom w:type="dxa" w:w="30"/>
+              <w:right w:type="dxa" w:w="70"/>
+            </w:tcMar>
+            <w:vAlign w:val="center"/>
+          </w:tcPr>
+          <w:p>
+            <w:pPr>
+              <w:keepNext w:val="false"/>
               <w:spacing w:after="0" w:before="0" w:line="240" w:lineRule="auto"/>
               <w:jc w:val="left"/>
             </w:pPr>
@@ -4398,6 +4504,7 @@
           </w:tcPr>
           <w:p>
             <w:pPr>
+              <w:keepNext w:val="false"/>
               <w:spacing w:after="0" w:before="0" w:line="240" w:lineRule="auto"/>
               <w:jc w:val="left"/>
             </w:pPr>
@@ -4417,23 +4524,24 @@
         </w:tc>
         <w:tc>
           <w:tcPr>
-            <w:tcW w:type="dxa" w:w="1647"/>
-            <w:tcBorders>
-              <w:top w:val="single" w:color="000000" w:sz="4"/>
-              <w:left w:val="single" w:color="000000" w:sz="4"/>
-              <w:bottom w:val="single" w:color="000000" w:sz="4"/>
-              <w:right w:val="single" w:color="000000" w:sz="4"/>
-            </w:tcBorders>
-            <w:tcMar>
-              <w:top w:type="dxa" w:w="30"/>
-              <w:left w:type="dxa" w:w="70"/>
-              <w:bottom w:type="dxa" w:w="30"/>
-              <w:right w:type="dxa" w:w="70"/>
-            </w:tcMar>
-            <w:vAlign w:val="center"/>
-          </w:tcPr>
-          <w:p>
-            <w:pPr>
+            <w:tcW w:type="dxa" w:w="1458"/>
+            <w:tcBorders>
+              <w:top w:val="single" w:color="000000" w:sz="4"/>
+              <w:left w:val="single" w:color="000000" w:sz="4"/>
+              <w:bottom w:val="single" w:color="000000" w:sz="4"/>
+              <w:right w:val="single" w:color="000000" w:sz="4"/>
+            </w:tcBorders>
+            <w:tcMar>
+              <w:top w:type="dxa" w:w="30"/>
+              <w:left w:type="dxa" w:w="70"/>
+              <w:bottom w:type="dxa" w:w="30"/>
+              <w:right w:type="dxa" w:w="70"/>
+            </w:tcMar>
+            <w:vAlign w:val="center"/>
+          </w:tcPr>
+          <w:p>
+            <w:pPr>
+              <w:keepNext w:val="false"/>
               <w:spacing w:after="0" w:before="0" w:line="240" w:lineRule="auto"/>
               <w:jc w:val="left"/>
             </w:pPr>
@@ -4453,23 +4561,24 @@
         </w:tc>
         <w:tc>
           <w:tcPr>
-            <w:tcW w:type="dxa" w:w="1143"/>
-            <w:tcBorders>
-              <w:top w:val="single" w:color="000000" w:sz="4"/>
-              <w:left w:val="single" w:color="000000" w:sz="4"/>
-              <w:bottom w:val="single" w:color="000000" w:sz="4"/>
-              <w:right w:val="single" w:color="000000" w:sz="4"/>
-            </w:tcBorders>
-            <w:tcMar>
-              <w:top w:type="dxa" w:w="30"/>
-              <w:left w:type="dxa" w:w="70"/>
-              <w:bottom w:type="dxa" w:w="30"/>
-              <w:right w:type="dxa" w:w="70"/>
-            </w:tcMar>
-            <w:vAlign w:val="center"/>
-          </w:tcPr>
-          <w:p>
-            <w:pPr>
+            <w:tcW w:type="dxa" w:w="1005"/>
+            <w:tcBorders>
+              <w:top w:val="single" w:color="000000" w:sz="4"/>
+              <w:left w:val="single" w:color="000000" w:sz="4"/>
+              <w:bottom w:val="single" w:color="000000" w:sz="4"/>
+              <w:right w:val="single" w:color="000000" w:sz="4"/>
+            </w:tcBorders>
+            <w:tcMar>
+              <w:top w:type="dxa" w:w="30"/>
+              <w:left w:type="dxa" w:w="70"/>
+              <w:bottom w:type="dxa" w:w="30"/>
+              <w:right w:type="dxa" w:w="70"/>
+            </w:tcMar>
+            <w:vAlign w:val="center"/>
+          </w:tcPr>
+          <w:p>
+            <w:pPr>
+              <w:keepNext w:val="false"/>
               <w:spacing w:after="0" w:before="0" w:line="240" w:lineRule="auto"/>
               <w:jc w:val="left"/>
             </w:pPr>
@@ -4489,23 +4598,24 @@
         </w:tc>
         <w:tc>
           <w:tcPr>
-            <w:tcW w:type="dxa" w:w="1207"/>
-            <w:tcBorders>
-              <w:top w:val="single" w:color="000000" w:sz="4"/>
-              <w:left w:val="single" w:color="000000" w:sz="4"/>
-              <w:bottom w:val="single" w:color="000000" w:sz="4"/>
-              <w:right w:val="single" w:color="000000" w:sz="4"/>
-            </w:tcBorders>
-            <w:tcMar>
-              <w:top w:type="dxa" w:w="30"/>
-              <w:left w:type="dxa" w:w="70"/>
-              <w:bottom w:type="dxa" w:w="30"/>
-              <w:right w:type="dxa" w:w="70"/>
-            </w:tcMar>
-            <w:vAlign w:val="center"/>
-          </w:tcPr>
-          <w:p>
-            <w:pPr>
+            <w:tcW w:type="dxa" w:w="1898"/>
+            <w:tcBorders>
+              <w:top w:val="single" w:color="000000" w:sz="4"/>
+              <w:left w:val="single" w:color="000000" w:sz="4"/>
+              <w:bottom w:val="single" w:color="000000" w:sz="4"/>
+              <w:right w:val="single" w:color="000000" w:sz="4"/>
+            </w:tcBorders>
+            <w:tcMar>
+              <w:top w:type="dxa" w:w="30"/>
+              <w:left w:type="dxa" w:w="70"/>
+              <w:bottom w:type="dxa" w:w="30"/>
+              <w:right w:type="dxa" w:w="70"/>
+            </w:tcMar>
+            <w:vAlign w:val="center"/>
+          </w:tcPr>
+          <w:p>
+            <w:pPr>
+              <w:keepNext w:val="false"/>
               <w:spacing w:after="0" w:before="0" w:line="240" w:lineRule="auto"/>
               <w:jc w:val="left"/>
             </w:pPr>
@@ -4525,47 +4635,49 @@
         </w:tc>
         <w:tc>
           <w:tcPr>
-            <w:tcW w:type="dxa" w:w="1207"/>
-            <w:tcBorders>
-              <w:top w:val="single" w:color="000000" w:sz="4"/>
-              <w:left w:val="single" w:color="000000" w:sz="4"/>
-              <w:bottom w:val="single" w:color="000000" w:sz="4"/>
-              <w:right w:val="single" w:color="000000" w:sz="4"/>
-            </w:tcBorders>
-            <w:tcMar>
-              <w:top w:type="dxa" w:w="30"/>
-              <w:left w:type="dxa" w:w="70"/>
-              <w:bottom w:type="dxa" w:w="30"/>
-              <w:right w:type="dxa" w:w="70"/>
-            </w:tcMar>
-            <w:vAlign w:val="center"/>
-          </w:tcPr>
-          <w:p>
-            <w:pPr>
-              <w:spacing w:after="0" w:before="0" w:line="240" w:lineRule="auto"/>
-              <w:jc w:val="left"/>
-            </w:pPr>
-          </w:p>
-        </w:tc>
-        <w:tc>
-          <w:tcPr>
-            <w:tcW w:type="dxa" w:w="1531"/>
-            <w:tcBorders>
-              <w:top w:val="single" w:color="000000" w:sz="4"/>
-              <w:left w:val="single" w:color="000000" w:sz="4"/>
-              <w:bottom w:val="single" w:color="000000" w:sz="4"/>
-              <w:right w:val="single" w:color="000000" w:sz="4"/>
-            </w:tcBorders>
-            <w:tcMar>
-              <w:top w:type="dxa" w:w="30"/>
-              <w:left w:type="dxa" w:w="70"/>
-              <w:bottom w:type="dxa" w:w="30"/>
-              <w:right w:type="dxa" w:w="70"/>
-            </w:tcMar>
-            <w:vAlign w:val="center"/>
-          </w:tcPr>
-          <w:p>
-            <w:pPr>
+            <w:tcW w:type="dxa" w:w="1128"/>
+            <w:tcBorders>
+              <w:top w:val="single" w:color="000000" w:sz="4"/>
+              <w:left w:val="single" w:color="000000" w:sz="4"/>
+              <w:bottom w:val="single" w:color="000000" w:sz="4"/>
+              <w:right w:val="single" w:color="000000" w:sz="4"/>
+            </w:tcBorders>
+            <w:tcMar>
+              <w:top w:type="dxa" w:w="30"/>
+              <w:left w:type="dxa" w:w="70"/>
+              <w:bottom w:type="dxa" w:w="30"/>
+              <w:right w:type="dxa" w:w="70"/>
+            </w:tcMar>
+            <w:vAlign w:val="center"/>
+          </w:tcPr>
+          <w:p>
+            <w:pPr>
+              <w:keepNext w:val="false"/>
+              <w:spacing w:after="0" w:before="0" w:line="240" w:lineRule="auto"/>
+              <w:jc w:val="left"/>
+            </w:pPr>
+          </w:p>
+        </w:tc>
+        <w:tc>
+          <w:tcPr>
+            <w:tcW w:type="dxa" w:w="1434"/>
+            <w:tcBorders>
+              <w:top w:val="single" w:color="000000" w:sz="4"/>
+              <w:left w:val="single" w:color="000000" w:sz="4"/>
+              <w:bottom w:val="single" w:color="000000" w:sz="4"/>
+              <w:right w:val="single" w:color="000000" w:sz="4"/>
+            </w:tcBorders>
+            <w:tcMar>
+              <w:top w:type="dxa" w:w="30"/>
+              <w:left w:type="dxa" w:w="70"/>
+              <w:bottom w:type="dxa" w:w="30"/>
+              <w:right w:type="dxa" w:w="70"/>
+            </w:tcMar>
+            <w:vAlign w:val="center"/>
+          </w:tcPr>
+          <w:p>
+            <w:pPr>
+              <w:keepNext w:val="false"/>
               <w:spacing w:after="0" w:before="0" w:line="240" w:lineRule="auto"/>
               <w:jc w:val="left"/>
             </w:pPr>
@@ -4585,23 +4697,24 @@
         </w:tc>
         <w:tc>
           <w:tcPr>
-            <w:tcW w:type="dxa" w:w="1650"/>
-            <w:tcBorders>
-              <w:top w:val="single" w:color="000000" w:sz="4"/>
-              <w:left w:val="single" w:color="000000" w:sz="4"/>
-              <w:bottom w:val="single" w:color="000000" w:sz="4"/>
-              <w:right w:val="single" w:color="000000" w:sz="4"/>
-            </w:tcBorders>
-            <w:tcMar>
-              <w:top w:type="dxa" w:w="30"/>
-              <w:left w:type="dxa" w:w="70"/>
-              <w:bottom w:type="dxa" w:w="30"/>
-              <w:right w:type="dxa" w:w="70"/>
-            </w:tcMar>
-            <w:vAlign w:val="center"/>
-          </w:tcPr>
-          <w:p>
-            <w:pPr>
+            <w:tcW w:type="dxa" w:w="1462"/>
+            <w:tcBorders>
+              <w:top w:val="single" w:color="000000" w:sz="4"/>
+              <w:left w:val="single" w:color="000000" w:sz="4"/>
+              <w:bottom w:val="single" w:color="000000" w:sz="4"/>
+              <w:right w:val="single" w:color="000000" w:sz="4"/>
+            </w:tcBorders>
+            <w:tcMar>
+              <w:top w:type="dxa" w:w="30"/>
+              <w:left w:type="dxa" w:w="70"/>
+              <w:bottom w:type="dxa" w:w="30"/>
+              <w:right w:type="dxa" w:w="70"/>
+            </w:tcMar>
+            <w:vAlign w:val="center"/>
+          </w:tcPr>
+          <w:p>
+            <w:pPr>
+              <w:keepNext w:val="false"/>
               <w:spacing w:after="0" w:before="0" w:line="240" w:lineRule="auto"/>
               <w:jc w:val="left"/>
             </w:pPr>
@@ -4840,6 +4953,7 @@
           </w:tcPr>
           <w:p>
             <w:pPr>
+              <w:keepNext/>
               <w:spacing w:after="0" w:before="0" w:line="240" w:lineRule="auto"/>
               <w:jc w:val="center"/>
             </w:pPr>
@@ -4877,6 +4991,7 @@
           </w:tcPr>
           <w:p>
             <w:pPr>
+              <w:keepNext/>
               <w:spacing w:after="0" w:before="0" w:line="240" w:lineRule="auto"/>
               <w:jc w:val="center"/>
             </w:pPr>
@@ -4914,6 +5029,7 @@
           </w:tcPr>
           <w:p>
             <w:pPr>
+              <w:keepNext/>
               <w:spacing w:after="0" w:before="0" w:line="240" w:lineRule="auto"/>
               <w:jc w:val="center"/>
             </w:pPr>
@@ -4951,6 +5067,7 @@
           </w:tcPr>
           <w:p>
             <w:pPr>
+              <w:keepNext/>
               <w:spacing w:after="0" w:before="0" w:line="240" w:lineRule="auto"/>
               <w:jc w:val="center"/>
             </w:pPr>
@@ -4993,6 +5110,7 @@
           </w:tcPr>
           <w:p>
             <w:pPr>
+              <w:keepNext/>
               <w:spacing w:after="0" w:before="0" w:line="240" w:lineRule="auto"/>
               <w:jc w:val="left"/>
             </w:pPr>
@@ -5029,6 +5147,7 @@
           </w:tcPr>
           <w:p>
             <w:pPr>
+              <w:keepNext/>
               <w:spacing w:after="0" w:before="0" w:line="240" w:lineRule="auto"/>
               <w:jc w:val="left"/>
             </w:pPr>
@@ -5077,6 +5196,7 @@
           </w:tcPr>
           <w:p>
             <w:pPr>
+              <w:keepNext/>
               <w:spacing w:after="0" w:before="0" w:line="240" w:lineRule="auto"/>
               <w:jc w:val="left"/>
             </w:pPr>
@@ -5113,6 +5233,7 @@
           </w:tcPr>
           <w:p>
             <w:pPr>
+              <w:keepNext/>
               <w:spacing w:after="0" w:before="0" w:line="240" w:lineRule="auto"/>
               <w:jc w:val="left"/>
             </w:pPr>
@@ -5155,6 +5276,7 @@
           </w:tcPr>
           <w:p>
             <w:pPr>
+              <w:keepNext/>
               <w:spacing w:after="0" w:before="0" w:line="240" w:lineRule="auto"/>
               <w:jc w:val="left"/>
             </w:pPr>
@@ -5191,6 +5313,7 @@
           </w:tcPr>
           <w:p>
             <w:pPr>
+              <w:keepNext/>
               <w:spacing w:after="0" w:before="0" w:line="240" w:lineRule="auto"/>
               <w:jc w:val="left"/>
             </w:pPr>
@@ -5227,6 +5350,7 @@
           </w:tcPr>
           <w:p>
             <w:pPr>
+              <w:keepNext/>
               <w:spacing w:after="0" w:before="0" w:line="240" w:lineRule="auto"/>
               <w:jc w:val="left"/>
             </w:pPr>
@@ -5263,6 +5387,7 @@
           </w:tcPr>
           <w:p>
             <w:pPr>
+              <w:keepNext/>
               <w:spacing w:after="0" w:before="0" w:line="240" w:lineRule="auto"/>
               <w:jc w:val="left"/>
             </w:pPr>
@@ -5305,6 +5430,7 @@
           </w:tcPr>
           <w:p>
             <w:pPr>
+              <w:keepNext/>
               <w:spacing w:after="0" w:before="0" w:line="240" w:lineRule="auto"/>
               <w:jc w:val="left"/>
             </w:pPr>
@@ -5341,6 +5467,7 @@
           </w:tcPr>
           <w:p>
             <w:pPr>
+              <w:keepNext/>
               <w:spacing w:after="0" w:before="0" w:line="240" w:lineRule="auto"/>
               <w:jc w:val="left"/>
             </w:pPr>
@@ -5377,6 +5504,7 @@
           </w:tcPr>
           <w:p>
             <w:pPr>
+              <w:keepNext/>
               <w:spacing w:after="0" w:before="0" w:line="240" w:lineRule="auto"/>
               <w:jc w:val="left"/>
             </w:pPr>
@@ -5413,6 +5541,7 @@
           </w:tcPr>
           <w:p>
             <w:pPr>
+              <w:keepNext/>
               <w:spacing w:after="0" w:before="0" w:line="240" w:lineRule="auto"/>
               <w:jc w:val="left"/>
             </w:pPr>
@@ -5455,6 +5584,7 @@
           </w:tcPr>
           <w:p>
             <w:pPr>
+              <w:keepNext/>
               <w:spacing w:after="0" w:before="0" w:line="240" w:lineRule="auto"/>
               <w:jc w:val="left"/>
             </w:pPr>
@@ -5491,6 +5621,7 @@
           </w:tcPr>
           <w:p>
             <w:pPr>
+              <w:keepNext/>
               <w:spacing w:after="0" w:before="0" w:line="240" w:lineRule="auto"/>
               <w:jc w:val="left"/>
             </w:pPr>
@@ -5551,6 +5682,7 @@
           </w:tcPr>
           <w:p>
             <w:pPr>
+              <w:keepNext/>
               <w:spacing w:after="0" w:before="0" w:line="240" w:lineRule="auto"/>
               <w:jc w:val="left"/>
             </w:pPr>
@@ -5600,6 +5732,7 @@
           </w:tcPr>
           <w:p>
             <w:pPr>
+              <w:keepNext/>
               <w:spacing w:after="0" w:before="0" w:line="240" w:lineRule="auto"/>
               <w:jc w:val="left"/>
             </w:pPr>
@@ -5642,6 +5775,7 @@
           </w:tcPr>
           <w:p>
             <w:pPr>
+              <w:keepNext/>
               <w:spacing w:after="0" w:before="0" w:line="240" w:lineRule="auto"/>
               <w:jc w:val="left"/>
             </w:pPr>
@@ -5678,6 +5812,7 @@
           </w:tcPr>
           <w:p>
             <w:pPr>
+              <w:keepNext/>
               <w:spacing w:after="0" w:before="0" w:line="240" w:lineRule="auto"/>
               <w:jc w:val="left"/>
             </w:pPr>
@@ -5738,6 +5873,7 @@
           </w:tcPr>
           <w:p>
             <w:pPr>
+              <w:keepNext/>
               <w:spacing w:after="0" w:before="0" w:line="240" w:lineRule="auto"/>
               <w:jc w:val="left"/>
             </w:pPr>
@@ -5775,6 +5911,7 @@
           </w:tcPr>
           <w:p>
             <w:pPr>
+              <w:keepNext/>
               <w:spacing w:after="0" w:before="0" w:line="240" w:lineRule="auto"/>
               <w:jc w:val="left"/>
             </w:pPr>
@@ -5817,6 +5954,7 @@
           </w:tcPr>
           <w:p>
             <w:pPr>
+              <w:keepNext/>
               <w:spacing w:after="0" w:before="0" w:line="240" w:lineRule="auto"/>
               <w:jc w:val="left"/>
             </w:pPr>
@@ -5853,6 +5991,7 @@
           </w:tcPr>
           <w:p>
             <w:pPr>
+              <w:keepNext/>
               <w:spacing w:after="0" w:before="0" w:line="240" w:lineRule="auto"/>
               <w:jc w:val="left"/>
             </w:pPr>
@@ -5889,6 +6028,7 @@
           </w:tcPr>
           <w:p>
             <w:pPr>
+              <w:keepNext/>
               <w:spacing w:after="0" w:before="0" w:line="240" w:lineRule="auto"/>
               <w:jc w:val="left"/>
             </w:pPr>
@@ -5925,6 +6065,7 @@
           </w:tcPr>
           <w:p>
             <w:pPr>
+              <w:keepNext/>
               <w:spacing w:after="0" w:before="0" w:line="240" w:lineRule="auto"/>
               <w:jc w:val="left"/>
             </w:pPr>
@@ -5967,6 +6108,7 @@
           </w:tcPr>
           <w:p>
             <w:pPr>
+              <w:keepNext w:val="false"/>
               <w:spacing w:after="0" w:before="0" w:line="240" w:lineRule="auto"/>
               <w:jc w:val="left"/>
             </w:pPr>
@@ -6003,6 +6145,7 @@
           </w:tcPr>
           <w:p>
             <w:pPr>
+              <w:keepNext w:val="false"/>
               <w:spacing w:after="0" w:before="0" w:line="240" w:lineRule="auto"/>
               <w:jc w:val="left"/>
             </w:pPr>
@@ -6039,6 +6182,7 @@
           </w:tcPr>
           <w:p>
             <w:pPr>
+              <w:keepNext w:val="false"/>
               <w:spacing w:after="0" w:before="0" w:line="240" w:lineRule="auto"/>
               <w:jc w:val="left"/>
             </w:pPr>
@@ -6075,6 +6219,7 @@
           </w:tcPr>
           <w:p>
             <w:pPr>
+              <w:keepNext w:val="false"/>
               <w:spacing w:after="0" w:before="0" w:line="240" w:lineRule="auto"/>
               <w:jc w:val="left"/>
             </w:pPr>
@@ -6490,19 +6635,19 @@
       </w:tblPr>
       <w:tblGrid>
         <w:gridCol w:w="1289"/>
-        <w:gridCol w:w="839"/>
-        <w:gridCol w:w="839"/>
-        <w:gridCol w:w="968"/>
-        <w:gridCol w:w="839"/>
-        <w:gridCol w:w="839"/>
+        <w:gridCol w:w="781"/>
+        <w:gridCol w:w="781"/>
+        <w:gridCol w:w="1025"/>
+        <w:gridCol w:w="893"/>
+        <w:gridCol w:w="781"/>
         <w:gridCol w:w="715"/>
-        <w:gridCol w:w="839"/>
-        <w:gridCol w:w="1097"/>
-        <w:gridCol w:w="839"/>
-        <w:gridCol w:w="968"/>
-        <w:gridCol w:w="968"/>
+        <w:gridCol w:w="781"/>
+        <w:gridCol w:w="1289"/>
+        <w:gridCol w:w="926"/>
+        <w:gridCol w:w="910"/>
+        <w:gridCol w:w="926"/>
         <w:gridCol w:w="715"/>
-        <w:gridCol w:w="968"/>
+        <w:gridCol w:w="910"/>
         <w:gridCol w:w="1235"/>
       </w:tblGrid>
       <w:tr>
@@ -6530,6 +6675,7 @@
           </w:tcPr>
           <w:p>
             <w:pPr>
+              <w:keepNext/>
               <w:spacing w:after="0" w:before="0" w:line="240" w:lineRule="auto"/>
               <w:jc w:val="center"/>
             </w:pPr>
@@ -6549,7 +6695,7 @@
         </w:tc>
         <w:tc>
           <w:tcPr>
-            <w:tcW w:type="dxa" w:w="839"/>
+            <w:tcW w:type="dxa" w:w="781"/>
             <w:tcBorders>
               <w:top w:val="single" w:color="000000" w:sz="4"/>
               <w:left w:val="single" w:color="000000" w:sz="4"/>
@@ -6567,6 +6713,7 @@
           </w:tcPr>
           <w:p>
             <w:pPr>
+              <w:keepNext/>
               <w:spacing w:after="0" w:before="0" w:line="240" w:lineRule="auto"/>
               <w:jc w:val="center"/>
             </w:pPr>
@@ -6586,7 +6733,7 @@
         </w:tc>
         <w:tc>
           <w:tcPr>
-            <w:tcW w:type="dxa" w:w="839"/>
+            <w:tcW w:type="dxa" w:w="781"/>
             <w:tcBorders>
               <w:top w:val="single" w:color="000000" w:sz="4"/>
               <w:left w:val="single" w:color="000000" w:sz="4"/>
@@ -6604,6 +6751,7 @@
           </w:tcPr>
           <w:p>
             <w:pPr>
+              <w:keepNext/>
               <w:spacing w:after="0" w:before="0" w:line="240" w:lineRule="auto"/>
               <w:jc w:val="center"/>
             </w:pPr>
@@ -6623,7 +6771,7 @@
         </w:tc>
         <w:tc>
           <w:tcPr>
-            <w:tcW w:type="dxa" w:w="968"/>
+            <w:tcW w:type="dxa" w:w="1025"/>
             <w:tcBorders>
               <w:top w:val="single" w:color="000000" w:sz="4"/>
               <w:left w:val="single" w:color="000000" w:sz="4"/>
@@ -6641,6 +6789,7 @@
           </w:tcPr>
           <w:p>
             <w:pPr>
+              <w:keepNext/>
               <w:spacing w:after="0" w:before="0" w:line="240" w:lineRule="auto"/>
               <w:jc w:val="center"/>
             </w:pPr>
@@ -6660,7 +6809,7 @@
         </w:tc>
         <w:tc>
           <w:tcPr>
-            <w:tcW w:type="dxa" w:w="839"/>
+            <w:tcW w:type="dxa" w:w="893"/>
             <w:tcBorders>
               <w:top w:val="single" w:color="000000" w:sz="4"/>
               <w:left w:val="single" w:color="000000" w:sz="4"/>
@@ -6678,6 +6827,7 @@
           </w:tcPr>
           <w:p>
             <w:pPr>
+              <w:keepNext/>
               <w:spacing w:after="0" w:before="0" w:line="240" w:lineRule="auto"/>
               <w:jc w:val="center"/>
             </w:pPr>
@@ -6697,7 +6847,7 @@
         </w:tc>
         <w:tc>
           <w:tcPr>
-            <w:tcW w:type="dxa" w:w="839"/>
+            <w:tcW w:type="dxa" w:w="781"/>
             <w:tcBorders>
               <w:top w:val="single" w:color="000000" w:sz="4"/>
               <w:left w:val="single" w:color="000000" w:sz="4"/>
@@ -6715,6 +6865,7 @@
           </w:tcPr>
           <w:p>
             <w:pPr>
+              <w:keepNext/>
               <w:spacing w:after="0" w:before="0" w:line="240" w:lineRule="auto"/>
               <w:jc w:val="center"/>
             </w:pPr>
@@ -6752,6 +6903,7 @@
           </w:tcPr>
           <w:p>
             <w:pPr>
+              <w:keepNext/>
               <w:spacing w:after="0" w:before="0" w:line="240" w:lineRule="auto"/>
               <w:jc w:val="center"/>
             </w:pPr>
@@ -6771,7 +6923,7 @@
         </w:tc>
         <w:tc>
           <w:tcPr>
-            <w:tcW w:type="dxa" w:w="839"/>
+            <w:tcW w:type="dxa" w:w="781"/>
             <w:tcBorders>
               <w:top w:val="single" w:color="000000" w:sz="4"/>
               <w:left w:val="single" w:color="000000" w:sz="4"/>
@@ -6789,6 +6941,7 @@
           </w:tcPr>
           <w:p>
             <w:pPr>
+              <w:keepNext/>
               <w:spacing w:after="0" w:before="0" w:line="240" w:lineRule="auto"/>
               <w:jc w:val="center"/>
             </w:pPr>
@@ -6808,7 +6961,7 @@
         </w:tc>
         <w:tc>
           <w:tcPr>
-            <w:tcW w:type="dxa" w:w="1097"/>
+            <w:tcW w:type="dxa" w:w="1289"/>
             <w:tcBorders>
               <w:top w:val="single" w:color="000000" w:sz="4"/>
               <w:left w:val="single" w:color="000000" w:sz="4"/>
@@ -6826,6 +6979,7 @@
           </w:tcPr>
           <w:p>
             <w:pPr>
+              <w:keepNext/>
               <w:spacing w:after="0" w:before="0" w:line="240" w:lineRule="auto"/>
               <w:jc w:val="center"/>
             </w:pPr>
@@ -6845,7 +6999,7 @@
         </w:tc>
         <w:tc>
           <w:tcPr>
-            <w:tcW w:type="dxa" w:w="839"/>
+            <w:tcW w:type="dxa" w:w="926"/>
             <w:tcBorders>
               <w:top w:val="single" w:color="000000" w:sz="4"/>
               <w:left w:val="single" w:color="000000" w:sz="4"/>
@@ -6863,6 +7017,7 @@
           </w:tcPr>
           <w:p>
             <w:pPr>
+              <w:keepNext/>
               <w:spacing w:after="0" w:before="0" w:line="240" w:lineRule="auto"/>
               <w:jc w:val="center"/>
             </w:pPr>
@@ -6882,7 +7037,7 @@
         </w:tc>
         <w:tc>
           <w:tcPr>
-            <w:tcW w:type="dxa" w:w="968"/>
+            <w:tcW w:type="dxa" w:w="910"/>
             <w:tcBorders>
               <w:top w:val="single" w:color="000000" w:sz="4"/>
               <w:left w:val="single" w:color="000000" w:sz="4"/>
@@ -6900,6 +7055,7 @@
           </w:tcPr>
           <w:p>
             <w:pPr>
+              <w:keepNext/>
               <w:spacing w:after="0" w:before="0" w:line="240" w:lineRule="auto"/>
               <w:jc w:val="center"/>
             </w:pPr>
@@ -6919,7 +7075,7 @@
         </w:tc>
         <w:tc>
           <w:tcPr>
-            <w:tcW w:type="dxa" w:w="968"/>
+            <w:tcW w:type="dxa" w:w="926"/>
             <w:tcBorders>
               <w:top w:val="single" w:color="000000" w:sz="4"/>
               <w:left w:val="single" w:color="000000" w:sz="4"/>
@@ -6937,6 +7093,7 @@
           </w:tcPr>
           <w:p>
             <w:pPr>
+              <w:keepNext/>
               <w:spacing w:after="0" w:before="0" w:line="240" w:lineRule="auto"/>
               <w:jc w:val="center"/>
             </w:pPr>
@@ -6974,6 +7131,7 @@
           </w:tcPr>
           <w:p>
             <w:pPr>
+              <w:keepNext/>
               <w:spacing w:after="0" w:before="0" w:line="240" w:lineRule="auto"/>
               <w:jc w:val="center"/>
             </w:pPr>
@@ -6993,7 +7151,7 @@
         </w:tc>
         <w:tc>
           <w:tcPr>
-            <w:tcW w:type="dxa" w:w="968"/>
+            <w:tcW w:type="dxa" w:w="910"/>
             <w:tcBorders>
               <w:top w:val="single" w:color="000000" w:sz="4"/>
               <w:left w:val="single" w:color="000000" w:sz="4"/>
@@ -7011,6 +7169,7 @@
           </w:tcPr>
           <w:p>
             <w:pPr>
+              <w:keepNext/>
               <w:spacing w:after="0" w:before="0" w:line="240" w:lineRule="auto"/>
               <w:jc w:val="center"/>
             </w:pPr>
@@ -7048,6 +7207,7 @@
           </w:tcPr>
           <w:p>
             <w:pPr>
+              <w:keepNext/>
               <w:spacing w:after="0" w:before="0" w:line="240" w:lineRule="auto"/>
               <w:jc w:val="center"/>
             </w:pPr>
@@ -7090,6 +7250,7 @@
           </w:tcPr>
           <w:p>
             <w:pPr>
+              <w:keepNext w:val="false"/>
               <w:spacing w:after="0" w:before="0" w:line="240" w:lineRule="auto"/>
               <w:jc w:val="left"/>
             </w:pPr>
@@ -7134,119 +7295,124 @@
         </w:tc>
         <w:tc>
           <w:tcPr>
-            <w:tcW w:type="dxa" w:w="839"/>
-            <w:tcBorders>
-              <w:top w:val="single" w:color="000000" w:sz="4"/>
-              <w:left w:val="single" w:color="000000" w:sz="4"/>
-              <w:bottom w:val="single" w:color="000000" w:sz="4"/>
-              <w:right w:val="single" w:color="000000" w:sz="4"/>
-            </w:tcBorders>
-            <w:tcMar>
-              <w:top w:type="dxa" w:w="30"/>
-              <w:left w:type="dxa" w:w="70"/>
-              <w:bottom w:type="dxa" w:w="30"/>
-              <w:right w:type="dxa" w:w="70"/>
-            </w:tcMar>
-            <w:vAlign w:val="center"/>
-          </w:tcPr>
-          <w:p>
-            <w:pPr>
-              <w:spacing w:after="0" w:before="0" w:line="240" w:lineRule="auto"/>
-              <w:jc w:val="left"/>
-            </w:pPr>
-          </w:p>
-        </w:tc>
-        <w:tc>
-          <w:tcPr>
-            <w:tcW w:type="dxa" w:w="839"/>
-            <w:tcBorders>
-              <w:top w:val="single" w:color="000000" w:sz="4"/>
-              <w:left w:val="single" w:color="000000" w:sz="4"/>
-              <w:bottom w:val="single" w:color="000000" w:sz="4"/>
-              <w:right w:val="single" w:color="000000" w:sz="4"/>
-            </w:tcBorders>
-            <w:tcMar>
-              <w:top w:type="dxa" w:w="30"/>
-              <w:left w:type="dxa" w:w="70"/>
-              <w:bottom w:type="dxa" w:w="30"/>
-              <w:right w:type="dxa" w:w="70"/>
-            </w:tcMar>
-            <w:vAlign w:val="center"/>
-          </w:tcPr>
-          <w:p>
-            <w:pPr>
-              <w:spacing w:after="0" w:before="0" w:line="240" w:lineRule="auto"/>
-              <w:jc w:val="left"/>
-            </w:pPr>
-          </w:p>
-        </w:tc>
-        <w:tc>
-          <w:tcPr>
-            <w:tcW w:type="dxa" w:w="968"/>
-            <w:tcBorders>
-              <w:top w:val="single" w:color="000000" w:sz="4"/>
-              <w:left w:val="single" w:color="000000" w:sz="4"/>
-              <w:bottom w:val="single" w:color="000000" w:sz="4"/>
-              <w:right w:val="single" w:color="000000" w:sz="4"/>
-            </w:tcBorders>
-            <w:tcMar>
-              <w:top w:type="dxa" w:w="30"/>
-              <w:left w:type="dxa" w:w="70"/>
-              <w:bottom w:type="dxa" w:w="30"/>
-              <w:right w:type="dxa" w:w="70"/>
-            </w:tcMar>
-            <w:vAlign w:val="center"/>
-          </w:tcPr>
-          <w:p>
-            <w:pPr>
-              <w:spacing w:after="0" w:before="0" w:line="240" w:lineRule="auto"/>
-              <w:jc w:val="left"/>
-            </w:pPr>
-          </w:p>
-        </w:tc>
-        <w:tc>
-          <w:tcPr>
-            <w:tcW w:type="dxa" w:w="839"/>
-            <w:tcBorders>
-              <w:top w:val="single" w:color="000000" w:sz="4"/>
-              <w:left w:val="single" w:color="000000" w:sz="4"/>
-              <w:bottom w:val="single" w:color="000000" w:sz="4"/>
-              <w:right w:val="single" w:color="000000" w:sz="4"/>
-            </w:tcBorders>
-            <w:tcMar>
-              <w:top w:type="dxa" w:w="30"/>
-              <w:left w:type="dxa" w:w="70"/>
-              <w:bottom w:type="dxa" w:w="30"/>
-              <w:right w:type="dxa" w:w="70"/>
-            </w:tcMar>
-            <w:vAlign w:val="center"/>
-          </w:tcPr>
-          <w:p>
-            <w:pPr>
-              <w:spacing w:after="0" w:before="0" w:line="240" w:lineRule="auto"/>
-              <w:jc w:val="left"/>
-            </w:pPr>
-          </w:p>
-        </w:tc>
-        <w:tc>
-          <w:tcPr>
-            <w:tcW w:type="dxa" w:w="839"/>
-            <w:tcBorders>
-              <w:top w:val="single" w:color="000000" w:sz="4"/>
-              <w:left w:val="single" w:color="000000" w:sz="4"/>
-              <w:bottom w:val="single" w:color="000000" w:sz="4"/>
-              <w:right w:val="single" w:color="000000" w:sz="4"/>
-            </w:tcBorders>
-            <w:tcMar>
-              <w:top w:type="dxa" w:w="30"/>
-              <w:left w:type="dxa" w:w="70"/>
-              <w:bottom w:type="dxa" w:w="30"/>
-              <w:right w:type="dxa" w:w="70"/>
-            </w:tcMar>
-            <w:vAlign w:val="center"/>
-          </w:tcPr>
-          <w:p>
-            <w:pPr>
+            <w:tcW w:type="dxa" w:w="781"/>
+            <w:tcBorders>
+              <w:top w:val="single" w:color="000000" w:sz="4"/>
+              <w:left w:val="single" w:color="000000" w:sz="4"/>
+              <w:bottom w:val="single" w:color="000000" w:sz="4"/>
+              <w:right w:val="single" w:color="000000" w:sz="4"/>
+            </w:tcBorders>
+            <w:tcMar>
+              <w:top w:type="dxa" w:w="30"/>
+              <w:left w:type="dxa" w:w="70"/>
+              <w:bottom w:type="dxa" w:w="30"/>
+              <w:right w:type="dxa" w:w="70"/>
+            </w:tcMar>
+            <w:vAlign w:val="center"/>
+          </w:tcPr>
+          <w:p>
+            <w:pPr>
+              <w:keepNext w:val="false"/>
+              <w:spacing w:after="0" w:before="0" w:line="240" w:lineRule="auto"/>
+              <w:jc w:val="left"/>
+            </w:pPr>
+          </w:p>
+        </w:tc>
+        <w:tc>
+          <w:tcPr>
+            <w:tcW w:type="dxa" w:w="781"/>
+            <w:tcBorders>
+              <w:top w:val="single" w:color="000000" w:sz="4"/>
+              <w:left w:val="single" w:color="000000" w:sz="4"/>
+              <w:bottom w:val="single" w:color="000000" w:sz="4"/>
+              <w:right w:val="single" w:color="000000" w:sz="4"/>
+            </w:tcBorders>
+            <w:tcMar>
+              <w:top w:type="dxa" w:w="30"/>
+              <w:left w:type="dxa" w:w="70"/>
+              <w:bottom w:type="dxa" w:w="30"/>
+              <w:right w:type="dxa" w:w="70"/>
+            </w:tcMar>
+            <w:vAlign w:val="center"/>
+          </w:tcPr>
+          <w:p>
+            <w:pPr>
+              <w:keepNext w:val="false"/>
+              <w:spacing w:after="0" w:before="0" w:line="240" w:lineRule="auto"/>
+              <w:jc w:val="left"/>
+            </w:pPr>
+          </w:p>
+        </w:tc>
+        <w:tc>
+          <w:tcPr>
+            <w:tcW w:type="dxa" w:w="1025"/>
+            <w:tcBorders>
+              <w:top w:val="single" w:color="000000" w:sz="4"/>
+              <w:left w:val="single" w:color="000000" w:sz="4"/>
+              <w:bottom w:val="single" w:color="000000" w:sz="4"/>
+              <w:right w:val="single" w:color="000000" w:sz="4"/>
+            </w:tcBorders>
+            <w:tcMar>
+              <w:top w:type="dxa" w:w="30"/>
+              <w:left w:type="dxa" w:w="70"/>
+              <w:bottom w:type="dxa" w:w="30"/>
+              <w:right w:type="dxa" w:w="70"/>
+            </w:tcMar>
+            <w:vAlign w:val="center"/>
+          </w:tcPr>
+          <w:p>
+            <w:pPr>
+              <w:keepNext w:val="false"/>
+              <w:spacing w:after="0" w:before="0" w:line="240" w:lineRule="auto"/>
+              <w:jc w:val="left"/>
+            </w:pPr>
+          </w:p>
+        </w:tc>
+        <w:tc>
+          <w:tcPr>
+            <w:tcW w:type="dxa" w:w="893"/>
+            <w:tcBorders>
+              <w:top w:val="single" w:color="000000" w:sz="4"/>
+              <w:left w:val="single" w:color="000000" w:sz="4"/>
+              <w:bottom w:val="single" w:color="000000" w:sz="4"/>
+              <w:right w:val="single" w:color="000000" w:sz="4"/>
+            </w:tcBorders>
+            <w:tcMar>
+              <w:top w:type="dxa" w:w="30"/>
+              <w:left w:type="dxa" w:w="70"/>
+              <w:bottom w:type="dxa" w:w="30"/>
+              <w:right w:type="dxa" w:w="70"/>
+            </w:tcMar>
+            <w:vAlign w:val="center"/>
+          </w:tcPr>
+          <w:p>
+            <w:pPr>
+              <w:keepNext w:val="false"/>
+              <w:spacing w:after="0" w:before="0" w:line="240" w:lineRule="auto"/>
+              <w:jc w:val="left"/>
+            </w:pPr>
+          </w:p>
+        </w:tc>
+        <w:tc>
+          <w:tcPr>
+            <w:tcW w:type="dxa" w:w="781"/>
+            <w:tcBorders>
+              <w:top w:val="single" w:color="000000" w:sz="4"/>
+              <w:left w:val="single" w:color="000000" w:sz="4"/>
+              <w:bottom w:val="single" w:color="000000" w:sz="4"/>
+              <w:right w:val="single" w:color="000000" w:sz="4"/>
+            </w:tcBorders>
+            <w:tcMar>
+              <w:top w:type="dxa" w:w="30"/>
+              <w:left w:type="dxa" w:w="70"/>
+              <w:bottom w:type="dxa" w:w="30"/>
+              <w:right w:type="dxa" w:w="70"/>
+            </w:tcMar>
+            <w:vAlign w:val="center"/>
+          </w:tcPr>
+          <w:p>
+            <w:pPr>
+              <w:keepNext w:val="false"/>
               <w:spacing w:after="0" w:before="0" w:line="240" w:lineRule="auto"/>
               <w:jc w:val="left"/>
             </w:pPr>
@@ -7271,6 +7437,7 @@
           </w:tcPr>
           <w:p>
             <w:pPr>
+              <w:keepNext w:val="false"/>
               <w:spacing w:after="0" w:before="0" w:line="240" w:lineRule="auto"/>
               <w:jc w:val="left"/>
             </w:pPr>
@@ -7290,119 +7457,124 @@
         </w:tc>
         <w:tc>
           <w:tcPr>
-            <w:tcW w:type="dxa" w:w="839"/>
-            <w:tcBorders>
-              <w:top w:val="single" w:color="000000" w:sz="4"/>
-              <w:left w:val="single" w:color="000000" w:sz="4"/>
-              <w:bottom w:val="single" w:color="000000" w:sz="4"/>
-              <w:right w:val="single" w:color="000000" w:sz="4"/>
-            </w:tcBorders>
-            <w:tcMar>
-              <w:top w:type="dxa" w:w="30"/>
-              <w:left w:type="dxa" w:w="70"/>
-              <w:bottom w:type="dxa" w:w="30"/>
-              <w:right w:type="dxa" w:w="70"/>
-            </w:tcMar>
-            <w:vAlign w:val="center"/>
-          </w:tcPr>
-          <w:p>
-            <w:pPr>
-              <w:spacing w:after="0" w:before="0" w:line="240" w:lineRule="auto"/>
-              <w:jc w:val="left"/>
-            </w:pPr>
-          </w:p>
-        </w:tc>
-        <w:tc>
-          <w:tcPr>
-            <w:tcW w:type="dxa" w:w="1097"/>
-            <w:tcBorders>
-              <w:top w:val="single" w:color="000000" w:sz="4"/>
-              <w:left w:val="single" w:color="000000" w:sz="4"/>
-              <w:bottom w:val="single" w:color="000000" w:sz="4"/>
-              <w:right w:val="single" w:color="000000" w:sz="4"/>
-            </w:tcBorders>
-            <w:tcMar>
-              <w:top w:type="dxa" w:w="30"/>
-              <w:left w:type="dxa" w:w="70"/>
-              <w:bottom w:type="dxa" w:w="30"/>
-              <w:right w:type="dxa" w:w="70"/>
-            </w:tcMar>
-            <w:vAlign w:val="center"/>
-          </w:tcPr>
-          <w:p>
-            <w:pPr>
-              <w:spacing w:after="0" w:before="0" w:line="240" w:lineRule="auto"/>
-              <w:jc w:val="left"/>
-            </w:pPr>
-          </w:p>
-        </w:tc>
-        <w:tc>
-          <w:tcPr>
-            <w:tcW w:type="dxa" w:w="839"/>
-            <w:tcBorders>
-              <w:top w:val="single" w:color="000000" w:sz="4"/>
-              <w:left w:val="single" w:color="000000" w:sz="4"/>
-              <w:bottom w:val="single" w:color="000000" w:sz="4"/>
-              <w:right w:val="single" w:color="000000" w:sz="4"/>
-            </w:tcBorders>
-            <w:tcMar>
-              <w:top w:type="dxa" w:w="30"/>
-              <w:left w:type="dxa" w:w="70"/>
-              <w:bottom w:type="dxa" w:w="30"/>
-              <w:right w:type="dxa" w:w="70"/>
-            </w:tcMar>
-            <w:vAlign w:val="center"/>
-          </w:tcPr>
-          <w:p>
-            <w:pPr>
-              <w:spacing w:after="0" w:before="0" w:line="240" w:lineRule="auto"/>
-              <w:jc w:val="left"/>
-            </w:pPr>
-          </w:p>
-        </w:tc>
-        <w:tc>
-          <w:tcPr>
-            <w:tcW w:type="dxa" w:w="968"/>
-            <w:tcBorders>
-              <w:top w:val="single" w:color="000000" w:sz="4"/>
-              <w:left w:val="single" w:color="000000" w:sz="4"/>
-              <w:bottom w:val="single" w:color="000000" w:sz="4"/>
-              <w:right w:val="single" w:color="000000" w:sz="4"/>
-            </w:tcBorders>
-            <w:tcMar>
-              <w:top w:type="dxa" w:w="30"/>
-              <w:left w:type="dxa" w:w="70"/>
-              <w:bottom w:type="dxa" w:w="30"/>
-              <w:right w:type="dxa" w:w="70"/>
-            </w:tcMar>
-            <w:vAlign w:val="center"/>
-          </w:tcPr>
-          <w:p>
-            <w:pPr>
-              <w:spacing w:after="0" w:before="0" w:line="240" w:lineRule="auto"/>
-              <w:jc w:val="left"/>
-            </w:pPr>
-          </w:p>
-        </w:tc>
-        <w:tc>
-          <w:tcPr>
-            <w:tcW w:type="dxa" w:w="968"/>
-            <w:tcBorders>
-              <w:top w:val="single" w:color="000000" w:sz="4"/>
-              <w:left w:val="single" w:color="000000" w:sz="4"/>
-              <w:bottom w:val="single" w:color="000000" w:sz="4"/>
-              <w:right w:val="single" w:color="000000" w:sz="4"/>
-            </w:tcBorders>
-            <w:tcMar>
-              <w:top w:type="dxa" w:w="30"/>
-              <w:left w:type="dxa" w:w="70"/>
-              <w:bottom w:type="dxa" w:w="30"/>
-              <w:right w:type="dxa" w:w="70"/>
-            </w:tcMar>
-            <w:vAlign w:val="center"/>
-          </w:tcPr>
-          <w:p>
-            <w:pPr>
+            <w:tcW w:type="dxa" w:w="781"/>
+            <w:tcBorders>
+              <w:top w:val="single" w:color="000000" w:sz="4"/>
+              <w:left w:val="single" w:color="000000" w:sz="4"/>
+              <w:bottom w:val="single" w:color="000000" w:sz="4"/>
+              <w:right w:val="single" w:color="000000" w:sz="4"/>
+            </w:tcBorders>
+            <w:tcMar>
+              <w:top w:type="dxa" w:w="30"/>
+              <w:left w:type="dxa" w:w="70"/>
+              <w:bottom w:type="dxa" w:w="30"/>
+              <w:right w:type="dxa" w:w="70"/>
+            </w:tcMar>
+            <w:vAlign w:val="center"/>
+          </w:tcPr>
+          <w:p>
+            <w:pPr>
+              <w:keepNext w:val="false"/>
+              <w:spacing w:after="0" w:before="0" w:line="240" w:lineRule="auto"/>
+              <w:jc w:val="left"/>
+            </w:pPr>
+          </w:p>
+        </w:tc>
+        <w:tc>
+          <w:tcPr>
+            <w:tcW w:type="dxa" w:w="1289"/>
+            <w:tcBorders>
+              <w:top w:val="single" w:color="000000" w:sz="4"/>
+              <w:left w:val="single" w:color="000000" w:sz="4"/>
+              <w:bottom w:val="single" w:color="000000" w:sz="4"/>
+              <w:right w:val="single" w:color="000000" w:sz="4"/>
+            </w:tcBorders>
+            <w:tcMar>
+              <w:top w:type="dxa" w:w="30"/>
+              <w:left w:type="dxa" w:w="70"/>
+              <w:bottom w:type="dxa" w:w="30"/>
+              <w:right w:type="dxa" w:w="70"/>
+            </w:tcMar>
+            <w:vAlign w:val="center"/>
+          </w:tcPr>
+          <w:p>
+            <w:pPr>
+              <w:keepNext w:val="false"/>
+              <w:spacing w:after="0" w:before="0" w:line="240" w:lineRule="auto"/>
+              <w:jc w:val="left"/>
+            </w:pPr>
+          </w:p>
+        </w:tc>
+        <w:tc>
+          <w:tcPr>
+            <w:tcW w:type="dxa" w:w="926"/>
+            <w:tcBorders>
+              <w:top w:val="single" w:color="000000" w:sz="4"/>
+              <w:left w:val="single" w:color="000000" w:sz="4"/>
+              <w:bottom w:val="single" w:color="000000" w:sz="4"/>
+              <w:right w:val="single" w:color="000000" w:sz="4"/>
+            </w:tcBorders>
+            <w:tcMar>
+              <w:top w:type="dxa" w:w="30"/>
+              <w:left w:type="dxa" w:w="70"/>
+              <w:bottom w:type="dxa" w:w="30"/>
+              <w:right w:type="dxa" w:w="70"/>
+            </w:tcMar>
+            <w:vAlign w:val="center"/>
+          </w:tcPr>
+          <w:p>
+            <w:pPr>
+              <w:keepNext w:val="false"/>
+              <w:spacing w:after="0" w:before="0" w:line="240" w:lineRule="auto"/>
+              <w:jc w:val="left"/>
+            </w:pPr>
+          </w:p>
+        </w:tc>
+        <w:tc>
+          <w:tcPr>
+            <w:tcW w:type="dxa" w:w="910"/>
+            <w:tcBorders>
+              <w:top w:val="single" w:color="000000" w:sz="4"/>
+              <w:left w:val="single" w:color="000000" w:sz="4"/>
+              <w:bottom w:val="single" w:color="000000" w:sz="4"/>
+              <w:right w:val="single" w:color="000000" w:sz="4"/>
+            </w:tcBorders>
+            <w:tcMar>
+              <w:top w:type="dxa" w:w="30"/>
+              <w:left w:type="dxa" w:w="70"/>
+              <w:bottom w:type="dxa" w:w="30"/>
+              <w:right w:type="dxa" w:w="70"/>
+            </w:tcMar>
+            <w:vAlign w:val="center"/>
+          </w:tcPr>
+          <w:p>
+            <w:pPr>
+              <w:keepNext w:val="false"/>
+              <w:spacing w:after="0" w:before="0" w:line="240" w:lineRule="auto"/>
+              <w:jc w:val="left"/>
+            </w:pPr>
+          </w:p>
+        </w:tc>
+        <w:tc>
+          <w:tcPr>
+            <w:tcW w:type="dxa" w:w="926"/>
+            <w:tcBorders>
+              <w:top w:val="single" w:color="000000" w:sz="4"/>
+              <w:left w:val="single" w:color="000000" w:sz="4"/>
+              <w:bottom w:val="single" w:color="000000" w:sz="4"/>
+              <w:right w:val="single" w:color="000000" w:sz="4"/>
+            </w:tcBorders>
+            <w:tcMar>
+              <w:top w:type="dxa" w:w="30"/>
+              <w:left w:type="dxa" w:w="70"/>
+              <w:bottom w:type="dxa" w:w="30"/>
+              <w:right w:type="dxa" w:w="70"/>
+            </w:tcMar>
+            <w:vAlign w:val="center"/>
+          </w:tcPr>
+          <w:p>
+            <w:pPr>
+              <w:keepNext w:val="false"/>
               <w:spacing w:after="0" w:before="0" w:line="240" w:lineRule="auto"/>
               <w:jc w:val="left"/>
             </w:pPr>
@@ -7427,6 +7599,7 @@
           </w:tcPr>
           <w:p>
             <w:pPr>
+              <w:keepNext w:val="false"/>
               <w:spacing w:after="0" w:before="0" w:line="240" w:lineRule="auto"/>
               <w:jc w:val="left"/>
             </w:pPr>
@@ -7446,23 +7619,24 @@
         </w:tc>
         <w:tc>
           <w:tcPr>
-            <w:tcW w:type="dxa" w:w="968"/>
-            <w:tcBorders>
-              <w:top w:val="single" w:color="000000" w:sz="4"/>
-              <w:left w:val="single" w:color="000000" w:sz="4"/>
-              <w:bottom w:val="single" w:color="000000" w:sz="4"/>
-              <w:right w:val="single" w:color="000000" w:sz="4"/>
-            </w:tcBorders>
-            <w:tcMar>
-              <w:top w:type="dxa" w:w="30"/>
-              <w:left w:type="dxa" w:w="70"/>
-              <w:bottom w:type="dxa" w:w="30"/>
-              <w:right w:type="dxa" w:w="70"/>
-            </w:tcMar>
-            <w:vAlign w:val="center"/>
-          </w:tcPr>
-          <w:p>
-            <w:pPr>
+            <w:tcW w:type="dxa" w:w="910"/>
+            <w:tcBorders>
+              <w:top w:val="single" w:color="000000" w:sz="4"/>
+              <w:left w:val="single" w:color="000000" w:sz="4"/>
+              <w:bottom w:val="single" w:color="000000" w:sz="4"/>
+              <w:right w:val="single" w:color="000000" w:sz="4"/>
+            </w:tcBorders>
+            <w:tcMar>
+              <w:top w:type="dxa" w:w="30"/>
+              <w:left w:type="dxa" w:w="70"/>
+              <w:bottom w:type="dxa" w:w="30"/>
+              <w:right w:type="dxa" w:w="70"/>
+            </w:tcMar>
+            <w:vAlign w:val="center"/>
+          </w:tcPr>
+          <w:p>
+            <w:pPr>
+              <w:keepNext w:val="false"/>
               <w:spacing w:after="0" w:before="0" w:line="240" w:lineRule="auto"/>
               <w:jc w:val="left"/>
             </w:pPr>
@@ -7487,6 +7661,7 @@
           </w:tcPr>
           <w:p>
             <w:pPr>
+              <w:keepNext w:val="false"/>
               <w:spacing w:after="0" w:before="0" w:line="240" w:lineRule="auto"/>
               <w:jc w:val="left"/>
             </w:pPr>
